--- a/pr-preview/pr-105/bayesian-inference-handout.docx
+++ b/pr-preview/pr-105/bayesian-inference-handout.docx
@@ -15,7 +15,7 @@
         <w:pStyle w:val="Date"/>
       </w:pPr>
       <w:r>
-        <w:t xml:space="preserve">Last modified: 2026-10-09 01:43:36 (PDT)</w:t>
+        <w:t xml:space="preserve">Last modified: 2026-10-09 10:13:46 (PDT)</w:t>
       </w:r>
     </w:p>
     <w:p>
@@ -981,7 +981,7 @@
     </w:p>
     <w:bookmarkEnd w:id="17"/>
     <w:bookmarkEnd w:id="18"/>
-    <w:bookmarkStart w:id="59" w:name="sec-bayes-equation"/>
+    <w:bookmarkStart w:id="66" w:name="sec-bayes-equation"/>
     <w:p>
       <w:pPr>
         <w:pStyle w:val="Heading2"/>
@@ -3543,7 +3543,7 @@
       </w:r>
     </w:p>
     <w:bookmarkEnd w:id="25"/>
-    <w:bookmarkStart w:id="27" w:name="cor-bayes-proportional"/>
+    <w:bookmarkStart w:id="29" w:name="exm-marginal-likelihood-uniform"/>
     <w:p>
       <w:pPr>
         <w:pStyle w:val="BodyText"/>
@@ -3553,13 +3553,33 @@
           <w:b/>
           <w:bCs/>
         </w:rPr>
-        <w:t xml:space="preserve">Corollary 1 (The posterior is proportional to likelihood times prior)</w:t>
-      </w:r>
-      <w:r>
-        <w:t xml:space="preserve"> </w:t>
-      </w:r>
-      <w:r>
-        <w:t xml:space="preserve">As a function of</w:t>
+        <w:t xml:space="preserve">Example 5 (Posterior for a coin’s probability of heads under a uniform prior)</w:t>
+      </w:r>
+      <w:r>
+        <w:t xml:space="preserve"> </w:t>
+      </w:r>
+      <w:r>
+        <w:t xml:space="preserve">As in</w:t>
+      </w:r>
+      <w:r>
+        <w:t xml:space="preserve"> </w:t>
+      </w:r>
+      <w:hyperlink w:anchor="exm-posterior">
+        <w:r>
+          <w:rPr>
+            <w:rStyle w:val="Hyperlink"/>
+          </w:rPr>
+          <w:t xml:space="preserve">Example 3</w:t>
+        </w:r>
+      </w:hyperlink>
+      <w:r>
+        <w:t xml:space="preserve">,</w:t>
+      </w:r>
+      <w:r>
+        <w:t xml:space="preserve"> </w:t>
+      </w:r>
+      <w:r>
+        <w:t xml:space="preserve">let</w:t>
       </w:r>
       <w:r>
         <w:t xml:space="preserve"> </w:t>
@@ -3570,43 +3590,334 @@
         </m:r>
       </m:oMath>
       <w:r>
-        <w:t xml:space="preserve">, with the data</w:t>
+        <w:t xml:space="preserve"> </w:t>
+      </w:r>
+      <w:r>
+        <w:t xml:space="preserve">be a coin’s probability of heads,</w:t>
+      </w:r>
+      <w:r>
+        <w:t xml:space="preserve"> </w:t>
+      </w:r>
+      <w:r>
+        <w:t xml:space="preserve">now allowed to take any value in</w:t>
       </w:r>
       <w:r>
         <w:t xml:space="preserve"> </w:t>
       </w:r>
       <m:oMath>
-        <m:acc>
-          <m:accPr>
-            <m:chr m:val="̃"/>
-          </m:accPr>
-          <m:e>
-            <m:r>
-              <m:t>y</m:t>
-            </m:r>
-          </m:e>
-        </m:acc>
+        <m:r>
+          <m:rPr>
+            <m:sty m:val="p"/>
+          </m:rPr>
+          <m:t>(</m:t>
+        </m:r>
+        <m:r>
+          <m:t>0</m:t>
+        </m:r>
+        <m:r>
+          <m:rPr>
+            <m:sty m:val="p"/>
+          </m:rPr>
+          <m:t>,</m:t>
+        </m:r>
+        <m:r>
+          <m:t>1</m:t>
+        </m:r>
+        <m:r>
+          <m:rPr>
+            <m:sty m:val="p"/>
+          </m:rPr>
+          <m:t>)</m:t>
+        </m:r>
       </m:oMath>
       <w:r>
-        <w:t xml:space="preserve"> </w:t>
-      </w:r>
-      <w:r>
-        <w:t xml:space="preserve">held fixed,</w:t>
+        <w:t xml:space="preserve">,</w:t>
+      </w:r>
+      <w:r>
+        <w:t xml:space="preserve"> </w:t>
+      </w:r>
+      <w:r>
+        <w:t xml:space="preserve">with the uniform prior density</w:t>
+      </w:r>
+      <w:r>
+        <w:t xml:space="preserve"> </w:t>
+      </w:r>
+      <m:oMath>
+        <m:r>
+          <m:rPr>
+            <m:sty m:val="p"/>
+          </m:rPr>
+          <m:t>p</m:t>
+        </m:r>
+        <m:r>
+          <m:rPr>
+            <m:sty m:val="p"/>
+          </m:rPr>
+          <m:t>(</m:t>
+        </m:r>
+        <m:r>
+          <m:t>θ</m:t>
+        </m:r>
+        <m:r>
+          <m:rPr>
+            <m:sty m:val="p"/>
+          </m:rPr>
+          <m:t>)</m:t>
+        </m:r>
+        <m:r>
+          <m:rPr>
+            <m:sty m:val="p"/>
+          </m:rPr>
+          <m:t>=</m:t>
+        </m:r>
+        <m:r>
+          <m:t>1</m:t>
+        </m:r>
+      </m:oMath>
+      <w:r>
+        <w:t xml:space="preserve"> </w:t>
+      </w:r>
+      <w:r>
+        <w:t xml:space="preserve">for</w:t>
+      </w:r>
+      <w:r>
+        <w:t xml:space="preserve"> </w:t>
+      </w:r>
+      <m:oMath>
+        <m:r>
+          <m:t>θ</m:t>
+        </m:r>
+        <m:r>
+          <m:rPr>
+            <m:sty m:val="p"/>
+          </m:rPr>
+          <m:t>∈</m:t>
+        </m:r>
+        <m:r>
+          <m:rPr>
+            <m:sty m:val="p"/>
+          </m:rPr>
+          <m:t>(</m:t>
+        </m:r>
+        <m:r>
+          <m:t>0</m:t>
+        </m:r>
+        <m:r>
+          <m:rPr>
+            <m:sty m:val="p"/>
+          </m:rPr>
+          <m:t>,</m:t>
+        </m:r>
+        <m:r>
+          <m:t>1</m:t>
+        </m:r>
+        <m:r>
+          <m:rPr>
+            <m:sty m:val="p"/>
+          </m:rPr>
+          <m:t>)</m:t>
+        </m:r>
+      </m:oMath>
+      <w:r>
+        <w:t xml:space="preserve">.</w:t>
+      </w:r>
+      <w:r>
+        <w:t xml:space="preserve"> </w:t>
+      </w:r>
+      <w:r>
+        <w:t xml:space="preserve">One toss lands heads;</w:t>
+      </w:r>
+      <w:r>
+        <w:t xml:space="preserve"> </w:t>
+      </w:r>
+      <w:r>
+        <w:t xml:space="preserve">call that observation</w:t>
+      </w:r>
+      <w:r>
+        <w:t xml:space="preserve"> </w:t>
+      </w:r>
+      <m:oMath>
+        <m:r>
+          <m:t>y</m:t>
+        </m:r>
+        <m:r>
+          <m:rPr>
+            <m:sty m:val="p"/>
+          </m:rPr>
+          <m:t>=</m:t>
+        </m:r>
+        <m:r>
+          <m:t>1</m:t>
+        </m:r>
+      </m:oMath>
+      <w:r>
+        <w:t xml:space="preserve">,</w:t>
+      </w:r>
+      <w:r>
+        <w:t xml:space="preserve"> </w:t>
+      </w:r>
+      <w:r>
+        <w:t xml:space="preserve">so</w:t>
+      </w:r>
+      <w:r>
+        <w:t xml:space="preserve"> </w:t>
+      </w:r>
+      <m:oMath>
+        <m:r>
+          <m:rPr>
+            <m:sty m:val="p"/>
+          </m:rPr>
+          <m:t>p</m:t>
+        </m:r>
+        <m:r>
+          <m:rPr>
+            <m:sty m:val="p"/>
+          </m:rPr>
+          <m:t>(</m:t>
+        </m:r>
+        <m:r>
+          <m:t>y</m:t>
+        </m:r>
+        <m:r>
+          <m:rPr>
+            <m:sty m:val="p"/>
+          </m:rPr>
+          <m:t>=</m:t>
+        </m:r>
+        <m:r>
+          <m:t>1</m:t>
+        </m:r>
+        <m:r>
+          <m:rPr>
+            <m:sty m:val="p"/>
+          </m:rPr>
+          <m:t>∣</m:t>
+        </m:r>
+        <m:r>
+          <m:t>θ</m:t>
+        </m:r>
+        <m:r>
+          <m:rPr>
+            <m:sty m:val="p"/>
+          </m:rPr>
+          <m:t>)</m:t>
+        </m:r>
+        <m:r>
+          <m:rPr>
+            <m:sty m:val="p"/>
+          </m:rPr>
+          <m:t>=</m:t>
+        </m:r>
+        <m:r>
+          <m:t>θ</m:t>
+        </m:r>
+      </m:oMath>
+      <w:r>
+        <w:t xml:space="preserve">.</w:t>
+      </w:r>
+      <w:r>
+        <w:t xml:space="preserve"> </w:t>
+      </w:r>
+      <w:r>
+        <w:t xml:space="preserve">The</w:t>
+      </w:r>
+      <w:r>
+        <w:t xml:space="preserve"> </w:t>
+      </w:r>
+      <w:hyperlink w:anchor="def-marginal-likelihood">
+        <w:r>
+          <w:rPr>
+            <w:rStyle w:val="Hyperlink"/>
+          </w:rPr>
+          <w:t xml:space="preserve">marginal likelihood</w:t>
+        </w:r>
+      </w:hyperlink>
+      <w:r>
+        <w:t xml:space="preserve"> </w:t>
+      </w:r>
+      <w:r>
+        <w:t xml:space="preserve">is an integral over</w:t>
+      </w:r>
+      <w:r>
+        <w:t xml:space="preserve"> </w:t>
+      </w:r>
+      <m:oMath>
+        <m:r>
+          <m:t>θ</m:t>
+        </m:r>
+      </m:oMath>
+      <w:r>
+        <w:t xml:space="preserve">:</w:t>
       </w:r>
     </w:p>
     <w:p>
       <w:pPr>
         <w:pStyle w:val="BodyText"/>
       </w:pPr>
-      <w:bookmarkStart w:id="26" w:name="eq-bayes-proportional"/>
+      <w:bookmarkStart w:id="26" w:name="eq-marginal-likelihood-uniform-exm"/>
       <m:oMathPara>
         <m:oMathParaPr>
           <m:jc m:val="center"/>
         </m:oMathParaPr>
         <m:oMath>
-          <m:limLow>
+          <m:eqArr>
             <m:e>
-              <m:limLow>
+              <m:r>
+                <m:rPr>
+                  <m:sty m:val="p"/>
+                </m:rPr>
+                <m:t>p</m:t>
+              </m:r>
+              <m:r>
+                <m:rPr>
+                  <m:sty m:val="p"/>
+                </m:rPr>
+                <m:t>(</m:t>
+              </m:r>
+              <m:r>
+                <m:t>y</m:t>
+              </m:r>
+              <m:r>
+                <m:rPr>
+                  <m:sty m:val="p"/>
+                </m:rPr>
+                <m:t>=</m:t>
+              </m:r>
+              <m:r>
+                <m:t>1</m:t>
+              </m:r>
+              <m:r>
+                <m:rPr>
+                  <m:sty m:val="p"/>
+                </m:rPr>
+                <m:t>)</m:t>
+              </m:r>
+              <m:r>
+                <m:t>&amp;</m:t>
+              </m:r>
+              <m:r>
+                <m:rPr>
+                  <m:sty m:val="p"/>
+                </m:rPr>
+                <m:t>=</m:t>
+              </m:r>
+              <m:nary>
+                <m:naryPr>
+                  <m:chr m:val="∫"/>
+                  <m:limLoc m:val="subSup"/>
+                  <m:subHide m:val="off"/>
+                  <m:supHide m:val="off"/>
+                </m:naryPr>
+                <m:sub>
+                  <m:r>
+                    <m:t>0</m:t>
+                  </m:r>
+                </m:sub>
+                <m:sup>
+                  <m:r>
+                    <m:t>1</m:t>
+                  </m:r>
+                </m:sup>
                 <m:e>
                   <m:r>
                     <m:rPr>
@@ -3614,190 +3925,449 @@
                     </m:rPr>
                     <m:t>p</m:t>
                   </m:r>
-                  <m:r>
-                    <m:rPr>
-                      <m:sty m:val="p"/>
-                    </m:rPr>
-                    <m:t>(</m:t>
-                  </m:r>
+                </m:e>
+              </m:nary>
+              <m:r>
+                <m:rPr>
+                  <m:sty m:val="p"/>
+                </m:rPr>
+                <m:t>(</m:t>
+              </m:r>
+              <m:r>
+                <m:t>y</m:t>
+              </m:r>
+              <m:r>
+                <m:rPr>
+                  <m:sty m:val="p"/>
+                </m:rPr>
+                <m:t>=</m:t>
+              </m:r>
+              <m:r>
+                <m:t>1</m:t>
+              </m:r>
+              <m:r>
+                <m:rPr>
+                  <m:sty m:val="p"/>
+                </m:rPr>
+                <m:t>∣</m:t>
+              </m:r>
+              <m:r>
+                <m:t>θ</m:t>
+              </m:r>
+              <m:r>
+                <m:rPr>
+                  <m:sty m:val="p"/>
+                </m:rPr>
+                <m:t>)</m:t>
+              </m:r>
+              <m:r>
+                <m:t> </m:t>
+              </m:r>
+              <m:r>
+                <m:rPr>
+                  <m:sty m:val="p"/>
+                </m:rPr>
+                <m:t>p</m:t>
+              </m:r>
+              <m:r>
+                <m:rPr>
+                  <m:sty m:val="p"/>
+                </m:rPr>
+                <m:t>(</m:t>
+              </m:r>
+              <m:r>
+                <m:t>θ</m:t>
+              </m:r>
+              <m:r>
+                <m:rPr>
+                  <m:sty m:val="p"/>
+                </m:rPr>
+                <m:t>)</m:t>
+              </m:r>
+              <m:r>
+                <m:t> </m:t>
+              </m:r>
+              <m:r>
+                <m:t>d</m:t>
+              </m:r>
+              <m:r>
+                <m:t>θ</m:t>
+              </m:r>
+              <m:r>
+                <m:t>&amp;</m:t>
+              </m:r>
+              <m:r>
+                <m:t>&amp;</m:t>
+              </m:r>
+              <m:r>
+                <m:rPr>
+                  <m:nor/>
+                  <m:sty m:val="p"/>
+                </m:rPr>
+                <m:t>(definition of the marginal likelihood)</m:t>
+              </m:r>
+            </m:e>
+            <m:e>
+              <m:r>
+                <m:t>&amp;</m:t>
+              </m:r>
+              <m:r>
+                <m:rPr>
+                  <m:sty m:val="p"/>
+                </m:rPr>
+                <m:t>=</m:t>
+              </m:r>
+              <m:nary>
+                <m:naryPr>
+                  <m:chr m:val="∫"/>
+                  <m:limLoc m:val="subSup"/>
+                  <m:subHide m:val="off"/>
+                  <m:supHide m:val="off"/>
+                </m:naryPr>
+                <m:sub>
+                  <m:r>
+                    <m:t>0</m:t>
+                  </m:r>
+                </m:sub>
+                <m:sup>
+                  <m:r>
+                    <m:t>1</m:t>
+                  </m:r>
+                </m:sup>
+                <m:e>
                   <m:r>
                     <m:t>θ</m:t>
                   </m:r>
-                  <m:r>
-                    <m:rPr>
-                      <m:sty m:val="p"/>
-                    </m:rPr>
-                    <m:t>∣</m:t>
-                  </m:r>
-                  <m:acc>
-                    <m:accPr>
-                      <m:chr m:val="̃"/>
-                    </m:accPr>
+                </m:e>
+              </m:nary>
+              <m:r>
+                <m:rPr>
+                  <m:sty m:val="p"/>
+                </m:rPr>
+                <m:t>⋅</m:t>
+              </m:r>
+              <m:r>
+                <m:t>1</m:t>
+              </m:r>
+              <m:r>
+                <m:t> </m:t>
+              </m:r>
+              <m:r>
+                <m:t>d</m:t>
+              </m:r>
+              <m:r>
+                <m:t>θ</m:t>
+              </m:r>
+              <m:r>
+                <m:t>&amp;</m:t>
+              </m:r>
+              <m:r>
+                <m:t>&amp;</m:t>
+              </m:r>
+              <m:r>
+                <m:rPr>
+                  <m:nor/>
+                  <m:sty m:val="p"/>
+                </m:rPr>
+                <m:t>(substituting the likelihood and the prior)</m:t>
+              </m:r>
+            </m:e>
+            <m:e>
+              <m:r>
+                <m:t>&amp;</m:t>
+              </m:r>
+              <m:r>
+                <m:rPr>
+                  <m:sty m:val="p"/>
+                </m:rPr>
+                <m:t>=</m:t>
+              </m:r>
+              <m:nary>
+                <m:naryPr>
+                  <m:chr m:val="∫"/>
+                  <m:limLoc m:val="subSup"/>
+                  <m:subHide m:val="off"/>
+                  <m:supHide m:val="off"/>
+                </m:naryPr>
+                <m:sub>
+                  <m:r>
+                    <m:t>0</m:t>
+                  </m:r>
+                </m:sub>
+                <m:sup>
+                  <m:r>
+                    <m:t>1</m:t>
+                  </m:r>
+                </m:sup>
+                <m:e>
+                  <m:r>
+                    <m:t>θ</m:t>
+                  </m:r>
+                </m:e>
+              </m:nary>
+              <m:r>
+                <m:t> </m:t>
+              </m:r>
+              <m:r>
+                <m:t>d</m:t>
+              </m:r>
+              <m:r>
+                <m:t>θ</m:t>
+              </m:r>
+              <m:r>
+                <m:t>&amp;</m:t>
+              </m:r>
+              <m:r>
+                <m:t>&amp;</m:t>
+              </m:r>
+              <m:r>
+                <m:rPr>
+                  <m:nor/>
+                  <m:sty m:val="p"/>
+                </m:rPr>
+                <m:t>(</m:t>
+              </m:r>
+              <m:r>
+                <m:t>θ</m:t>
+              </m:r>
+              <m:r>
+                <m:rPr>
+                  <m:sty m:val="p"/>
+                </m:rPr>
+                <m:t>⋅</m:t>
+              </m:r>
+              <m:r>
+                <m:t>1</m:t>
+              </m:r>
+              <m:r>
+                <m:rPr>
+                  <m:sty m:val="p"/>
+                </m:rPr>
+                <m:t>=</m:t>
+              </m:r>
+              <m:r>
+                <m:t>θ</m:t>
+              </m:r>
+              <m:r>
+                <m:rPr>
+                  <m:nor/>
+                  <m:sty m:val="p"/>
+                </m:rPr>
+                <m:t>)</m:t>
+              </m:r>
+            </m:e>
+            <m:e>
+              <m:r>
+                <m:t>&amp;</m:t>
+              </m:r>
+              <m:r>
+                <m:rPr>
+                  <m:sty m:val="p"/>
+                </m:rPr>
+                <m:t>=</m:t>
+              </m:r>
+              <m:r>
+                <m:t>​</m:t>
+              </m:r>
+              <m:d>
+                <m:dPr>
+                  <m:begChr m:val="["/>
+                  <m:sepChr m:val=""/>
+                  <m:endChr m:val="]"/>
+                  <m:grow/>
+                </m:dPr>
+                <m:e>
+                  <m:f>
+                    <m:fPr>
+                      <m:type m:val="bar"/>
+                    </m:fPr>
+                    <m:num>
+                      <m:sSup>
+                        <m:e>
+                          <m:r>
+                            <m:t>θ</m:t>
+                          </m:r>
+                        </m:e>
+                        <m:sup>
+                          <m:r>
+                            <m:t>2</m:t>
+                          </m:r>
+                        </m:sup>
+                      </m:sSup>
+                    </m:num>
+                    <m:den>
+                      <m:r>
+                        <m:t>2</m:t>
+                      </m:r>
+                    </m:den>
+                  </m:f>
+                </m:e>
+              </m:d>
+              <m:sSubSup>
+                <m:e>
+                  <m:r>
+                    <m:t>​</m:t>
+                  </m:r>
+                </m:e>
+                <m:sub>
+                  <m:r>
+                    <m:t>0</m:t>
+                  </m:r>
+                </m:sub>
+                <m:sup>
+                  <m:r>
+                    <m:t>1</m:t>
+                  </m:r>
+                </m:sup>
+              </m:sSubSup>
+              <m:r>
+                <m:t>&amp;</m:t>
+              </m:r>
+              <m:r>
+                <m:t>&amp;</m:t>
+              </m:r>
+              <m:r>
+                <m:rPr>
+                  <m:nor/>
+                  <m:sty m:val="p"/>
+                </m:rPr>
+                <m:t>(antiderivative of </m:t>
+              </m:r>
+              <m:r>
+                <m:t>θ</m:t>
+              </m:r>
+              <m:r>
+                <m:rPr>
+                  <m:nor/>
+                  <m:sty m:val="p"/>
+                </m:rPr>
+                <m:t>)</m:t>
+              </m:r>
+            </m:e>
+            <m:e>
+              <m:r>
+                <m:t>&amp;</m:t>
+              </m:r>
+              <m:r>
+                <m:rPr>
+                  <m:sty m:val="p"/>
+                </m:rPr>
+                <m:t>=</m:t>
+              </m:r>
+              <m:f>
+                <m:fPr>
+                  <m:type m:val="bar"/>
+                </m:fPr>
+                <m:num>
+                  <m:sSup>
                     <m:e>
                       <m:r>
-                        <m:t>y</m:t>
+                        <m:t>1</m:t>
                       </m:r>
                     </m:e>
-                  </m:acc>
-                  <m:r>
-                    <m:rPr>
-                      <m:sty m:val="p"/>
-                    </m:rPr>
-                    <m:t>)</m:t>
-                  </m:r>
-                </m:e>
-                <m:lim>
-                  <m:r>
-                    <m:rPr>
-                      <m:sty m:val="p"/>
-                    </m:rPr>
-                    <m:t>⏟</m:t>
-                  </m:r>
-                </m:lim>
-              </m:limLow>
-            </m:e>
-            <m:lim>
-              <m:r>
-                <m:rPr>
-                  <m:nor/>
-                  <m:sty m:val="p"/>
-                </m:rPr>
-                <m:t>posterior</m:t>
-              </m:r>
-            </m:lim>
-          </m:limLow>
-          <m:r>
-            <m:t> </m:t>
-          </m:r>
-          <m:r>
-            <m:rPr>
-              <m:sty m:val="p"/>
-            </m:rPr>
-            <m:t>∝</m:t>
-          </m:r>
-          <m:r>
-            <m:t> </m:t>
-          </m:r>
-          <m:limLow>
-            <m:e>
-              <m:limLow>
-                <m:e>
-                  <m:r>
-                    <m:rPr>
-                      <m:sty m:val="p"/>
-                    </m:rPr>
-                    <m:t>p</m:t>
-                  </m:r>
-                  <m:r>
-                    <m:rPr>
-                      <m:sty m:val="p"/>
-                    </m:rPr>
-                    <m:t>(</m:t>
-                  </m:r>
-                  <m:acc>
-                    <m:accPr>
-                      <m:chr m:val="̃"/>
-                    </m:accPr>
+                    <m:sup>
+                      <m:r>
+                        <m:t>2</m:t>
+                      </m:r>
+                    </m:sup>
+                  </m:sSup>
+                </m:num>
+                <m:den>
+                  <m:r>
+                    <m:t>2</m:t>
+                  </m:r>
+                </m:den>
+              </m:f>
+              <m:r>
+                <m:rPr>
+                  <m:sty m:val="p"/>
+                </m:rPr>
+                <m:t>−</m:t>
+              </m:r>
+              <m:f>
+                <m:fPr>
+                  <m:type m:val="bar"/>
+                </m:fPr>
+                <m:num>
+                  <m:sSup>
                     <m:e>
                       <m:r>
-                        <m:t>y</m:t>
+                        <m:t>0</m:t>
                       </m:r>
                     </m:e>
-                  </m:acc>
-                  <m:r>
-                    <m:rPr>
-                      <m:sty m:val="p"/>
-                    </m:rPr>
-                    <m:t>∣</m:t>
-                  </m:r>
-                  <m:r>
-                    <m:t>θ</m:t>
-                  </m:r>
-                  <m:r>
-                    <m:rPr>
-                      <m:sty m:val="p"/>
-                    </m:rPr>
-                    <m:t>)</m:t>
-                  </m:r>
-                </m:e>
-                <m:lim>
-                  <m:r>
-                    <m:rPr>
-                      <m:sty m:val="p"/>
-                    </m:rPr>
-                    <m:t>⏟</m:t>
-                  </m:r>
-                </m:lim>
-              </m:limLow>
+                    <m:sup>
+                      <m:r>
+                        <m:t>2</m:t>
+                      </m:r>
+                    </m:sup>
+                  </m:sSup>
+                </m:num>
+                <m:den>
+                  <m:r>
+                    <m:t>2</m:t>
+                  </m:r>
+                </m:den>
+              </m:f>
+              <m:r>
+                <m:t>&amp;</m:t>
+              </m:r>
+              <m:r>
+                <m:t>&amp;</m:t>
+              </m:r>
+              <m:r>
+                <m:rPr>
+                  <m:nor/>
+                  <m:sty m:val="p"/>
+                </m:rPr>
+                <m:t>(evaluating at the limits)</m:t>
+              </m:r>
             </m:e>
-            <m:lim>
+            <m:e>
+              <m:r>
+                <m:t>&amp;</m:t>
+              </m:r>
+              <m:r>
+                <m:rPr>
+                  <m:sty m:val="p"/>
+                </m:rPr>
+                <m:t>=</m:t>
+              </m:r>
+              <m:f>
+                <m:fPr>
+                  <m:type m:val="bar"/>
+                </m:fPr>
+                <m:num>
+                  <m:r>
+                    <m:t>1</m:t>
+                  </m:r>
+                </m:num>
+                <m:den>
+                  <m:r>
+                    <m:t>2</m:t>
+                  </m:r>
+                </m:den>
+              </m:f>
+              <m:r>
+                <m:t>&amp;</m:t>
+              </m:r>
+              <m:r>
+                <m:t>&amp;</m:t>
+              </m:r>
               <m:r>
                 <m:rPr>
                   <m:nor/>
                   <m:sty m:val="p"/>
                 </m:rPr>
-                <m:t>likelihood</m:t>
-              </m:r>
-            </m:lim>
-          </m:limLow>
-          <m:r>
-            <m:rPr>
-              <m:sty m:val="p"/>
-            </m:rPr>
-            <m:t>⋅</m:t>
-          </m:r>
-          <m:limLow>
-            <m:e>
-              <m:limLow>
-                <m:e>
-                  <m:r>
-                    <m:rPr>
-                      <m:sty m:val="p"/>
-                    </m:rPr>
-                    <m:t>p</m:t>
-                  </m:r>
-                  <m:r>
-                    <m:rPr>
-                      <m:sty m:val="p"/>
-                    </m:rPr>
-                    <m:t>(</m:t>
-                  </m:r>
-                  <m:r>
-                    <m:t>θ</m:t>
-                  </m:r>
-                  <m:r>
-                    <m:rPr>
-                      <m:sty m:val="p"/>
-                    </m:rPr>
-                    <m:t>)</m:t>
-                  </m:r>
-                </m:e>
-                <m:lim>
-                  <m:r>
-                    <m:rPr>
-                      <m:sty m:val="p"/>
-                    </m:rPr>
-                    <m:t>⏟</m:t>
-                  </m:r>
-                </m:lim>
-              </m:limLow>
+                <m:t>(arithmetic)</m:t>
+              </m:r>
+              <m:r>
+                <m:rPr>
+                  <m:sty m:val="p"/>
+                </m:rPr>
+                <m:t>.</m:t>
+              </m:r>
             </m:e>
-            <m:lim>
-              <m:r>
-                <m:rPr>
-                  <m:nor/>
-                  <m:sty m:val="p"/>
-                </m:rPr>
-                <m:t>prior</m:t>
-              </m:r>
-            </m:lim>
-          </m:limLow>
-          <m:r>
-            <m:rPr>
-              <m:sty m:val="p"/>
-            </m:rPr>
-            <m:t>.</m:t>
-          </m:r>
+          </m:eqArr>
           <m:r>
             <m:t>  </m:t>
           </m:r>
@@ -3820,7 +4390,1389 @@
       </m:oMathPara>
       <w:bookmarkEnd w:id="26"/>
     </w:p>
-    <w:bookmarkEnd w:id="27"/>
+    <w:p>
+      <w:pPr>
+        <w:pStyle w:val="FirstParagraph"/>
+      </w:pPr>
+      <w:r>
+        <w:t xml:space="preserve">By</w:t>
+      </w:r>
+      <w:r>
+        <w:t xml:space="preserve"> </w:t>
+      </w:r>
+      <w:hyperlink w:anchor="thm-bayes-posterior">
+        <w:r>
+          <w:rPr>
+            <w:rStyle w:val="Hyperlink"/>
+          </w:rPr>
+          <w:t xml:space="preserve">Theorem 1</w:t>
+        </w:r>
+      </w:hyperlink>
+      <w:r>
+        <w:t xml:space="preserve">,</w:t>
+      </w:r>
+      <w:r>
+        <w:t xml:space="preserve"> </w:t>
+      </w:r>
+      <w:r>
+        <w:t xml:space="preserve">for</w:t>
+      </w:r>
+      <w:r>
+        <w:t xml:space="preserve"> </w:t>
+      </w:r>
+      <m:oMath>
+        <m:r>
+          <m:t>θ</m:t>
+        </m:r>
+        <m:r>
+          <m:rPr>
+            <m:sty m:val="p"/>
+          </m:rPr>
+          <m:t>∈</m:t>
+        </m:r>
+        <m:r>
+          <m:rPr>
+            <m:sty m:val="p"/>
+          </m:rPr>
+          <m:t>(</m:t>
+        </m:r>
+        <m:r>
+          <m:t>0</m:t>
+        </m:r>
+        <m:r>
+          <m:rPr>
+            <m:sty m:val="p"/>
+          </m:rPr>
+          <m:t>,</m:t>
+        </m:r>
+        <m:r>
+          <m:t>1</m:t>
+        </m:r>
+        <m:r>
+          <m:rPr>
+            <m:sty m:val="p"/>
+          </m:rPr>
+          <m:t>)</m:t>
+        </m:r>
+      </m:oMath>
+      <w:r>
+        <w:t xml:space="preserve">:</w:t>
+      </w:r>
+    </w:p>
+    <w:p>
+      <w:pPr>
+        <w:pStyle w:val="BodyText"/>
+      </w:pPr>
+      <w:bookmarkStart w:id="27" w:name="eq-marginal-likelihood-uniform-exm-2"/>
+      <m:oMathPara>
+        <m:oMathParaPr>
+          <m:jc m:val="center"/>
+        </m:oMathParaPr>
+        <m:oMath>
+          <m:eqArr>
+            <m:e>
+              <m:r>
+                <m:rPr>
+                  <m:sty m:val="p"/>
+                </m:rPr>
+                <m:t>p</m:t>
+              </m:r>
+              <m:r>
+                <m:rPr>
+                  <m:sty m:val="p"/>
+                </m:rPr>
+                <m:t>(</m:t>
+              </m:r>
+              <m:r>
+                <m:t>θ</m:t>
+              </m:r>
+              <m:r>
+                <m:rPr>
+                  <m:sty m:val="p"/>
+                </m:rPr>
+                <m:t>∣</m:t>
+              </m:r>
+              <m:r>
+                <m:t>y</m:t>
+              </m:r>
+              <m:r>
+                <m:rPr>
+                  <m:sty m:val="p"/>
+                </m:rPr>
+                <m:t>=</m:t>
+              </m:r>
+              <m:r>
+                <m:t>1</m:t>
+              </m:r>
+              <m:r>
+                <m:rPr>
+                  <m:sty m:val="p"/>
+                </m:rPr>
+                <m:t>)</m:t>
+              </m:r>
+              <m:r>
+                <m:t>&amp;</m:t>
+              </m:r>
+              <m:r>
+                <m:rPr>
+                  <m:sty m:val="p"/>
+                </m:rPr>
+                <m:t>=</m:t>
+              </m:r>
+              <m:f>
+                <m:fPr>
+                  <m:type m:val="bar"/>
+                </m:fPr>
+                <m:num>
+                  <m:r>
+                    <m:rPr>
+                      <m:sty m:val="p"/>
+                    </m:rPr>
+                    <m:t>p</m:t>
+                  </m:r>
+                  <m:r>
+                    <m:rPr>
+                      <m:sty m:val="p"/>
+                    </m:rPr>
+                    <m:t>(</m:t>
+                  </m:r>
+                  <m:r>
+                    <m:t>y</m:t>
+                  </m:r>
+                  <m:r>
+                    <m:rPr>
+                      <m:sty m:val="p"/>
+                    </m:rPr>
+                    <m:t>=</m:t>
+                  </m:r>
+                  <m:r>
+                    <m:t>1</m:t>
+                  </m:r>
+                  <m:r>
+                    <m:rPr>
+                      <m:sty m:val="p"/>
+                    </m:rPr>
+                    <m:t>∣</m:t>
+                  </m:r>
+                  <m:r>
+                    <m:t>θ</m:t>
+                  </m:r>
+                  <m:r>
+                    <m:rPr>
+                      <m:sty m:val="p"/>
+                    </m:rPr>
+                    <m:t>)</m:t>
+                  </m:r>
+                  <m:r>
+                    <m:t> </m:t>
+                  </m:r>
+                  <m:r>
+                    <m:rPr>
+                      <m:sty m:val="p"/>
+                    </m:rPr>
+                    <m:t>p</m:t>
+                  </m:r>
+                  <m:r>
+                    <m:rPr>
+                      <m:sty m:val="p"/>
+                    </m:rPr>
+                    <m:t>(</m:t>
+                  </m:r>
+                  <m:r>
+                    <m:t>θ</m:t>
+                  </m:r>
+                  <m:r>
+                    <m:rPr>
+                      <m:sty m:val="p"/>
+                    </m:rPr>
+                    <m:t>)</m:t>
+                  </m:r>
+                </m:num>
+                <m:den>
+                  <m:r>
+                    <m:rPr>
+                      <m:sty m:val="p"/>
+                    </m:rPr>
+                    <m:t>p</m:t>
+                  </m:r>
+                  <m:r>
+                    <m:rPr>
+                      <m:sty m:val="p"/>
+                    </m:rPr>
+                    <m:t>(</m:t>
+                  </m:r>
+                  <m:r>
+                    <m:t>y</m:t>
+                  </m:r>
+                  <m:r>
+                    <m:rPr>
+                      <m:sty m:val="p"/>
+                    </m:rPr>
+                    <m:t>=</m:t>
+                  </m:r>
+                  <m:r>
+                    <m:t>1</m:t>
+                  </m:r>
+                  <m:r>
+                    <m:rPr>
+                      <m:sty m:val="p"/>
+                    </m:rPr>
+                    <m:t>)</m:t>
+                  </m:r>
+                </m:den>
+              </m:f>
+              <m:r>
+                <m:t>&amp;</m:t>
+              </m:r>
+              <m:r>
+                <m:t>&amp;</m:t>
+              </m:r>
+              <m:r>
+                <m:rPr>
+                  <m:nor/>
+                  <m:sty m:val="p"/>
+                </m:rPr>
+                <m:t>(Bayes’ theorem for parameters)</m:t>
+              </m:r>
+            </m:e>
+            <m:e>
+              <m:r>
+                <m:t>&amp;</m:t>
+              </m:r>
+              <m:r>
+                <m:rPr>
+                  <m:sty m:val="p"/>
+                </m:rPr>
+                <m:t>=</m:t>
+              </m:r>
+              <m:f>
+                <m:fPr>
+                  <m:type m:val="bar"/>
+                </m:fPr>
+                <m:num>
+                  <m:r>
+                    <m:t>θ</m:t>
+                  </m:r>
+                  <m:r>
+                    <m:rPr>
+                      <m:sty m:val="p"/>
+                    </m:rPr>
+                    <m:t>⋅</m:t>
+                  </m:r>
+                  <m:r>
+                    <m:t>1</m:t>
+                  </m:r>
+                </m:num>
+                <m:den>
+                  <m:r>
+                    <m:t>1</m:t>
+                  </m:r>
+                  <m:r>
+                    <m:rPr>
+                      <m:sty m:val="p"/>
+                    </m:rPr>
+                    <m:t>/</m:t>
+                  </m:r>
+                  <m:r>
+                    <m:t>2</m:t>
+                  </m:r>
+                </m:den>
+              </m:f>
+              <m:r>
+                <m:t>&amp;</m:t>
+              </m:r>
+              <m:r>
+                <m:t>&amp;</m:t>
+              </m:r>
+              <m:r>
+                <m:rPr>
+                  <m:nor/>
+                  <m:sty m:val="p"/>
+                </m:rPr>
+                <m:t>(substituting the likelihood, prior, and marginal likelihood)</m:t>
+              </m:r>
+            </m:e>
+            <m:e>
+              <m:r>
+                <m:t>&amp;</m:t>
+              </m:r>
+              <m:r>
+                <m:rPr>
+                  <m:sty m:val="p"/>
+                </m:rPr>
+                <m:t>=</m:t>
+              </m:r>
+              <m:f>
+                <m:fPr>
+                  <m:type m:val="bar"/>
+                </m:fPr>
+                <m:num>
+                  <m:r>
+                    <m:t>θ</m:t>
+                  </m:r>
+                </m:num>
+                <m:den>
+                  <m:r>
+                    <m:t>1</m:t>
+                  </m:r>
+                  <m:r>
+                    <m:rPr>
+                      <m:sty m:val="p"/>
+                    </m:rPr>
+                    <m:t>/</m:t>
+                  </m:r>
+                  <m:r>
+                    <m:t>2</m:t>
+                  </m:r>
+                </m:den>
+              </m:f>
+              <m:r>
+                <m:t>&amp;</m:t>
+              </m:r>
+              <m:r>
+                <m:t>&amp;</m:t>
+              </m:r>
+              <m:r>
+                <m:rPr>
+                  <m:nor/>
+                  <m:sty m:val="p"/>
+                </m:rPr>
+                <m:t>(</m:t>
+              </m:r>
+              <m:r>
+                <m:t>θ</m:t>
+              </m:r>
+              <m:r>
+                <m:rPr>
+                  <m:sty m:val="p"/>
+                </m:rPr>
+                <m:t>⋅</m:t>
+              </m:r>
+              <m:r>
+                <m:t>1</m:t>
+              </m:r>
+              <m:r>
+                <m:rPr>
+                  <m:sty m:val="p"/>
+                </m:rPr>
+                <m:t>=</m:t>
+              </m:r>
+              <m:r>
+                <m:t>θ</m:t>
+              </m:r>
+              <m:r>
+                <m:rPr>
+                  <m:nor/>
+                  <m:sty m:val="p"/>
+                </m:rPr>
+                <m:t>)</m:t>
+              </m:r>
+            </m:e>
+            <m:e>
+              <m:r>
+                <m:t>&amp;</m:t>
+              </m:r>
+              <m:r>
+                <m:rPr>
+                  <m:sty m:val="p"/>
+                </m:rPr>
+                <m:t>=</m:t>
+              </m:r>
+              <m:r>
+                <m:t>2</m:t>
+              </m:r>
+              <m:r>
+                <m:t>θ</m:t>
+              </m:r>
+              <m:r>
+                <m:t>&amp;</m:t>
+              </m:r>
+              <m:r>
+                <m:t>&amp;</m:t>
+              </m:r>
+              <m:r>
+                <m:rPr>
+                  <m:nor/>
+                  <m:sty m:val="p"/>
+                </m:rPr>
+                <m:t>(dividing by </m:t>
+              </m:r>
+              <m:r>
+                <m:t>1</m:t>
+              </m:r>
+              <m:r>
+                <m:rPr>
+                  <m:sty m:val="p"/>
+                </m:rPr>
+                <m:t>/</m:t>
+              </m:r>
+              <m:r>
+                <m:t>2</m:t>
+              </m:r>
+              <m:r>
+                <m:rPr>
+                  <m:nor/>
+                  <m:sty m:val="p"/>
+                </m:rPr>
+                <m:t> is multiplying by 2)</m:t>
+              </m:r>
+              <m:r>
+                <m:rPr>
+                  <m:sty m:val="p"/>
+                </m:rPr>
+                <m:t>.</m:t>
+              </m:r>
+            </m:e>
+          </m:eqArr>
+          <m:r>
+            <m:t>  </m:t>
+          </m:r>
+          <m:r>
+            <m:rPr>
+              <m:sty m:val="p"/>
+            </m:rPr>
+            <m:t>(</m:t>
+          </m:r>
+          <m:r>
+            <m:t>3</m:t>
+          </m:r>
+          <m:r>
+            <m:rPr>
+              <m:sty m:val="p"/>
+            </m:rPr>
+            <m:t>)</m:t>
+          </m:r>
+        </m:oMath>
+      </m:oMathPara>
+      <w:bookmarkEnd w:id="27"/>
+    </w:p>
+    <w:p>
+      <w:pPr>
+        <w:pStyle w:val="FirstParagraph"/>
+      </w:pPr>
+      <w:r>
+        <w:t xml:space="preserve">One head moves the posterior density toward large values of</w:t>
+      </w:r>
+      <w:r>
+        <w:t xml:space="preserve"> </w:t>
+      </w:r>
+      <m:oMath>
+        <m:r>
+          <m:t>θ</m:t>
+        </m:r>
+      </m:oMath>
+      <w:r>
+        <w:t xml:space="preserve">.</w:t>
+      </w:r>
+      <w:r>
+        <w:t xml:space="preserve"> </w:t>
+      </w:r>
+      <w:r>
+        <w:t xml:space="preserve">The posterior mean is</w:t>
+      </w:r>
+    </w:p>
+    <w:p>
+      <w:pPr>
+        <w:pStyle w:val="BodyText"/>
+      </w:pPr>
+      <w:bookmarkStart w:id="28" w:name="eq-marginal-likelihood-uniform-exm-3"/>
+      <m:oMathPara>
+        <m:oMathParaPr>
+          <m:jc m:val="center"/>
+        </m:oMathParaPr>
+        <m:oMath>
+          <m:eqArr>
+            <m:e>
+              <m:r>
+                <m:rPr>
+                  <m:sty m:val="p"/>
+                </m:rPr>
+                <m:t>E</m:t>
+              </m:r>
+              <m:r>
+                <m:t>​</m:t>
+              </m:r>
+              <m:d>
+                <m:dPr>
+                  <m:begChr m:val="["/>
+                  <m:sepChr m:val=""/>
+                  <m:endChr m:val="]"/>
+                  <m:grow/>
+                </m:dPr>
+                <m:e>
+                  <m:r>
+                    <m:t>θ</m:t>
+                  </m:r>
+                  <m:r>
+                    <m:rPr>
+                      <m:sty m:val="p"/>
+                    </m:rPr>
+                    <m:t>∣</m:t>
+                  </m:r>
+                  <m:r>
+                    <m:t>y</m:t>
+                  </m:r>
+                  <m:r>
+                    <m:rPr>
+                      <m:sty m:val="p"/>
+                    </m:rPr>
+                    <m:t>=</m:t>
+                  </m:r>
+                  <m:r>
+                    <m:t>1</m:t>
+                  </m:r>
+                </m:e>
+              </m:d>
+              <m:r>
+                <m:t>​</m:t>
+              </m:r>
+              <m:r>
+                <m:t>&amp;</m:t>
+              </m:r>
+              <m:r>
+                <m:rPr>
+                  <m:sty m:val="p"/>
+                </m:rPr>
+                <m:t>=</m:t>
+              </m:r>
+              <m:nary>
+                <m:naryPr>
+                  <m:chr m:val="∫"/>
+                  <m:limLoc m:val="subSup"/>
+                  <m:subHide m:val="off"/>
+                  <m:supHide m:val="off"/>
+                </m:naryPr>
+                <m:sub>
+                  <m:r>
+                    <m:t>0</m:t>
+                  </m:r>
+                </m:sub>
+                <m:sup>
+                  <m:r>
+                    <m:t>1</m:t>
+                  </m:r>
+                </m:sup>
+                <m:e>
+                  <m:r>
+                    <m:t>θ</m:t>
+                  </m:r>
+                </m:e>
+              </m:nary>
+              <m:r>
+                <m:rPr>
+                  <m:sty m:val="p"/>
+                </m:rPr>
+                <m:t>⋅</m:t>
+              </m:r>
+              <m:r>
+                <m:rPr>
+                  <m:sty m:val="p"/>
+                </m:rPr>
+                <m:t>p</m:t>
+              </m:r>
+              <m:r>
+                <m:rPr>
+                  <m:sty m:val="p"/>
+                </m:rPr>
+                <m:t>(</m:t>
+              </m:r>
+              <m:r>
+                <m:t>θ</m:t>
+              </m:r>
+              <m:r>
+                <m:rPr>
+                  <m:sty m:val="p"/>
+                </m:rPr>
+                <m:t>∣</m:t>
+              </m:r>
+              <m:r>
+                <m:t>y</m:t>
+              </m:r>
+              <m:r>
+                <m:rPr>
+                  <m:sty m:val="p"/>
+                </m:rPr>
+                <m:t>=</m:t>
+              </m:r>
+              <m:r>
+                <m:t>1</m:t>
+              </m:r>
+              <m:r>
+                <m:rPr>
+                  <m:sty m:val="p"/>
+                </m:rPr>
+                <m:t>)</m:t>
+              </m:r>
+              <m:r>
+                <m:t> </m:t>
+              </m:r>
+              <m:r>
+                <m:t>d</m:t>
+              </m:r>
+              <m:r>
+                <m:t>θ</m:t>
+              </m:r>
+              <m:r>
+                <m:t>&amp;</m:t>
+              </m:r>
+              <m:r>
+                <m:t>&amp;</m:t>
+              </m:r>
+              <m:r>
+                <m:rPr>
+                  <m:nor/>
+                  <m:sty m:val="p"/>
+                </m:rPr>
+                <m:t>(expectation under the posterior density)</m:t>
+              </m:r>
+            </m:e>
+            <m:e>
+              <m:r>
+                <m:t>&amp;</m:t>
+              </m:r>
+              <m:r>
+                <m:rPr>
+                  <m:sty m:val="p"/>
+                </m:rPr>
+                <m:t>=</m:t>
+              </m:r>
+              <m:nary>
+                <m:naryPr>
+                  <m:chr m:val="∫"/>
+                  <m:limLoc m:val="subSup"/>
+                  <m:subHide m:val="off"/>
+                  <m:supHide m:val="off"/>
+                </m:naryPr>
+                <m:sub>
+                  <m:r>
+                    <m:t>0</m:t>
+                  </m:r>
+                </m:sub>
+                <m:sup>
+                  <m:r>
+                    <m:t>1</m:t>
+                  </m:r>
+                </m:sup>
+                <m:e>
+                  <m:r>
+                    <m:t>θ</m:t>
+                  </m:r>
+                </m:e>
+              </m:nary>
+              <m:r>
+                <m:rPr>
+                  <m:sty m:val="p"/>
+                </m:rPr>
+                <m:t>⋅</m:t>
+              </m:r>
+              <m:r>
+                <m:t>2</m:t>
+              </m:r>
+              <m:r>
+                <m:t>θ</m:t>
+              </m:r>
+              <m:r>
+                <m:t> </m:t>
+              </m:r>
+              <m:r>
+                <m:t>d</m:t>
+              </m:r>
+              <m:r>
+                <m:t>θ</m:t>
+              </m:r>
+              <m:r>
+                <m:t>&amp;</m:t>
+              </m:r>
+              <m:r>
+                <m:t>&amp;</m:t>
+              </m:r>
+              <m:r>
+                <m:rPr>
+                  <m:nor/>
+                  <m:sty m:val="p"/>
+                </m:rPr>
+                <m:t>(substituting the posterior density)</m:t>
+              </m:r>
+            </m:e>
+            <m:e>
+              <m:r>
+                <m:t>&amp;</m:t>
+              </m:r>
+              <m:r>
+                <m:rPr>
+                  <m:sty m:val="p"/>
+                </m:rPr>
+                <m:t>=</m:t>
+              </m:r>
+              <m:nary>
+                <m:naryPr>
+                  <m:chr m:val="∫"/>
+                  <m:limLoc m:val="subSup"/>
+                  <m:subHide m:val="off"/>
+                  <m:supHide m:val="off"/>
+                </m:naryPr>
+                <m:sub>
+                  <m:r>
+                    <m:t>0</m:t>
+                  </m:r>
+                </m:sub>
+                <m:sup>
+                  <m:r>
+                    <m:t>1</m:t>
+                  </m:r>
+                </m:sup>
+                <m:e>
+                  <m:r>
+                    <m:t>2</m:t>
+                  </m:r>
+                </m:e>
+              </m:nary>
+              <m:sSup>
+                <m:e>
+                  <m:r>
+                    <m:t>θ</m:t>
+                  </m:r>
+                </m:e>
+                <m:sup>
+                  <m:r>
+                    <m:t>2</m:t>
+                  </m:r>
+                </m:sup>
+              </m:sSup>
+              <m:r>
+                <m:t> </m:t>
+              </m:r>
+              <m:r>
+                <m:t>d</m:t>
+              </m:r>
+              <m:r>
+                <m:t>θ</m:t>
+              </m:r>
+              <m:r>
+                <m:t>&amp;</m:t>
+              </m:r>
+              <m:r>
+                <m:t>&amp;</m:t>
+              </m:r>
+              <m:r>
+                <m:rPr>
+                  <m:nor/>
+                  <m:sty m:val="p"/>
+                </m:rPr>
+                <m:t>(</m:t>
+              </m:r>
+              <m:r>
+                <m:t>θ</m:t>
+              </m:r>
+              <m:r>
+                <m:rPr>
+                  <m:sty m:val="p"/>
+                </m:rPr>
+                <m:t>⋅</m:t>
+              </m:r>
+              <m:r>
+                <m:t>θ</m:t>
+              </m:r>
+              <m:r>
+                <m:rPr>
+                  <m:sty m:val="p"/>
+                </m:rPr>
+                <m:t>=</m:t>
+              </m:r>
+              <m:sSup>
+                <m:e>
+                  <m:r>
+                    <m:t>θ</m:t>
+                  </m:r>
+                </m:e>
+                <m:sup>
+                  <m:r>
+                    <m:t>2</m:t>
+                  </m:r>
+                </m:sup>
+              </m:sSup>
+              <m:r>
+                <m:rPr>
+                  <m:nor/>
+                  <m:sty m:val="p"/>
+                </m:rPr>
+                <m:t>)</m:t>
+              </m:r>
+            </m:e>
+            <m:e>
+              <m:r>
+                <m:t>&amp;</m:t>
+              </m:r>
+              <m:r>
+                <m:rPr>
+                  <m:sty m:val="p"/>
+                </m:rPr>
+                <m:t>=</m:t>
+              </m:r>
+              <m:r>
+                <m:t>​</m:t>
+              </m:r>
+              <m:d>
+                <m:dPr>
+                  <m:begChr m:val="["/>
+                  <m:sepChr m:val=""/>
+                  <m:endChr m:val="]"/>
+                  <m:grow/>
+                </m:dPr>
+                <m:e>
+                  <m:f>
+                    <m:fPr>
+                      <m:type m:val="bar"/>
+                    </m:fPr>
+                    <m:num>
+                      <m:r>
+                        <m:t>2</m:t>
+                      </m:r>
+                      <m:sSup>
+                        <m:e>
+                          <m:r>
+                            <m:t>θ</m:t>
+                          </m:r>
+                        </m:e>
+                        <m:sup>
+                          <m:r>
+                            <m:t>3</m:t>
+                          </m:r>
+                        </m:sup>
+                      </m:sSup>
+                    </m:num>
+                    <m:den>
+                      <m:r>
+                        <m:t>3</m:t>
+                      </m:r>
+                    </m:den>
+                  </m:f>
+                </m:e>
+              </m:d>
+              <m:sSubSup>
+                <m:e>
+                  <m:r>
+                    <m:t>​</m:t>
+                  </m:r>
+                </m:e>
+                <m:sub>
+                  <m:r>
+                    <m:t>0</m:t>
+                  </m:r>
+                </m:sub>
+                <m:sup>
+                  <m:r>
+                    <m:t>1</m:t>
+                  </m:r>
+                </m:sup>
+              </m:sSubSup>
+              <m:r>
+                <m:t>&amp;</m:t>
+              </m:r>
+              <m:r>
+                <m:t>&amp;</m:t>
+              </m:r>
+              <m:r>
+                <m:rPr>
+                  <m:nor/>
+                  <m:sty m:val="p"/>
+                </m:rPr>
+                <m:t>(antiderivative of </m:t>
+              </m:r>
+              <m:r>
+                <m:t>2</m:t>
+              </m:r>
+              <m:sSup>
+                <m:e>
+                  <m:r>
+                    <m:t>θ</m:t>
+                  </m:r>
+                </m:e>
+                <m:sup>
+                  <m:r>
+                    <m:t>2</m:t>
+                  </m:r>
+                </m:sup>
+              </m:sSup>
+              <m:r>
+                <m:rPr>
+                  <m:nor/>
+                  <m:sty m:val="p"/>
+                </m:rPr>
+                <m:t>)</m:t>
+              </m:r>
+            </m:e>
+            <m:e>
+              <m:r>
+                <m:t>&amp;</m:t>
+              </m:r>
+              <m:r>
+                <m:rPr>
+                  <m:sty m:val="p"/>
+                </m:rPr>
+                <m:t>=</m:t>
+              </m:r>
+              <m:f>
+                <m:fPr>
+                  <m:type m:val="bar"/>
+                </m:fPr>
+                <m:num>
+                  <m:r>
+                    <m:t>2</m:t>
+                  </m:r>
+                  <m:r>
+                    <m:rPr>
+                      <m:sty m:val="p"/>
+                    </m:rPr>
+                    <m:t>⋅</m:t>
+                  </m:r>
+                  <m:sSup>
+                    <m:e>
+                      <m:r>
+                        <m:t>1</m:t>
+                      </m:r>
+                    </m:e>
+                    <m:sup>
+                      <m:r>
+                        <m:t>3</m:t>
+                      </m:r>
+                    </m:sup>
+                  </m:sSup>
+                </m:num>
+                <m:den>
+                  <m:r>
+                    <m:t>3</m:t>
+                  </m:r>
+                </m:den>
+              </m:f>
+              <m:r>
+                <m:rPr>
+                  <m:sty m:val="p"/>
+                </m:rPr>
+                <m:t>−</m:t>
+              </m:r>
+              <m:f>
+                <m:fPr>
+                  <m:type m:val="bar"/>
+                </m:fPr>
+                <m:num>
+                  <m:r>
+                    <m:t>2</m:t>
+                  </m:r>
+                  <m:r>
+                    <m:rPr>
+                      <m:sty m:val="p"/>
+                    </m:rPr>
+                    <m:t>⋅</m:t>
+                  </m:r>
+                  <m:sSup>
+                    <m:e>
+                      <m:r>
+                        <m:t>0</m:t>
+                      </m:r>
+                    </m:e>
+                    <m:sup>
+                      <m:r>
+                        <m:t>3</m:t>
+                      </m:r>
+                    </m:sup>
+                  </m:sSup>
+                </m:num>
+                <m:den>
+                  <m:r>
+                    <m:t>3</m:t>
+                  </m:r>
+                </m:den>
+              </m:f>
+              <m:r>
+                <m:t>&amp;</m:t>
+              </m:r>
+              <m:r>
+                <m:t>&amp;</m:t>
+              </m:r>
+              <m:r>
+                <m:rPr>
+                  <m:nor/>
+                  <m:sty m:val="p"/>
+                </m:rPr>
+                <m:t>(evaluating at the limits)</m:t>
+              </m:r>
+            </m:e>
+            <m:e>
+              <m:r>
+                <m:t>&amp;</m:t>
+              </m:r>
+              <m:r>
+                <m:rPr>
+                  <m:sty m:val="p"/>
+                </m:rPr>
+                <m:t>=</m:t>
+              </m:r>
+              <m:f>
+                <m:fPr>
+                  <m:type m:val="bar"/>
+                </m:fPr>
+                <m:num>
+                  <m:r>
+                    <m:t>2</m:t>
+                  </m:r>
+                </m:num>
+                <m:den>
+                  <m:r>
+                    <m:t>3</m:t>
+                  </m:r>
+                </m:den>
+              </m:f>
+              <m:r>
+                <m:t>&amp;</m:t>
+              </m:r>
+              <m:r>
+                <m:t>&amp;</m:t>
+              </m:r>
+              <m:r>
+                <m:rPr>
+                  <m:nor/>
+                  <m:sty m:val="p"/>
+                </m:rPr>
+                <m:t>(arithmetic)</m:t>
+              </m:r>
+              <m:r>
+                <m:rPr>
+                  <m:sty m:val="p"/>
+                </m:rPr>
+                <m:t>,</m:t>
+              </m:r>
+            </m:e>
+          </m:eqArr>
+          <m:r>
+            <m:t>  </m:t>
+          </m:r>
+          <m:r>
+            <m:rPr>
+              <m:sty m:val="p"/>
+            </m:rPr>
+            <m:t>(</m:t>
+          </m:r>
+          <m:r>
+            <m:t>4</m:t>
+          </m:r>
+          <m:r>
+            <m:rPr>
+              <m:sty m:val="p"/>
+            </m:rPr>
+            <m:t>)</m:t>
+          </m:r>
+        </m:oMath>
+      </m:oMathPara>
+      <w:bookmarkEnd w:id="28"/>
+    </w:p>
+    <w:p>
+      <w:pPr>
+        <w:pStyle w:val="FirstParagraph"/>
+      </w:pPr>
+      <w:r>
+        <w:t xml:space="preserve">up from the prior mean of</w:t>
+      </w:r>
+      <w:r>
+        <w:t xml:space="preserve"> </w:t>
+      </w:r>
+      <m:oMath>
+        <m:r>
+          <m:t>1</m:t>
+        </m:r>
+        <m:r>
+          <m:rPr>
+            <m:sty m:val="p"/>
+          </m:rPr>
+          <m:t>/</m:t>
+        </m:r>
+        <m:r>
+          <m:t>2</m:t>
+        </m:r>
+      </m:oMath>
+      <w:r>
+        <w:t xml:space="preserve">.</w:t>
+      </w:r>
+    </w:p>
+    <w:bookmarkEnd w:id="29"/>
+    <w:bookmarkStart w:id="31" w:name="cor-bayes-proportional"/>
+    <w:p>
+      <w:pPr>
+        <w:pStyle w:val="BodyText"/>
+      </w:pPr>
+      <w:r>
+        <w:rPr>
+          <w:b/>
+          <w:bCs/>
+        </w:rPr>
+        <w:t xml:space="preserve">Corollary 1 (The posterior is proportional to likelihood times prior)</w:t>
+      </w:r>
+      <w:r>
+        <w:t xml:space="preserve"> </w:t>
+      </w:r>
+      <w:r>
+        <w:t xml:space="preserve">As a function of</w:t>
+      </w:r>
+      <w:r>
+        <w:t xml:space="preserve"> </w:t>
+      </w:r>
+      <m:oMath>
+        <m:r>
+          <m:t>θ</m:t>
+        </m:r>
+      </m:oMath>
+      <w:r>
+        <w:t xml:space="preserve">, with the data</w:t>
+      </w:r>
+      <w:r>
+        <w:t xml:space="preserve"> </w:t>
+      </w:r>
+      <m:oMath>
+        <m:acc>
+          <m:accPr>
+            <m:chr m:val="̃"/>
+          </m:accPr>
+          <m:e>
+            <m:r>
+              <m:t>y</m:t>
+            </m:r>
+          </m:e>
+        </m:acc>
+      </m:oMath>
+      <w:r>
+        <w:t xml:space="preserve"> </w:t>
+      </w:r>
+      <w:r>
+        <w:t xml:space="preserve">held fixed,</w:t>
+      </w:r>
+    </w:p>
+    <w:p>
+      <w:pPr>
+        <w:pStyle w:val="BodyText"/>
+      </w:pPr>
+      <w:bookmarkStart w:id="30" w:name="eq-bayes-proportional"/>
+      <m:oMathPara>
+        <m:oMathParaPr>
+          <m:jc m:val="center"/>
+        </m:oMathParaPr>
+        <m:oMath>
+          <m:limLow>
+            <m:e>
+              <m:limLow>
+                <m:e>
+                  <m:r>
+                    <m:rPr>
+                      <m:sty m:val="p"/>
+                    </m:rPr>
+                    <m:t>p</m:t>
+                  </m:r>
+                  <m:r>
+                    <m:rPr>
+                      <m:sty m:val="p"/>
+                    </m:rPr>
+                    <m:t>(</m:t>
+                  </m:r>
+                  <m:r>
+                    <m:t>θ</m:t>
+                  </m:r>
+                  <m:r>
+                    <m:rPr>
+                      <m:sty m:val="p"/>
+                    </m:rPr>
+                    <m:t>∣</m:t>
+                  </m:r>
+                  <m:acc>
+                    <m:accPr>
+                      <m:chr m:val="̃"/>
+                    </m:accPr>
+                    <m:e>
+                      <m:r>
+                        <m:t>y</m:t>
+                      </m:r>
+                    </m:e>
+                  </m:acc>
+                  <m:r>
+                    <m:rPr>
+                      <m:sty m:val="p"/>
+                    </m:rPr>
+                    <m:t>)</m:t>
+                  </m:r>
+                </m:e>
+                <m:lim>
+                  <m:r>
+                    <m:rPr>
+                      <m:sty m:val="p"/>
+                    </m:rPr>
+                    <m:t>⏟</m:t>
+                  </m:r>
+                </m:lim>
+              </m:limLow>
+            </m:e>
+            <m:lim>
+              <m:r>
+                <m:rPr>
+                  <m:nor/>
+                  <m:sty m:val="p"/>
+                </m:rPr>
+                <m:t>posterior</m:t>
+              </m:r>
+            </m:lim>
+          </m:limLow>
+          <m:r>
+            <m:t> </m:t>
+          </m:r>
+          <m:r>
+            <m:rPr>
+              <m:sty m:val="p"/>
+            </m:rPr>
+            <m:t>∝</m:t>
+          </m:r>
+          <m:r>
+            <m:t> </m:t>
+          </m:r>
+          <m:limLow>
+            <m:e>
+              <m:limLow>
+                <m:e>
+                  <m:r>
+                    <m:rPr>
+                      <m:sty m:val="p"/>
+                    </m:rPr>
+                    <m:t>p</m:t>
+                  </m:r>
+                  <m:r>
+                    <m:rPr>
+                      <m:sty m:val="p"/>
+                    </m:rPr>
+                    <m:t>(</m:t>
+                  </m:r>
+                  <m:acc>
+                    <m:accPr>
+                      <m:chr m:val="̃"/>
+                    </m:accPr>
+                    <m:e>
+                      <m:r>
+                        <m:t>y</m:t>
+                      </m:r>
+                    </m:e>
+                  </m:acc>
+                  <m:r>
+                    <m:rPr>
+                      <m:sty m:val="p"/>
+                    </m:rPr>
+                    <m:t>∣</m:t>
+                  </m:r>
+                  <m:r>
+                    <m:t>θ</m:t>
+                  </m:r>
+                  <m:r>
+                    <m:rPr>
+                      <m:sty m:val="p"/>
+                    </m:rPr>
+                    <m:t>)</m:t>
+                  </m:r>
+                </m:e>
+                <m:lim>
+                  <m:r>
+                    <m:rPr>
+                      <m:sty m:val="p"/>
+                    </m:rPr>
+                    <m:t>⏟</m:t>
+                  </m:r>
+                </m:lim>
+              </m:limLow>
+            </m:e>
+            <m:lim>
+              <m:r>
+                <m:rPr>
+                  <m:nor/>
+                  <m:sty m:val="p"/>
+                </m:rPr>
+                <m:t>likelihood</m:t>
+              </m:r>
+            </m:lim>
+          </m:limLow>
+          <m:r>
+            <m:rPr>
+              <m:sty m:val="p"/>
+            </m:rPr>
+            <m:t>⋅</m:t>
+          </m:r>
+          <m:limLow>
+            <m:e>
+              <m:limLow>
+                <m:e>
+                  <m:r>
+                    <m:rPr>
+                      <m:sty m:val="p"/>
+                    </m:rPr>
+                    <m:t>p</m:t>
+                  </m:r>
+                  <m:r>
+                    <m:rPr>
+                      <m:sty m:val="p"/>
+                    </m:rPr>
+                    <m:t>(</m:t>
+                  </m:r>
+                  <m:r>
+                    <m:t>θ</m:t>
+                  </m:r>
+                  <m:r>
+                    <m:rPr>
+                      <m:sty m:val="p"/>
+                    </m:rPr>
+                    <m:t>)</m:t>
+                  </m:r>
+                </m:e>
+                <m:lim>
+                  <m:r>
+                    <m:rPr>
+                      <m:sty m:val="p"/>
+                    </m:rPr>
+                    <m:t>⏟</m:t>
+                  </m:r>
+                </m:lim>
+              </m:limLow>
+            </m:e>
+            <m:lim>
+              <m:r>
+                <m:rPr>
+                  <m:nor/>
+                  <m:sty m:val="p"/>
+                </m:rPr>
+                <m:t>prior</m:t>
+              </m:r>
+            </m:lim>
+          </m:limLow>
+          <m:r>
+            <m:rPr>
+              <m:sty m:val="p"/>
+            </m:rPr>
+            <m:t>.</m:t>
+          </m:r>
+          <m:r>
+            <m:t>  </m:t>
+          </m:r>
+          <m:r>
+            <m:rPr>
+              <m:sty m:val="p"/>
+            </m:rPr>
+            <m:t>(</m:t>
+          </m:r>
+          <m:r>
+            <m:t>5</m:t>
+          </m:r>
+          <m:r>
+            <m:rPr>
+              <m:sty m:val="p"/>
+            </m:rPr>
+            <m:t>)</m:t>
+          </m:r>
+        </m:oMath>
+      </m:oMathPara>
+      <w:bookmarkEnd w:id="30"/>
+    </w:p>
+    <w:bookmarkEnd w:id="31"/>
     <w:p>
       <w:pPr>
         <w:pStyle w:val="FirstParagraph"/>
@@ -3930,7 +5882,7 @@
       <w:r>
         <w:t xml:space="preserve"> </w:t>
       </w:r>
-      <w:hyperlink r:id="rId28">
+      <w:hyperlink r:id="rId32">
         <w:r>
           <w:rPr>
             <w:rStyle w:val="Hyperlink"/>
@@ -4015,7 +5967,7 @@
       <w:r>
         <w:t xml:space="preserve"> </w:t>
       </w:r>
-      <w:hyperlink r:id="rId29">
+      <w:hyperlink r:id="rId33">
         <w:r>
           <w:rPr>
             <w:rStyle w:val="Hyperlink"/>
@@ -4134,7 +6086,7 @@
         <w:t xml:space="preserve">.</w:t>
       </w:r>
     </w:p>
-    <w:bookmarkStart w:id="31" w:name="sec-bayes-normal-normal"/>
+    <w:bookmarkStart w:id="38" w:name="sec-bayes-normal-normal"/>
     <w:p>
       <w:pPr>
         <w:pStyle w:val="Heading3"/>
@@ -4143,7 +6095,7 @@
         <w:t xml:space="preserve">2.1 A Gaussian mean with a Gaussian prior</w:t>
       </w:r>
     </w:p>
-    <w:bookmarkStart w:id="30" w:name="exm-normal-normal"/>
+    <w:bookmarkStart w:id="37" w:name="exm-normal-normal"/>
     <w:p>
       <w:pPr>
         <w:pStyle w:val="FirstParagraph"/>
@@ -4153,7 +6105,7 @@
           <w:b/>
           <w:bCs/>
         </w:rPr>
-        <w:t xml:space="preserve">Example 5 (Posterior for a Gaussian mean)</w:t>
+        <w:t xml:space="preserve">Example 6 (Posterior for a Gaussian mean)</w:t>
       </w:r>
       <w:r>
         <w:t xml:space="preserve"> </w:t>
@@ -4472,6 +6424,7 @@
       <w:pPr>
         <w:pStyle w:val="BodyText"/>
       </w:pPr>
+      <w:bookmarkStart w:id="34" w:name="eq-normal-normal-exm"/>
       <m:oMathPara>
         <m:oMathParaPr>
           <m:jc m:val="center"/>
@@ -4873,6 +6826,1048 @@
                   <m:sty m:val="p"/>
                 </m:rPr>
                 <m:t>(combining the exponents)</m:t>
+              </m:r>
+            </m:e>
+            <m:e>
+              <m:r>
+                <m:t>&amp;</m:t>
+              </m:r>
+              <m:r>
+                <m:rPr>
+                  <m:sty m:val="p"/>
+                </m:rPr>
+                <m:t>=</m:t>
+              </m:r>
+              <m:r>
+                <m:rPr>
+                  <m:sty m:val="p"/>
+                </m:rPr>
+                <m:t>(</m:t>
+              </m:r>
+              <m:r>
+                <m:t>2</m:t>
+              </m:r>
+              <m:r>
+                <m:t>π</m:t>
+              </m:r>
+              <m:sSup>
+                <m:e>
+                  <m:r>
+                    <m:rPr>
+                      <m:sty m:val="p"/>
+                    </m:rPr>
+                    <m:t>)</m:t>
+                  </m:r>
+                </m:e>
+                <m:sup>
+                  <m:r>
+                    <m:rPr>
+                      <m:sty m:val="p"/>
+                    </m:rPr>
+                    <m:t>−</m:t>
+                  </m:r>
+                  <m:r>
+                    <m:t>n</m:t>
+                  </m:r>
+                  <m:r>
+                    <m:rPr>
+                      <m:sty m:val="p"/>
+                    </m:rPr>
+                    <m:t>/</m:t>
+                  </m:r>
+                  <m:r>
+                    <m:t>2</m:t>
+                  </m:r>
+                </m:sup>
+              </m:sSup>
+              <m:r>
+                <m:rPr>
+                  <m:sty m:val="p"/>
+                </m:rPr>
+                <m:t>exp</m:t>
+              </m:r>
+              <m:r>
+                <m:t>​</m:t>
+              </m:r>
+              <m:d>
+                <m:dPr>
+                  <m:begChr m:val="{"/>
+                  <m:sepChr m:val=""/>
+                  <m:endChr m:val="}"/>
+                  <m:grow/>
+                </m:dPr>
+                <m:e>
+                  <m:r>
+                    <m:rPr>
+                      <m:sty m:val="p"/>
+                    </m:rPr>
+                    <m:t>−</m:t>
+                  </m:r>
+                  <m:f>
+                    <m:fPr>
+                      <m:type m:val="bar"/>
+                    </m:fPr>
+                    <m:num>
+                      <m:r>
+                        <m:t>1</m:t>
+                      </m:r>
+                    </m:num>
+                    <m:den>
+                      <m:r>
+                        <m:t>2</m:t>
+                      </m:r>
+                    </m:den>
+                  </m:f>
+                  <m:nary>
+                    <m:naryPr>
+                      <m:chr m:val="∑"/>
+                      <m:limLoc m:val="undOvr"/>
+                      <m:subHide m:val="off"/>
+                      <m:supHide m:val="off"/>
+                    </m:naryPr>
+                    <m:sub>
+                      <m:r>
+                        <m:t>i</m:t>
+                      </m:r>
+                      <m:r>
+                        <m:rPr>
+                          <m:sty m:val="p"/>
+                        </m:rPr>
+                        <m:t>=</m:t>
+                      </m:r>
+                      <m:r>
+                        <m:t>1</m:t>
+                      </m:r>
+                    </m:sub>
+                    <m:sup>
+                      <m:r>
+                        <m:t>n</m:t>
+                      </m:r>
+                    </m:sup>
+                    <m:e>
+                      <m:r>
+                        <m:t>​</m:t>
+                      </m:r>
+                    </m:e>
+                  </m:nary>
+                  <m:d>
+                    <m:dPr>
+                      <m:begChr m:val="("/>
+                      <m:sepChr m:val=""/>
+                      <m:endChr m:val=")"/>
+                      <m:grow/>
+                    </m:dPr>
+                    <m:e>
+                      <m:sSubSup>
+                        <m:e>
+                          <m:r>
+                            <m:t>x</m:t>
+                          </m:r>
+                        </m:e>
+                        <m:sub>
+                          <m:r>
+                            <m:t>i</m:t>
+                          </m:r>
+                        </m:sub>
+                        <m:sup>
+                          <m:r>
+                            <m:t>2</m:t>
+                          </m:r>
+                        </m:sup>
+                      </m:sSubSup>
+                      <m:r>
+                        <m:rPr>
+                          <m:sty m:val="p"/>
+                        </m:rPr>
+                        <m:t>−</m:t>
+                      </m:r>
+                      <m:r>
+                        <m:t>2</m:t>
+                      </m:r>
+                      <m:r>
+                        <m:t>μ</m:t>
+                      </m:r>
+                      <m:sSub>
+                        <m:e>
+                          <m:r>
+                            <m:t>x</m:t>
+                          </m:r>
+                        </m:e>
+                        <m:sub>
+                          <m:r>
+                            <m:t>i</m:t>
+                          </m:r>
+                        </m:sub>
+                      </m:sSub>
+                      <m:r>
+                        <m:rPr>
+                          <m:sty m:val="p"/>
+                        </m:rPr>
+                        <m:t>+</m:t>
+                      </m:r>
+                      <m:sSup>
+                        <m:e>
+                          <m:r>
+                            <m:t>μ</m:t>
+                          </m:r>
+                        </m:e>
+                        <m:sup>
+                          <m:r>
+                            <m:t>2</m:t>
+                          </m:r>
+                        </m:sup>
+                      </m:sSup>
+                    </m:e>
+                  </m:d>
+                  <m:r>
+                    <m:t>​</m:t>
+                  </m:r>
+                </m:e>
+              </m:d>
+              <m:r>
+                <m:t>​</m:t>
+              </m:r>
+              <m:r>
+                <m:t>&amp;</m:t>
+              </m:r>
+              <m:r>
+                <m:t>&amp;</m:t>
+              </m:r>
+              <m:r>
+                <m:rPr>
+                  <m:nor/>
+                  <m:sty m:val="p"/>
+                </m:rPr>
+                <m:t>(expanding each square)</m:t>
+              </m:r>
+            </m:e>
+            <m:e>
+              <m:r>
+                <m:t>&amp;</m:t>
+              </m:r>
+              <m:r>
+                <m:rPr>
+                  <m:sty m:val="p"/>
+                </m:rPr>
+                <m:t>=</m:t>
+              </m:r>
+              <m:r>
+                <m:rPr>
+                  <m:sty m:val="p"/>
+                </m:rPr>
+                <m:t>(</m:t>
+              </m:r>
+              <m:r>
+                <m:t>2</m:t>
+              </m:r>
+              <m:r>
+                <m:t>π</m:t>
+              </m:r>
+              <m:sSup>
+                <m:e>
+                  <m:r>
+                    <m:rPr>
+                      <m:sty m:val="p"/>
+                    </m:rPr>
+                    <m:t>)</m:t>
+                  </m:r>
+                </m:e>
+                <m:sup>
+                  <m:r>
+                    <m:rPr>
+                      <m:sty m:val="p"/>
+                    </m:rPr>
+                    <m:t>−</m:t>
+                  </m:r>
+                  <m:r>
+                    <m:t>n</m:t>
+                  </m:r>
+                  <m:r>
+                    <m:rPr>
+                      <m:sty m:val="p"/>
+                    </m:rPr>
+                    <m:t>/</m:t>
+                  </m:r>
+                  <m:r>
+                    <m:t>2</m:t>
+                  </m:r>
+                </m:sup>
+              </m:sSup>
+              <m:r>
+                <m:rPr>
+                  <m:sty m:val="p"/>
+                </m:rPr>
+                <m:t>exp</m:t>
+              </m:r>
+              <m:r>
+                <m:t>​</m:t>
+              </m:r>
+              <m:d>
+                <m:dPr>
+                  <m:begChr m:val="{"/>
+                  <m:sepChr m:val=""/>
+                  <m:endChr m:val="}"/>
+                  <m:grow/>
+                </m:dPr>
+                <m:e>
+                  <m:r>
+                    <m:rPr>
+                      <m:sty m:val="p"/>
+                    </m:rPr>
+                    <m:t>−</m:t>
+                  </m:r>
+                  <m:f>
+                    <m:fPr>
+                      <m:type m:val="bar"/>
+                    </m:fPr>
+                    <m:num>
+                      <m:r>
+                        <m:t>1</m:t>
+                      </m:r>
+                    </m:num>
+                    <m:den>
+                      <m:r>
+                        <m:t>2</m:t>
+                      </m:r>
+                    </m:den>
+                  </m:f>
+                  <m:r>
+                    <m:t>​</m:t>
+                  </m:r>
+                  <m:d>
+                    <m:dPr>
+                      <m:begChr m:val="("/>
+                      <m:sepChr m:val=""/>
+                      <m:endChr m:val=")"/>
+                      <m:grow/>
+                    </m:dPr>
+                    <m:e>
+                      <m:nary>
+                        <m:naryPr>
+                          <m:chr m:val="∑"/>
+                          <m:limLoc m:val="undOvr"/>
+                          <m:subHide m:val="off"/>
+                          <m:supHide m:val="off"/>
+                        </m:naryPr>
+                        <m:sub>
+                          <m:r>
+                            <m:t>i</m:t>
+                          </m:r>
+                          <m:r>
+                            <m:rPr>
+                              <m:sty m:val="p"/>
+                            </m:rPr>
+                            <m:t>=</m:t>
+                          </m:r>
+                          <m:r>
+                            <m:t>1</m:t>
+                          </m:r>
+                        </m:sub>
+                        <m:sup>
+                          <m:r>
+                            <m:t>n</m:t>
+                          </m:r>
+                        </m:sup>
+                        <m:e>
+                          <m:sSubSup>
+                            <m:e>
+                              <m:r>
+                                <m:t>x</m:t>
+                              </m:r>
+                            </m:e>
+                            <m:sub>
+                              <m:r>
+                                <m:t>i</m:t>
+                              </m:r>
+                            </m:sub>
+                            <m:sup>
+                              <m:r>
+                                <m:t>2</m:t>
+                              </m:r>
+                            </m:sup>
+                          </m:sSubSup>
+                        </m:e>
+                      </m:nary>
+                      <m:r>
+                        <m:rPr>
+                          <m:sty m:val="p"/>
+                        </m:rPr>
+                        <m:t>−</m:t>
+                      </m:r>
+                      <m:nary>
+                        <m:naryPr>
+                          <m:chr m:val="∑"/>
+                          <m:limLoc m:val="undOvr"/>
+                          <m:subHide m:val="off"/>
+                          <m:supHide m:val="off"/>
+                        </m:naryPr>
+                        <m:sub>
+                          <m:r>
+                            <m:t>i</m:t>
+                          </m:r>
+                          <m:r>
+                            <m:rPr>
+                              <m:sty m:val="p"/>
+                            </m:rPr>
+                            <m:t>=</m:t>
+                          </m:r>
+                          <m:r>
+                            <m:t>1</m:t>
+                          </m:r>
+                        </m:sub>
+                        <m:sup>
+                          <m:r>
+                            <m:t>n</m:t>
+                          </m:r>
+                        </m:sup>
+                        <m:e>
+                          <m:r>
+                            <m:t>2</m:t>
+                          </m:r>
+                        </m:e>
+                      </m:nary>
+                      <m:r>
+                        <m:t>μ</m:t>
+                      </m:r>
+                      <m:sSub>
+                        <m:e>
+                          <m:r>
+                            <m:t>x</m:t>
+                          </m:r>
+                        </m:e>
+                        <m:sub>
+                          <m:r>
+                            <m:t>i</m:t>
+                          </m:r>
+                        </m:sub>
+                      </m:sSub>
+                      <m:r>
+                        <m:rPr>
+                          <m:sty m:val="p"/>
+                        </m:rPr>
+                        <m:t>+</m:t>
+                      </m:r>
+                      <m:nary>
+                        <m:naryPr>
+                          <m:chr m:val="∑"/>
+                          <m:limLoc m:val="undOvr"/>
+                          <m:subHide m:val="off"/>
+                          <m:supHide m:val="off"/>
+                        </m:naryPr>
+                        <m:sub>
+                          <m:r>
+                            <m:t>i</m:t>
+                          </m:r>
+                          <m:r>
+                            <m:rPr>
+                              <m:sty m:val="p"/>
+                            </m:rPr>
+                            <m:t>=</m:t>
+                          </m:r>
+                          <m:r>
+                            <m:t>1</m:t>
+                          </m:r>
+                        </m:sub>
+                        <m:sup>
+                          <m:r>
+                            <m:t>n</m:t>
+                          </m:r>
+                        </m:sup>
+                        <m:e>
+                          <m:sSup>
+                            <m:e>
+                              <m:r>
+                                <m:t>μ</m:t>
+                              </m:r>
+                            </m:e>
+                            <m:sup>
+                              <m:r>
+                                <m:t>2</m:t>
+                              </m:r>
+                            </m:sup>
+                          </m:sSup>
+                        </m:e>
+                      </m:nary>
+                    </m:e>
+                  </m:d>
+                  <m:r>
+                    <m:t>​</m:t>
+                  </m:r>
+                </m:e>
+              </m:d>
+              <m:r>
+                <m:t>​</m:t>
+              </m:r>
+              <m:r>
+                <m:t>&amp;</m:t>
+              </m:r>
+              <m:r>
+                <m:t>&amp;</m:t>
+              </m:r>
+              <m:r>
+                <m:rPr>
+                  <m:nor/>
+                  <m:sty m:val="p"/>
+                </m:rPr>
+                <m:t>(splitting the sum)</m:t>
+              </m:r>
+            </m:e>
+            <m:e>
+              <m:r>
+                <m:t>&amp;</m:t>
+              </m:r>
+              <m:r>
+                <m:rPr>
+                  <m:sty m:val="p"/>
+                </m:rPr>
+                <m:t>=</m:t>
+              </m:r>
+              <m:r>
+                <m:rPr>
+                  <m:sty m:val="p"/>
+                </m:rPr>
+                <m:t>(</m:t>
+              </m:r>
+              <m:r>
+                <m:t>2</m:t>
+              </m:r>
+              <m:r>
+                <m:t>π</m:t>
+              </m:r>
+              <m:sSup>
+                <m:e>
+                  <m:r>
+                    <m:rPr>
+                      <m:sty m:val="p"/>
+                    </m:rPr>
+                    <m:t>)</m:t>
+                  </m:r>
+                </m:e>
+                <m:sup>
+                  <m:r>
+                    <m:rPr>
+                      <m:sty m:val="p"/>
+                    </m:rPr>
+                    <m:t>−</m:t>
+                  </m:r>
+                  <m:r>
+                    <m:t>n</m:t>
+                  </m:r>
+                  <m:r>
+                    <m:rPr>
+                      <m:sty m:val="p"/>
+                    </m:rPr>
+                    <m:t>/</m:t>
+                  </m:r>
+                  <m:r>
+                    <m:t>2</m:t>
+                  </m:r>
+                </m:sup>
+              </m:sSup>
+              <m:r>
+                <m:rPr>
+                  <m:sty m:val="p"/>
+                </m:rPr>
+                <m:t>exp</m:t>
+              </m:r>
+              <m:r>
+                <m:t>​</m:t>
+              </m:r>
+              <m:d>
+                <m:dPr>
+                  <m:begChr m:val="{"/>
+                  <m:sepChr m:val=""/>
+                  <m:endChr m:val="}"/>
+                  <m:grow/>
+                </m:dPr>
+                <m:e>
+                  <m:r>
+                    <m:rPr>
+                      <m:sty m:val="p"/>
+                    </m:rPr>
+                    <m:t>−</m:t>
+                  </m:r>
+                  <m:f>
+                    <m:fPr>
+                      <m:type m:val="bar"/>
+                    </m:fPr>
+                    <m:num>
+                      <m:r>
+                        <m:t>1</m:t>
+                      </m:r>
+                    </m:num>
+                    <m:den>
+                      <m:r>
+                        <m:t>2</m:t>
+                      </m:r>
+                    </m:den>
+                  </m:f>
+                  <m:r>
+                    <m:t>​</m:t>
+                  </m:r>
+                  <m:d>
+                    <m:dPr>
+                      <m:begChr m:val="("/>
+                      <m:sepChr m:val=""/>
+                      <m:endChr m:val=")"/>
+                      <m:grow/>
+                    </m:dPr>
+                    <m:e>
+                      <m:nary>
+                        <m:naryPr>
+                          <m:chr m:val="∑"/>
+                          <m:limLoc m:val="undOvr"/>
+                          <m:subHide m:val="off"/>
+                          <m:supHide m:val="off"/>
+                        </m:naryPr>
+                        <m:sub>
+                          <m:r>
+                            <m:t>i</m:t>
+                          </m:r>
+                          <m:r>
+                            <m:rPr>
+                              <m:sty m:val="p"/>
+                            </m:rPr>
+                            <m:t>=</m:t>
+                          </m:r>
+                          <m:r>
+                            <m:t>1</m:t>
+                          </m:r>
+                        </m:sub>
+                        <m:sup>
+                          <m:r>
+                            <m:t>n</m:t>
+                          </m:r>
+                        </m:sup>
+                        <m:e>
+                          <m:sSubSup>
+                            <m:e>
+                              <m:r>
+                                <m:t>x</m:t>
+                              </m:r>
+                            </m:e>
+                            <m:sub>
+                              <m:r>
+                                <m:t>i</m:t>
+                              </m:r>
+                            </m:sub>
+                            <m:sup>
+                              <m:r>
+                                <m:t>2</m:t>
+                              </m:r>
+                            </m:sup>
+                          </m:sSubSup>
+                        </m:e>
+                      </m:nary>
+                      <m:r>
+                        <m:rPr>
+                          <m:sty m:val="p"/>
+                        </m:rPr>
+                        <m:t>−</m:t>
+                      </m:r>
+                      <m:r>
+                        <m:t>2</m:t>
+                      </m:r>
+                      <m:r>
+                        <m:t>μ</m:t>
+                      </m:r>
+                      <m:nary>
+                        <m:naryPr>
+                          <m:chr m:val="∑"/>
+                          <m:limLoc m:val="undOvr"/>
+                          <m:subHide m:val="off"/>
+                          <m:supHide m:val="off"/>
+                        </m:naryPr>
+                        <m:sub>
+                          <m:r>
+                            <m:t>i</m:t>
+                          </m:r>
+                          <m:r>
+                            <m:rPr>
+                              <m:sty m:val="p"/>
+                            </m:rPr>
+                            <m:t>=</m:t>
+                          </m:r>
+                          <m:r>
+                            <m:t>1</m:t>
+                          </m:r>
+                        </m:sub>
+                        <m:sup>
+                          <m:r>
+                            <m:t>n</m:t>
+                          </m:r>
+                        </m:sup>
+                        <m:e>
+                          <m:sSub>
+                            <m:e>
+                              <m:r>
+                                <m:t>x</m:t>
+                              </m:r>
+                            </m:e>
+                            <m:sub>
+                              <m:r>
+                                <m:t>i</m:t>
+                              </m:r>
+                            </m:sub>
+                          </m:sSub>
+                        </m:e>
+                      </m:nary>
+                      <m:r>
+                        <m:rPr>
+                          <m:sty m:val="p"/>
+                        </m:rPr>
+                        <m:t>+</m:t>
+                      </m:r>
+                      <m:nary>
+                        <m:naryPr>
+                          <m:chr m:val="∑"/>
+                          <m:limLoc m:val="undOvr"/>
+                          <m:subHide m:val="off"/>
+                          <m:supHide m:val="off"/>
+                        </m:naryPr>
+                        <m:sub>
+                          <m:r>
+                            <m:t>i</m:t>
+                          </m:r>
+                          <m:r>
+                            <m:rPr>
+                              <m:sty m:val="p"/>
+                            </m:rPr>
+                            <m:t>=</m:t>
+                          </m:r>
+                          <m:r>
+                            <m:t>1</m:t>
+                          </m:r>
+                        </m:sub>
+                        <m:sup>
+                          <m:r>
+                            <m:t>n</m:t>
+                          </m:r>
+                        </m:sup>
+                        <m:e>
+                          <m:sSup>
+                            <m:e>
+                              <m:r>
+                                <m:t>μ</m:t>
+                              </m:r>
+                            </m:e>
+                            <m:sup>
+                              <m:r>
+                                <m:t>2</m:t>
+                              </m:r>
+                            </m:sup>
+                          </m:sSup>
+                        </m:e>
+                      </m:nary>
+                    </m:e>
+                  </m:d>
+                  <m:r>
+                    <m:t>​</m:t>
+                  </m:r>
+                </m:e>
+              </m:d>
+              <m:r>
+                <m:t>​</m:t>
+              </m:r>
+              <m:r>
+                <m:t>&amp;</m:t>
+              </m:r>
+              <m:r>
+                <m:t>&amp;</m:t>
+              </m:r>
+              <m:r>
+                <m:rPr>
+                  <m:nor/>
+                  <m:sty m:val="p"/>
+                </m:rPr>
+                <m:t>(factoring the constant </m:t>
+              </m:r>
+              <m:r>
+                <m:t>2</m:t>
+              </m:r>
+              <m:r>
+                <m:t>μ</m:t>
+              </m:r>
+              <m:r>
+                <m:rPr>
+                  <m:nor/>
+                  <m:sty m:val="p"/>
+                </m:rPr>
+                <m:t> out of the middle sum)</m:t>
+              </m:r>
+            </m:e>
+            <m:e>
+              <m:r>
+                <m:t>&amp;</m:t>
+              </m:r>
+              <m:r>
+                <m:rPr>
+                  <m:sty m:val="p"/>
+                </m:rPr>
+                <m:t>=</m:t>
+              </m:r>
+              <m:r>
+                <m:rPr>
+                  <m:sty m:val="p"/>
+                </m:rPr>
+                <m:t>(</m:t>
+              </m:r>
+              <m:r>
+                <m:t>2</m:t>
+              </m:r>
+              <m:r>
+                <m:t>π</m:t>
+              </m:r>
+              <m:sSup>
+                <m:e>
+                  <m:r>
+                    <m:rPr>
+                      <m:sty m:val="p"/>
+                    </m:rPr>
+                    <m:t>)</m:t>
+                  </m:r>
+                </m:e>
+                <m:sup>
+                  <m:r>
+                    <m:rPr>
+                      <m:sty m:val="p"/>
+                    </m:rPr>
+                    <m:t>−</m:t>
+                  </m:r>
+                  <m:r>
+                    <m:t>n</m:t>
+                  </m:r>
+                  <m:r>
+                    <m:rPr>
+                      <m:sty m:val="p"/>
+                    </m:rPr>
+                    <m:t>/</m:t>
+                  </m:r>
+                  <m:r>
+                    <m:t>2</m:t>
+                  </m:r>
+                </m:sup>
+              </m:sSup>
+              <m:r>
+                <m:rPr>
+                  <m:sty m:val="p"/>
+                </m:rPr>
+                <m:t>exp</m:t>
+              </m:r>
+              <m:r>
+                <m:t>​</m:t>
+              </m:r>
+              <m:d>
+                <m:dPr>
+                  <m:begChr m:val="{"/>
+                  <m:sepChr m:val=""/>
+                  <m:endChr m:val="}"/>
+                  <m:grow/>
+                </m:dPr>
+                <m:e>
+                  <m:r>
+                    <m:rPr>
+                      <m:sty m:val="p"/>
+                    </m:rPr>
+                    <m:t>−</m:t>
+                  </m:r>
+                  <m:f>
+                    <m:fPr>
+                      <m:type m:val="bar"/>
+                    </m:fPr>
+                    <m:num>
+                      <m:r>
+                        <m:t>1</m:t>
+                      </m:r>
+                    </m:num>
+                    <m:den>
+                      <m:r>
+                        <m:t>2</m:t>
+                      </m:r>
+                    </m:den>
+                  </m:f>
+                  <m:r>
+                    <m:t>​</m:t>
+                  </m:r>
+                  <m:d>
+                    <m:dPr>
+                      <m:begChr m:val="("/>
+                      <m:sepChr m:val=""/>
+                      <m:endChr m:val=")"/>
+                      <m:grow/>
+                    </m:dPr>
+                    <m:e>
+                      <m:nary>
+                        <m:naryPr>
+                          <m:chr m:val="∑"/>
+                          <m:limLoc m:val="undOvr"/>
+                          <m:subHide m:val="off"/>
+                          <m:supHide m:val="off"/>
+                        </m:naryPr>
+                        <m:sub>
+                          <m:r>
+                            <m:t>i</m:t>
+                          </m:r>
+                          <m:r>
+                            <m:rPr>
+                              <m:sty m:val="p"/>
+                            </m:rPr>
+                            <m:t>=</m:t>
+                          </m:r>
+                          <m:r>
+                            <m:t>1</m:t>
+                          </m:r>
+                        </m:sub>
+                        <m:sup>
+                          <m:r>
+                            <m:t>n</m:t>
+                          </m:r>
+                        </m:sup>
+                        <m:e>
+                          <m:sSubSup>
+                            <m:e>
+                              <m:r>
+                                <m:t>x</m:t>
+                              </m:r>
+                            </m:e>
+                            <m:sub>
+                              <m:r>
+                                <m:t>i</m:t>
+                              </m:r>
+                            </m:sub>
+                            <m:sup>
+                              <m:r>
+                                <m:t>2</m:t>
+                              </m:r>
+                            </m:sup>
+                          </m:sSubSup>
+                        </m:e>
+                      </m:nary>
+                      <m:r>
+                        <m:rPr>
+                          <m:sty m:val="p"/>
+                        </m:rPr>
+                        <m:t>−</m:t>
+                      </m:r>
+                      <m:r>
+                        <m:t>2</m:t>
+                      </m:r>
+                      <m:r>
+                        <m:t>μ</m:t>
+                      </m:r>
+                      <m:nary>
+                        <m:naryPr>
+                          <m:chr m:val="∑"/>
+                          <m:limLoc m:val="undOvr"/>
+                          <m:subHide m:val="off"/>
+                          <m:supHide m:val="off"/>
+                        </m:naryPr>
+                        <m:sub>
+                          <m:r>
+                            <m:t>i</m:t>
+                          </m:r>
+                          <m:r>
+                            <m:rPr>
+                              <m:sty m:val="p"/>
+                            </m:rPr>
+                            <m:t>=</m:t>
+                          </m:r>
+                          <m:r>
+                            <m:t>1</m:t>
+                          </m:r>
+                        </m:sub>
+                        <m:sup>
+                          <m:r>
+                            <m:t>n</m:t>
+                          </m:r>
+                        </m:sup>
+                        <m:e>
+                          <m:sSub>
+                            <m:e>
+                              <m:r>
+                                <m:t>x</m:t>
+                              </m:r>
+                            </m:e>
+                            <m:sub>
+                              <m:r>
+                                <m:t>i</m:t>
+                              </m:r>
+                            </m:sub>
+                          </m:sSub>
+                        </m:e>
+                      </m:nary>
+                      <m:r>
+                        <m:rPr>
+                          <m:sty m:val="p"/>
+                        </m:rPr>
+                        <m:t>+</m:t>
+                      </m:r>
+                      <m:r>
+                        <m:t>n</m:t>
+                      </m:r>
+                      <m:sSup>
+                        <m:e>
+                          <m:r>
+                            <m:t>μ</m:t>
+                          </m:r>
+                        </m:e>
+                        <m:sup>
+                          <m:r>
+                            <m:t>2</m:t>
+                          </m:r>
+                        </m:sup>
+                      </m:sSup>
+                    </m:e>
+                  </m:d>
+                  <m:r>
+                    <m:t>​</m:t>
+                  </m:r>
+                </m:e>
+              </m:d>
+              <m:r>
+                <m:t>​</m:t>
+              </m:r>
+              <m:r>
+                <m:t>&amp;</m:t>
+              </m:r>
+              <m:r>
+                <m:t>&amp;</m:t>
+              </m:r>
+              <m:r>
+                <m:rPr>
+                  <m:nor/>
+                  <m:sty m:val="p"/>
+                </m:rPr>
+                <m:t>(summing the constant </m:t>
+              </m:r>
+              <m:sSup>
+                <m:e>
+                  <m:r>
+                    <m:t>μ</m:t>
+                  </m:r>
+                </m:e>
+                <m:sup>
+                  <m:r>
+                    <m:t>2</m:t>
+                  </m:r>
+                </m:sup>
+              </m:sSup>
+              <m:r>
+                <m:rPr>
+                  <m:nor/>
+                  <m:sty m:val="p"/>
+                </m:rPr>
+                <m:t> over </m:t>
+              </m:r>
+              <m:r>
+                <m:t>n</m:t>
+              </m:r>
+              <m:r>
+                <m:rPr>
+                  <m:nor/>
+                  <m:sty m:val="p"/>
+                </m:rPr>
+                <m:t> terms)</m:t>
               </m:r>
             </m:e>
             <m:e>
@@ -5089,23 +8084,32 @@
                   <m:nor/>
                   <m:sty m:val="p"/>
                 </m:rPr>
-                <m:t>(expanding the square; </m:t>
+                <m:t>(substituting </m:t>
               </m:r>
               <m:nary>
                 <m:naryPr>
                   <m:chr m:val="∑"/>
                   <m:limLoc m:val="undOvr"/>
                   <m:subHide m:val="off"/>
-                  <m:supHide m:val="on"/>
+                  <m:supHide m:val="off"/>
                 </m:naryPr>
                 <m:sub>
                   <m:r>
                     <m:t>i</m:t>
                   </m:r>
+                  <m:r>
+                    <m:rPr>
+                      <m:sty m:val="p"/>
+                    </m:rPr>
+                    <m:t>=</m:t>
+                  </m:r>
+                  <m:r>
+                    <m:t>1</m:t>
+                  </m:r>
                 </m:sub>
                 <m:sup>
                   <m:r>
-                    <m:t>​</m:t>
+                    <m:t>n</m:t>
                   </m:r>
                 </m:sup>
                 <m:e>
@@ -5158,8 +8162,50 @@
                 <m:rPr>
                   <m:sty m:val="p"/>
                 </m:rPr>
-                <m:t>∝</m:t>
-              </m:r>
+                <m:t>=</m:t>
+              </m:r>
+              <m:r>
+                <m:rPr>
+                  <m:sty m:val="p"/>
+                </m:rPr>
+                <m:t>(</m:t>
+              </m:r>
+              <m:r>
+                <m:t>2</m:t>
+              </m:r>
+              <m:r>
+                <m:t>π</m:t>
+              </m:r>
+              <m:sSup>
+                <m:e>
+                  <m:r>
+                    <m:rPr>
+                      <m:sty m:val="p"/>
+                    </m:rPr>
+                    <m:t>)</m:t>
+                  </m:r>
+                </m:e>
+                <m:sup>
+                  <m:r>
+                    <m:rPr>
+                      <m:sty m:val="p"/>
+                    </m:rPr>
+                    <m:t>−</m:t>
+                  </m:r>
+                  <m:r>
+                    <m:t>n</m:t>
+                  </m:r>
+                  <m:r>
+                    <m:rPr>
+                      <m:sty m:val="p"/>
+                    </m:rPr>
+                    <m:t>/</m:t>
+                  </m:r>
+                  <m:r>
+                    <m:t>2</m:t>
+                  </m:r>
+                </m:sup>
+              </m:sSup>
               <m:r>
                 <m:rPr>
                   <m:sty m:val="p"/>
@@ -5177,6 +8223,316 @@
                   <m:grow/>
                 </m:dPr>
                 <m:e>
+                  <m:r>
+                    <m:rPr>
+                      <m:sty m:val="p"/>
+                    </m:rPr>
+                    <m:t>−</m:t>
+                  </m:r>
+                  <m:f>
+                    <m:fPr>
+                      <m:type m:val="bar"/>
+                    </m:fPr>
+                    <m:num>
+                      <m:r>
+                        <m:t>1</m:t>
+                      </m:r>
+                    </m:num>
+                    <m:den>
+                      <m:r>
+                        <m:t>2</m:t>
+                      </m:r>
+                    </m:den>
+                  </m:f>
+                  <m:r>
+                    <m:t>​</m:t>
+                  </m:r>
+                  <m:d>
+                    <m:dPr>
+                      <m:begChr m:val="("/>
+                      <m:sepChr m:val=""/>
+                      <m:endChr m:val=")"/>
+                      <m:grow/>
+                    </m:dPr>
+                    <m:e>
+                      <m:nary>
+                        <m:naryPr>
+                          <m:chr m:val="∑"/>
+                          <m:limLoc m:val="undOvr"/>
+                          <m:subHide m:val="off"/>
+                          <m:supHide m:val="off"/>
+                        </m:naryPr>
+                        <m:sub>
+                          <m:r>
+                            <m:t>i</m:t>
+                          </m:r>
+                          <m:r>
+                            <m:rPr>
+                              <m:sty m:val="p"/>
+                            </m:rPr>
+                            <m:t>=</m:t>
+                          </m:r>
+                          <m:r>
+                            <m:t>1</m:t>
+                          </m:r>
+                        </m:sub>
+                        <m:sup>
+                          <m:r>
+                            <m:t>n</m:t>
+                          </m:r>
+                        </m:sup>
+                        <m:e>
+                          <m:sSubSup>
+                            <m:e>
+                              <m:r>
+                                <m:t>x</m:t>
+                              </m:r>
+                            </m:e>
+                            <m:sub>
+                              <m:r>
+                                <m:t>i</m:t>
+                              </m:r>
+                            </m:sub>
+                            <m:sup>
+                              <m:r>
+                                <m:t>2</m:t>
+                              </m:r>
+                            </m:sup>
+                          </m:sSubSup>
+                        </m:e>
+                      </m:nary>
+                      <m:r>
+                        <m:rPr>
+                          <m:sty m:val="p"/>
+                        </m:rPr>
+                        <m:t>+</m:t>
+                      </m:r>
+                      <m:r>
+                        <m:t>​</m:t>
+                      </m:r>
+                      <m:d>
+                        <m:dPr>
+                          <m:begChr m:val="("/>
+                          <m:sepChr m:val=""/>
+                          <m:endChr m:val=")"/>
+                          <m:grow/>
+                        </m:dPr>
+                        <m:e>
+                          <m:r>
+                            <m:t>n</m:t>
+                          </m:r>
+                          <m:sSup>
+                            <m:e>
+                              <m:r>
+                                <m:t>μ</m:t>
+                              </m:r>
+                            </m:e>
+                            <m:sup>
+                              <m:r>
+                                <m:t>2</m:t>
+                              </m:r>
+                            </m:sup>
+                          </m:sSup>
+                          <m:r>
+                            <m:rPr>
+                              <m:sty m:val="p"/>
+                            </m:rPr>
+                            <m:t>−</m:t>
+                          </m:r>
+                          <m:r>
+                            <m:t>2</m:t>
+                          </m:r>
+                          <m:r>
+                            <m:t>μ</m:t>
+                          </m:r>
+                          <m:r>
+                            <m:t>n</m:t>
+                          </m:r>
+                          <m:acc>
+                            <m:accPr>
+                              <m:chr m:val="‾"/>
+                            </m:accPr>
+                            <m:e>
+                              <m:r>
+                                <m:t>x</m:t>
+                              </m:r>
+                            </m:e>
+                          </m:acc>
+                        </m:e>
+                      </m:d>
+                      <m:r>
+                        <m:t>​</m:t>
+                      </m:r>
+                    </m:e>
+                  </m:d>
+                  <m:r>
+                    <m:t>​</m:t>
+                  </m:r>
+                </m:e>
+              </m:d>
+              <m:r>
+                <m:t>​</m:t>
+              </m:r>
+              <m:r>
+                <m:t>&amp;</m:t>
+              </m:r>
+              <m:r>
+                <m:t>&amp;</m:t>
+              </m:r>
+              <m:r>
+                <m:rPr>
+                  <m:nor/>
+                  <m:sty m:val="p"/>
+                </m:rPr>
+                <m:t>(reordering and grouping the terms that involve </m:t>
+              </m:r>
+              <m:r>
+                <m:t>μ</m:t>
+              </m:r>
+              <m:r>
+                <m:rPr>
+                  <m:nor/>
+                  <m:sty m:val="p"/>
+                </m:rPr>
+                <m:t>)</m:t>
+              </m:r>
+            </m:e>
+            <m:e>
+              <m:r>
+                <m:t>&amp;</m:t>
+              </m:r>
+              <m:r>
+                <m:rPr>
+                  <m:sty m:val="p"/>
+                </m:rPr>
+                <m:t>=</m:t>
+              </m:r>
+              <m:r>
+                <m:rPr>
+                  <m:sty m:val="p"/>
+                </m:rPr>
+                <m:t>(</m:t>
+              </m:r>
+              <m:r>
+                <m:t>2</m:t>
+              </m:r>
+              <m:r>
+                <m:t>π</m:t>
+              </m:r>
+              <m:sSup>
+                <m:e>
+                  <m:r>
+                    <m:rPr>
+                      <m:sty m:val="p"/>
+                    </m:rPr>
+                    <m:t>)</m:t>
+                  </m:r>
+                </m:e>
+                <m:sup>
+                  <m:r>
+                    <m:rPr>
+                      <m:sty m:val="p"/>
+                    </m:rPr>
+                    <m:t>−</m:t>
+                  </m:r>
+                  <m:r>
+                    <m:t>n</m:t>
+                  </m:r>
+                  <m:r>
+                    <m:rPr>
+                      <m:sty m:val="p"/>
+                    </m:rPr>
+                    <m:t>/</m:t>
+                  </m:r>
+                  <m:r>
+                    <m:t>2</m:t>
+                  </m:r>
+                </m:sup>
+              </m:sSup>
+              <m:r>
+                <m:rPr>
+                  <m:sty m:val="p"/>
+                </m:rPr>
+                <m:t>exp</m:t>
+              </m:r>
+              <m:r>
+                <m:t>​</m:t>
+              </m:r>
+              <m:d>
+                <m:dPr>
+                  <m:begChr m:val="{"/>
+                  <m:sepChr m:val=""/>
+                  <m:endChr m:val="}"/>
+                  <m:grow/>
+                </m:dPr>
+                <m:e>
+                  <m:r>
+                    <m:rPr>
+                      <m:sty m:val="p"/>
+                    </m:rPr>
+                    <m:t>−</m:t>
+                  </m:r>
+                  <m:f>
+                    <m:fPr>
+                      <m:type m:val="bar"/>
+                    </m:fPr>
+                    <m:num>
+                      <m:r>
+                        <m:t>1</m:t>
+                      </m:r>
+                    </m:num>
+                    <m:den>
+                      <m:r>
+                        <m:t>2</m:t>
+                      </m:r>
+                    </m:den>
+                  </m:f>
+                  <m:nary>
+                    <m:naryPr>
+                      <m:chr m:val="∑"/>
+                      <m:limLoc m:val="undOvr"/>
+                      <m:subHide m:val="off"/>
+                      <m:supHide m:val="off"/>
+                    </m:naryPr>
+                    <m:sub>
+                      <m:r>
+                        <m:t>i</m:t>
+                      </m:r>
+                      <m:r>
+                        <m:rPr>
+                          <m:sty m:val="p"/>
+                        </m:rPr>
+                        <m:t>=</m:t>
+                      </m:r>
+                      <m:r>
+                        <m:t>1</m:t>
+                      </m:r>
+                    </m:sub>
+                    <m:sup>
+                      <m:r>
+                        <m:t>n</m:t>
+                      </m:r>
+                    </m:sup>
+                    <m:e>
+                      <m:sSubSup>
+                        <m:e>
+                          <m:r>
+                            <m:t>x</m:t>
+                          </m:r>
+                        </m:e>
+                        <m:sub>
+                          <m:r>
+                            <m:t>i</m:t>
+                          </m:r>
+                        </m:sub>
+                        <m:sup>
+                          <m:r>
+                            <m:t>2</m:t>
+                          </m:r>
+                        </m:sup>
+                      </m:sSubSup>
+                    </m:e>
+                  </m:nary>
                   <m:r>
                     <m:rPr>
                       <m:sty m:val="p"/>
@@ -5270,6 +8626,417 @@
                   <m:nor/>
                   <m:sty m:val="p"/>
                 </m:rPr>
+                <m:t>(distributing </m:t>
+              </m:r>
+              <m:r>
+                <m:rPr>
+                  <m:sty m:val="p"/>
+                </m:rPr>
+                <m:t>−</m:t>
+              </m:r>
+              <m:f>
+                <m:fPr>
+                  <m:type m:val="lin"/>
+                </m:fPr>
+                <m:num>
+                  <m:r>
+                    <m:t>1</m:t>
+                  </m:r>
+                </m:num>
+                <m:den>
+                  <m:r>
+                    <m:t>2</m:t>
+                  </m:r>
+                </m:den>
+              </m:f>
+              <m:r>
+                <m:rPr>
+                  <m:nor/>
+                  <m:sty m:val="p"/>
+                </m:rPr>
+                <m:t>)</m:t>
+              </m:r>
+            </m:e>
+            <m:e>
+              <m:r>
+                <m:t>&amp;</m:t>
+              </m:r>
+              <m:r>
+                <m:rPr>
+                  <m:sty m:val="p"/>
+                </m:rPr>
+                <m:t>=</m:t>
+              </m:r>
+              <m:r>
+                <m:rPr>
+                  <m:sty m:val="p"/>
+                </m:rPr>
+                <m:t>(</m:t>
+              </m:r>
+              <m:r>
+                <m:t>2</m:t>
+              </m:r>
+              <m:r>
+                <m:t>π</m:t>
+              </m:r>
+              <m:sSup>
+                <m:e>
+                  <m:r>
+                    <m:rPr>
+                      <m:sty m:val="p"/>
+                    </m:rPr>
+                    <m:t>)</m:t>
+                  </m:r>
+                </m:e>
+                <m:sup>
+                  <m:r>
+                    <m:rPr>
+                      <m:sty m:val="p"/>
+                    </m:rPr>
+                    <m:t>−</m:t>
+                  </m:r>
+                  <m:r>
+                    <m:t>n</m:t>
+                  </m:r>
+                  <m:r>
+                    <m:rPr>
+                      <m:sty m:val="p"/>
+                    </m:rPr>
+                    <m:t>/</m:t>
+                  </m:r>
+                  <m:r>
+                    <m:t>2</m:t>
+                  </m:r>
+                </m:sup>
+              </m:sSup>
+              <m:r>
+                <m:rPr>
+                  <m:sty m:val="p"/>
+                </m:rPr>
+                <m:t>exp</m:t>
+              </m:r>
+              <m:r>
+                <m:t>​</m:t>
+              </m:r>
+              <m:d>
+                <m:dPr>
+                  <m:begChr m:val="{"/>
+                  <m:sepChr m:val=""/>
+                  <m:endChr m:val="}"/>
+                  <m:grow/>
+                </m:dPr>
+                <m:e>
+                  <m:r>
+                    <m:rPr>
+                      <m:sty m:val="p"/>
+                    </m:rPr>
+                    <m:t>−</m:t>
+                  </m:r>
+                  <m:f>
+                    <m:fPr>
+                      <m:type m:val="bar"/>
+                    </m:fPr>
+                    <m:num>
+                      <m:r>
+                        <m:t>1</m:t>
+                      </m:r>
+                    </m:num>
+                    <m:den>
+                      <m:r>
+                        <m:t>2</m:t>
+                      </m:r>
+                    </m:den>
+                  </m:f>
+                  <m:nary>
+                    <m:naryPr>
+                      <m:chr m:val="∑"/>
+                      <m:limLoc m:val="undOvr"/>
+                      <m:subHide m:val="off"/>
+                      <m:supHide m:val="off"/>
+                    </m:naryPr>
+                    <m:sub>
+                      <m:r>
+                        <m:t>i</m:t>
+                      </m:r>
+                      <m:r>
+                        <m:rPr>
+                          <m:sty m:val="p"/>
+                        </m:rPr>
+                        <m:t>=</m:t>
+                      </m:r>
+                      <m:r>
+                        <m:t>1</m:t>
+                      </m:r>
+                    </m:sub>
+                    <m:sup>
+                      <m:r>
+                        <m:t>n</m:t>
+                      </m:r>
+                    </m:sup>
+                    <m:e>
+                      <m:sSubSup>
+                        <m:e>
+                          <m:r>
+                            <m:t>x</m:t>
+                          </m:r>
+                        </m:e>
+                        <m:sub>
+                          <m:r>
+                            <m:t>i</m:t>
+                          </m:r>
+                        </m:sub>
+                        <m:sup>
+                          <m:r>
+                            <m:t>2</m:t>
+                          </m:r>
+                        </m:sup>
+                      </m:sSubSup>
+                    </m:e>
+                  </m:nary>
+                </m:e>
+              </m:d>
+              <m:r>
+                <m:t>​</m:t>
+              </m:r>
+              <m:r>
+                <m:rPr>
+                  <m:sty m:val="p"/>
+                </m:rPr>
+                <m:t>⋅</m:t>
+              </m:r>
+              <m:r>
+                <m:rPr>
+                  <m:sty m:val="p"/>
+                </m:rPr>
+                <m:t>exp</m:t>
+              </m:r>
+              <m:r>
+                <m:t>​</m:t>
+              </m:r>
+              <m:d>
+                <m:dPr>
+                  <m:begChr m:val="{"/>
+                  <m:sepChr m:val=""/>
+                  <m:endChr m:val="}"/>
+                  <m:grow/>
+                </m:dPr>
+                <m:e>
+                  <m:r>
+                    <m:rPr>
+                      <m:sty m:val="p"/>
+                    </m:rPr>
+                    <m:t>−</m:t>
+                  </m:r>
+                  <m:f>
+                    <m:fPr>
+                      <m:type m:val="bar"/>
+                    </m:fPr>
+                    <m:num>
+                      <m:r>
+                        <m:t>1</m:t>
+                      </m:r>
+                    </m:num>
+                    <m:den>
+                      <m:r>
+                        <m:t>2</m:t>
+                      </m:r>
+                    </m:den>
+                  </m:f>
+                  <m:r>
+                    <m:t>​</m:t>
+                  </m:r>
+                  <m:d>
+                    <m:dPr>
+                      <m:begChr m:val="("/>
+                      <m:sepChr m:val=""/>
+                      <m:endChr m:val=")"/>
+                      <m:grow/>
+                    </m:dPr>
+                    <m:e>
+                      <m:r>
+                        <m:t>n</m:t>
+                      </m:r>
+                      <m:sSup>
+                        <m:e>
+                          <m:r>
+                            <m:t>μ</m:t>
+                          </m:r>
+                        </m:e>
+                        <m:sup>
+                          <m:r>
+                            <m:t>2</m:t>
+                          </m:r>
+                        </m:sup>
+                      </m:sSup>
+                      <m:r>
+                        <m:rPr>
+                          <m:sty m:val="p"/>
+                        </m:rPr>
+                        <m:t>−</m:t>
+                      </m:r>
+                      <m:r>
+                        <m:t>2</m:t>
+                      </m:r>
+                      <m:r>
+                        <m:t>μ</m:t>
+                      </m:r>
+                      <m:r>
+                        <m:t>n</m:t>
+                      </m:r>
+                      <m:acc>
+                        <m:accPr>
+                          <m:chr m:val="‾"/>
+                        </m:accPr>
+                        <m:e>
+                          <m:r>
+                            <m:t>x</m:t>
+                          </m:r>
+                        </m:e>
+                      </m:acc>
+                    </m:e>
+                  </m:d>
+                  <m:r>
+                    <m:t>​</m:t>
+                  </m:r>
+                </m:e>
+              </m:d>
+              <m:r>
+                <m:t>​</m:t>
+              </m:r>
+              <m:r>
+                <m:t>&amp;</m:t>
+              </m:r>
+              <m:r>
+                <m:t>&amp;</m:t>
+              </m:r>
+              <m:r>
+                <m:rPr>
+                  <m:nor/>
+                  <m:sty m:val="p"/>
+                </m:rPr>
+                <m:t>(writing the exponential of a sum as a product of exponentials)</m:t>
+              </m:r>
+            </m:e>
+            <m:e>
+              <m:r>
+                <m:t>&amp;</m:t>
+              </m:r>
+              <m:r>
+                <m:rPr>
+                  <m:sty m:val="p"/>
+                </m:rPr>
+                <m:t>∝</m:t>
+              </m:r>
+              <m:r>
+                <m:rPr>
+                  <m:sty m:val="p"/>
+                </m:rPr>
+                <m:t>exp</m:t>
+              </m:r>
+              <m:r>
+                <m:t>​</m:t>
+              </m:r>
+              <m:d>
+                <m:dPr>
+                  <m:begChr m:val="{"/>
+                  <m:sepChr m:val=""/>
+                  <m:endChr m:val="}"/>
+                  <m:grow/>
+                </m:dPr>
+                <m:e>
+                  <m:r>
+                    <m:rPr>
+                      <m:sty m:val="p"/>
+                    </m:rPr>
+                    <m:t>−</m:t>
+                  </m:r>
+                  <m:f>
+                    <m:fPr>
+                      <m:type m:val="bar"/>
+                    </m:fPr>
+                    <m:num>
+                      <m:r>
+                        <m:t>1</m:t>
+                      </m:r>
+                    </m:num>
+                    <m:den>
+                      <m:r>
+                        <m:t>2</m:t>
+                      </m:r>
+                    </m:den>
+                  </m:f>
+                  <m:r>
+                    <m:t>​</m:t>
+                  </m:r>
+                  <m:d>
+                    <m:dPr>
+                      <m:begChr m:val="("/>
+                      <m:sepChr m:val=""/>
+                      <m:endChr m:val=")"/>
+                      <m:grow/>
+                    </m:dPr>
+                    <m:e>
+                      <m:r>
+                        <m:t>n</m:t>
+                      </m:r>
+                      <m:sSup>
+                        <m:e>
+                          <m:r>
+                            <m:t>μ</m:t>
+                          </m:r>
+                        </m:e>
+                        <m:sup>
+                          <m:r>
+                            <m:t>2</m:t>
+                          </m:r>
+                        </m:sup>
+                      </m:sSup>
+                      <m:r>
+                        <m:rPr>
+                          <m:sty m:val="p"/>
+                        </m:rPr>
+                        <m:t>−</m:t>
+                      </m:r>
+                      <m:r>
+                        <m:t>2</m:t>
+                      </m:r>
+                      <m:r>
+                        <m:t>μ</m:t>
+                      </m:r>
+                      <m:r>
+                        <m:t>n</m:t>
+                      </m:r>
+                      <m:acc>
+                        <m:accPr>
+                          <m:chr m:val="‾"/>
+                        </m:accPr>
+                        <m:e>
+                          <m:r>
+                            <m:t>x</m:t>
+                          </m:r>
+                        </m:e>
+                      </m:acc>
+                    </m:e>
+                  </m:d>
+                  <m:r>
+                    <m:t>​</m:t>
+                  </m:r>
+                </m:e>
+              </m:d>
+              <m:r>
+                <m:t>​</m:t>
+              </m:r>
+              <m:r>
+                <m:t>&amp;</m:t>
+              </m:r>
+              <m:r>
+                <m:t>&amp;</m:t>
+              </m:r>
+              <m:r>
+                <m:rPr>
+                  <m:nor/>
+                  <m:sty m:val="p"/>
+                </m:rPr>
                 <m:t>(dropping factors that do not involve </m:t>
               </m:r>
               <m:r>
@@ -5290,8 +9057,27 @@
               </m:r>
             </m:e>
           </m:eqArr>
+          <m:r>
+            <m:t>  </m:t>
+          </m:r>
+          <m:r>
+            <m:rPr>
+              <m:sty m:val="p"/>
+            </m:rPr>
+            <m:t>(</m:t>
+          </m:r>
+          <m:r>
+            <m:t>6</m:t>
+          </m:r>
+          <m:r>
+            <m:rPr>
+              <m:sty m:val="p"/>
+            </m:rPr>
+            <m:t>)</m:t>
+          </m:r>
         </m:oMath>
       </m:oMathPara>
+      <w:bookmarkEnd w:id="34"/>
     </w:p>
     <w:p>
       <w:pPr>
@@ -5485,6 +9271,7 @@
       <w:pPr>
         <w:pStyle w:val="BodyText"/>
       </w:pPr>
+      <w:bookmarkStart w:id="35" w:name="eq-normal-normal-exm-2"/>
       <m:oMathPara>
         <m:oMathParaPr>
           <m:jc m:val="center"/>
@@ -5795,6 +9582,472 @@
                   <m:sty m:val="p"/>
                 </m:rPr>
                 <m:t>(substituting likelihood and prior)</m:t>
+              </m:r>
+            </m:e>
+            <m:e>
+              <m:r>
+                <m:t>&amp;</m:t>
+              </m:r>
+              <m:r>
+                <m:rPr>
+                  <m:sty m:val="p"/>
+                </m:rPr>
+                <m:t>=</m:t>
+              </m:r>
+              <m:r>
+                <m:rPr>
+                  <m:sty m:val="p"/>
+                </m:rPr>
+                <m:t>exp</m:t>
+              </m:r>
+              <m:r>
+                <m:t>​</m:t>
+              </m:r>
+              <m:d>
+                <m:dPr>
+                  <m:begChr m:val="{"/>
+                  <m:sepChr m:val=""/>
+                  <m:endChr m:val="}"/>
+                  <m:grow/>
+                </m:dPr>
+                <m:e>
+                  <m:r>
+                    <m:rPr>
+                      <m:sty m:val="p"/>
+                    </m:rPr>
+                    <m:t>−</m:t>
+                  </m:r>
+                  <m:f>
+                    <m:fPr>
+                      <m:type m:val="bar"/>
+                    </m:fPr>
+                    <m:num>
+                      <m:r>
+                        <m:t>1</m:t>
+                      </m:r>
+                    </m:num>
+                    <m:den>
+                      <m:r>
+                        <m:t>2</m:t>
+                      </m:r>
+                    </m:den>
+                  </m:f>
+                  <m:r>
+                    <m:t>​</m:t>
+                  </m:r>
+                  <m:d>
+                    <m:dPr>
+                      <m:begChr m:val="("/>
+                      <m:sepChr m:val=""/>
+                      <m:endChr m:val=")"/>
+                      <m:grow/>
+                    </m:dPr>
+                    <m:e>
+                      <m:r>
+                        <m:t>n</m:t>
+                      </m:r>
+                      <m:sSup>
+                        <m:e>
+                          <m:r>
+                            <m:t>μ</m:t>
+                          </m:r>
+                        </m:e>
+                        <m:sup>
+                          <m:r>
+                            <m:t>2</m:t>
+                          </m:r>
+                        </m:sup>
+                      </m:sSup>
+                      <m:r>
+                        <m:rPr>
+                          <m:sty m:val="p"/>
+                        </m:rPr>
+                        <m:t>−</m:t>
+                      </m:r>
+                      <m:r>
+                        <m:t>2</m:t>
+                      </m:r>
+                      <m:r>
+                        <m:t>μ</m:t>
+                      </m:r>
+                      <m:r>
+                        <m:t>n</m:t>
+                      </m:r>
+                      <m:acc>
+                        <m:accPr>
+                          <m:chr m:val="‾"/>
+                        </m:accPr>
+                        <m:e>
+                          <m:r>
+                            <m:t>x</m:t>
+                          </m:r>
+                        </m:e>
+                      </m:acc>
+                    </m:e>
+                  </m:d>
+                  <m:r>
+                    <m:t>​</m:t>
+                  </m:r>
+                  <m:r>
+                    <m:rPr>
+                      <m:sty m:val="p"/>
+                    </m:rPr>
+                    <m:t>−</m:t>
+                  </m:r>
+                  <m:f>
+                    <m:fPr>
+                      <m:type m:val="bar"/>
+                    </m:fPr>
+                    <m:num>
+                      <m:r>
+                        <m:t>1</m:t>
+                      </m:r>
+                    </m:num>
+                    <m:den>
+                      <m:r>
+                        <m:t>2</m:t>
+                      </m:r>
+                    </m:den>
+                  </m:f>
+                  <m:sSup>
+                    <m:e>
+                      <m:r>
+                        <m:t>μ</m:t>
+                      </m:r>
+                    </m:e>
+                    <m:sup>
+                      <m:r>
+                        <m:t>2</m:t>
+                      </m:r>
+                    </m:sup>
+                  </m:sSup>
+                </m:e>
+              </m:d>
+              <m:r>
+                <m:t>​</m:t>
+              </m:r>
+              <m:r>
+                <m:t>&amp;</m:t>
+              </m:r>
+              <m:r>
+                <m:t>&amp;</m:t>
+              </m:r>
+              <m:r>
+                <m:rPr>
+                  <m:nor/>
+                  <m:sty m:val="p"/>
+                </m:rPr>
+                <m:t>(writing a product of exponentials as the exponential of a sum)</m:t>
+              </m:r>
+            </m:e>
+            <m:e>
+              <m:r>
+                <m:t>&amp;</m:t>
+              </m:r>
+              <m:r>
+                <m:rPr>
+                  <m:sty m:val="p"/>
+                </m:rPr>
+                <m:t>=</m:t>
+              </m:r>
+              <m:r>
+                <m:rPr>
+                  <m:sty m:val="p"/>
+                </m:rPr>
+                <m:t>exp</m:t>
+              </m:r>
+              <m:r>
+                <m:t>​</m:t>
+              </m:r>
+              <m:d>
+                <m:dPr>
+                  <m:begChr m:val="{"/>
+                  <m:sepChr m:val=""/>
+                  <m:endChr m:val="}"/>
+                  <m:grow/>
+                </m:dPr>
+                <m:e>
+                  <m:r>
+                    <m:rPr>
+                      <m:sty m:val="p"/>
+                    </m:rPr>
+                    <m:t>−</m:t>
+                  </m:r>
+                  <m:f>
+                    <m:fPr>
+                      <m:type m:val="bar"/>
+                    </m:fPr>
+                    <m:num>
+                      <m:r>
+                        <m:t>1</m:t>
+                      </m:r>
+                    </m:num>
+                    <m:den>
+                      <m:r>
+                        <m:t>2</m:t>
+                      </m:r>
+                    </m:den>
+                  </m:f>
+                  <m:r>
+                    <m:t>​</m:t>
+                  </m:r>
+                  <m:d>
+                    <m:dPr>
+                      <m:begChr m:val="("/>
+                      <m:sepChr m:val=""/>
+                      <m:endChr m:val=")"/>
+                      <m:grow/>
+                    </m:dPr>
+                    <m:e>
+                      <m:r>
+                        <m:t>n</m:t>
+                      </m:r>
+                      <m:sSup>
+                        <m:e>
+                          <m:r>
+                            <m:t>μ</m:t>
+                          </m:r>
+                        </m:e>
+                        <m:sup>
+                          <m:r>
+                            <m:t>2</m:t>
+                          </m:r>
+                        </m:sup>
+                      </m:sSup>
+                      <m:r>
+                        <m:rPr>
+                          <m:sty m:val="p"/>
+                        </m:rPr>
+                        <m:t>−</m:t>
+                      </m:r>
+                      <m:r>
+                        <m:t>2</m:t>
+                      </m:r>
+                      <m:r>
+                        <m:t>μ</m:t>
+                      </m:r>
+                      <m:r>
+                        <m:t>n</m:t>
+                      </m:r>
+                      <m:acc>
+                        <m:accPr>
+                          <m:chr m:val="‾"/>
+                        </m:accPr>
+                        <m:e>
+                          <m:r>
+                            <m:t>x</m:t>
+                          </m:r>
+                        </m:e>
+                      </m:acc>
+                      <m:r>
+                        <m:rPr>
+                          <m:sty m:val="p"/>
+                        </m:rPr>
+                        <m:t>+</m:t>
+                      </m:r>
+                      <m:sSup>
+                        <m:e>
+                          <m:r>
+                            <m:t>μ</m:t>
+                          </m:r>
+                        </m:e>
+                        <m:sup>
+                          <m:r>
+                            <m:t>2</m:t>
+                          </m:r>
+                        </m:sup>
+                      </m:sSup>
+                    </m:e>
+                  </m:d>
+                  <m:r>
+                    <m:t>​</m:t>
+                  </m:r>
+                </m:e>
+              </m:d>
+              <m:r>
+                <m:t>​</m:t>
+              </m:r>
+              <m:r>
+                <m:t>&amp;</m:t>
+              </m:r>
+              <m:r>
+                <m:t>&amp;</m:t>
+              </m:r>
+              <m:r>
+                <m:rPr>
+                  <m:nor/>
+                  <m:sty m:val="p"/>
+                </m:rPr>
+                <m:t>(factoring out </m:t>
+              </m:r>
+              <m:r>
+                <m:rPr>
+                  <m:sty m:val="p"/>
+                </m:rPr>
+                <m:t>−</m:t>
+              </m:r>
+              <m:f>
+                <m:fPr>
+                  <m:type m:val="lin"/>
+                </m:fPr>
+                <m:num>
+                  <m:r>
+                    <m:t>1</m:t>
+                  </m:r>
+                </m:num>
+                <m:den>
+                  <m:r>
+                    <m:t>2</m:t>
+                  </m:r>
+                </m:den>
+              </m:f>
+              <m:r>
+                <m:rPr>
+                  <m:nor/>
+                  <m:sty m:val="p"/>
+                </m:rPr>
+                <m:t>)</m:t>
+              </m:r>
+            </m:e>
+            <m:e>
+              <m:r>
+                <m:t>&amp;</m:t>
+              </m:r>
+              <m:r>
+                <m:rPr>
+                  <m:sty m:val="p"/>
+                </m:rPr>
+                <m:t>=</m:t>
+              </m:r>
+              <m:r>
+                <m:rPr>
+                  <m:sty m:val="p"/>
+                </m:rPr>
+                <m:t>exp</m:t>
+              </m:r>
+              <m:r>
+                <m:t>​</m:t>
+              </m:r>
+              <m:d>
+                <m:dPr>
+                  <m:begChr m:val="{"/>
+                  <m:sepChr m:val=""/>
+                  <m:endChr m:val="}"/>
+                  <m:grow/>
+                </m:dPr>
+                <m:e>
+                  <m:r>
+                    <m:rPr>
+                      <m:sty m:val="p"/>
+                    </m:rPr>
+                    <m:t>−</m:t>
+                  </m:r>
+                  <m:f>
+                    <m:fPr>
+                      <m:type m:val="bar"/>
+                    </m:fPr>
+                    <m:num>
+                      <m:r>
+                        <m:t>1</m:t>
+                      </m:r>
+                    </m:num>
+                    <m:den>
+                      <m:r>
+                        <m:t>2</m:t>
+                      </m:r>
+                    </m:den>
+                  </m:f>
+                  <m:r>
+                    <m:t>​</m:t>
+                  </m:r>
+                  <m:d>
+                    <m:dPr>
+                      <m:begChr m:val="("/>
+                      <m:sepChr m:val=""/>
+                      <m:endChr m:val=")"/>
+                      <m:grow/>
+                    </m:dPr>
+                    <m:e>
+                      <m:r>
+                        <m:t>n</m:t>
+                      </m:r>
+                      <m:sSup>
+                        <m:e>
+                          <m:r>
+                            <m:t>μ</m:t>
+                          </m:r>
+                        </m:e>
+                        <m:sup>
+                          <m:r>
+                            <m:t>2</m:t>
+                          </m:r>
+                        </m:sup>
+                      </m:sSup>
+                      <m:r>
+                        <m:rPr>
+                          <m:sty m:val="p"/>
+                        </m:rPr>
+                        <m:t>+</m:t>
+                      </m:r>
+                      <m:sSup>
+                        <m:e>
+                          <m:r>
+                            <m:t>μ</m:t>
+                          </m:r>
+                        </m:e>
+                        <m:sup>
+                          <m:r>
+                            <m:t>2</m:t>
+                          </m:r>
+                        </m:sup>
+                      </m:sSup>
+                      <m:r>
+                        <m:rPr>
+                          <m:sty m:val="p"/>
+                        </m:rPr>
+                        <m:t>−</m:t>
+                      </m:r>
+                      <m:r>
+                        <m:t>2</m:t>
+                      </m:r>
+                      <m:r>
+                        <m:t>μ</m:t>
+                      </m:r>
+                      <m:r>
+                        <m:t>n</m:t>
+                      </m:r>
+                      <m:acc>
+                        <m:accPr>
+                          <m:chr m:val="‾"/>
+                        </m:accPr>
+                        <m:e>
+                          <m:r>
+                            <m:t>x</m:t>
+                          </m:r>
+                        </m:e>
+                      </m:acc>
+                    </m:e>
+                  </m:d>
+                  <m:r>
+                    <m:t>​</m:t>
+                  </m:r>
+                </m:e>
+              </m:d>
+              <m:r>
+                <m:t>​</m:t>
+              </m:r>
+              <m:r>
+                <m:t>&amp;</m:t>
+              </m:r>
+              <m:r>
+                <m:t>&amp;</m:t>
+              </m:r>
+              <m:r>
+                <m:rPr>
+                  <m:nor/>
+                  <m:sty m:val="p"/>
+                </m:rPr>
+                <m:t>(reordering the terms)</m:t>
               </m:r>
             </m:e>
             <m:e>
@@ -5938,7 +10191,210 @@
                   <m:nor/>
                   <m:sty m:val="p"/>
                 </m:rPr>
-                <m:t>(adding exponents)</m:t>
+                <m:t>(collecting the </m:t>
+              </m:r>
+              <m:sSup>
+                <m:e>
+                  <m:r>
+                    <m:t>μ</m:t>
+                  </m:r>
+                </m:e>
+                <m:sup>
+                  <m:r>
+                    <m:t>2</m:t>
+                  </m:r>
+                </m:sup>
+              </m:sSup>
+              <m:r>
+                <m:rPr>
+                  <m:nor/>
+                  <m:sty m:val="p"/>
+                </m:rPr>
+                <m:t> terms)</m:t>
+              </m:r>
+            </m:e>
+            <m:e>
+              <m:r>
+                <m:t>&amp;</m:t>
+              </m:r>
+              <m:r>
+                <m:rPr>
+                  <m:sty m:val="p"/>
+                </m:rPr>
+                <m:t>=</m:t>
+              </m:r>
+              <m:r>
+                <m:rPr>
+                  <m:sty m:val="p"/>
+                </m:rPr>
+                <m:t>exp</m:t>
+              </m:r>
+              <m:r>
+                <m:t>​</m:t>
+              </m:r>
+              <m:d>
+                <m:dPr>
+                  <m:begChr m:val="{"/>
+                  <m:sepChr m:val=""/>
+                  <m:endChr m:val="}"/>
+                  <m:grow/>
+                </m:dPr>
+                <m:e>
+                  <m:r>
+                    <m:rPr>
+                      <m:sty m:val="p"/>
+                    </m:rPr>
+                    <m:t>−</m:t>
+                  </m:r>
+                  <m:f>
+                    <m:fPr>
+                      <m:type m:val="bar"/>
+                    </m:fPr>
+                    <m:num>
+                      <m:r>
+                        <m:t>1</m:t>
+                      </m:r>
+                    </m:num>
+                    <m:den>
+                      <m:r>
+                        <m:t>2</m:t>
+                      </m:r>
+                    </m:den>
+                  </m:f>
+                  <m:r>
+                    <m:rPr>
+                      <m:sty m:val="p"/>
+                    </m:rPr>
+                    <m:t>(</m:t>
+                  </m:r>
+                  <m:r>
+                    <m:t>n</m:t>
+                  </m:r>
+                  <m:r>
+                    <m:rPr>
+                      <m:sty m:val="p"/>
+                    </m:rPr>
+                    <m:t>+</m:t>
+                  </m:r>
+                  <m:r>
+                    <m:t>1</m:t>
+                  </m:r>
+                  <m:r>
+                    <m:rPr>
+                      <m:sty m:val="p"/>
+                    </m:rPr>
+                    <m:t>)</m:t>
+                  </m:r>
+                  <m:r>
+                    <m:t>​</m:t>
+                  </m:r>
+                  <m:d>
+                    <m:dPr>
+                      <m:begChr m:val="("/>
+                      <m:sepChr m:val=""/>
+                      <m:endChr m:val=")"/>
+                      <m:grow/>
+                    </m:dPr>
+                    <m:e>
+                      <m:sSup>
+                        <m:e>
+                          <m:r>
+                            <m:t>μ</m:t>
+                          </m:r>
+                        </m:e>
+                        <m:sup>
+                          <m:r>
+                            <m:t>2</m:t>
+                          </m:r>
+                        </m:sup>
+                      </m:sSup>
+                      <m:r>
+                        <m:rPr>
+                          <m:sty m:val="p"/>
+                        </m:rPr>
+                        <m:t>−</m:t>
+                      </m:r>
+                      <m:r>
+                        <m:t>2</m:t>
+                      </m:r>
+                      <m:r>
+                        <m:t>μ</m:t>
+                      </m:r>
+                      <m:f>
+                        <m:fPr>
+                          <m:type m:val="bar"/>
+                        </m:fPr>
+                        <m:num>
+                          <m:r>
+                            <m:t>n</m:t>
+                          </m:r>
+                        </m:num>
+                        <m:den>
+                          <m:r>
+                            <m:t>n</m:t>
+                          </m:r>
+                          <m:r>
+                            <m:rPr>
+                              <m:sty m:val="p"/>
+                            </m:rPr>
+                            <m:t>+</m:t>
+                          </m:r>
+                          <m:r>
+                            <m:t>1</m:t>
+                          </m:r>
+                        </m:den>
+                      </m:f>
+                      <m:acc>
+                        <m:accPr>
+                          <m:chr m:val="‾"/>
+                        </m:accPr>
+                        <m:e>
+                          <m:r>
+                            <m:t>x</m:t>
+                          </m:r>
+                        </m:e>
+                      </m:acc>
+                    </m:e>
+                  </m:d>
+                  <m:r>
+                    <m:t>​</m:t>
+                  </m:r>
+                </m:e>
+              </m:d>
+              <m:r>
+                <m:t>​</m:t>
+              </m:r>
+              <m:r>
+                <m:t>&amp;</m:t>
+              </m:r>
+              <m:r>
+                <m:t>&amp;</m:t>
+              </m:r>
+              <m:r>
+                <m:rPr>
+                  <m:nor/>
+                  <m:sty m:val="p"/>
+                </m:rPr>
+                <m:t>(factoring out </m:t>
+              </m:r>
+              <m:r>
+                <m:t>n</m:t>
+              </m:r>
+              <m:r>
+                <m:rPr>
+                  <m:sty m:val="p"/>
+                </m:rPr>
+                <m:t>+</m:t>
+              </m:r>
+              <m:r>
+                <m:t>1</m:t>
+              </m:r>
+              <m:r>
+                <m:rPr>
+                  <m:nor/>
+                  <m:sty m:val="p"/>
+                </m:rPr>
+                <m:t>)</m:t>
               </m:r>
             </m:e>
             <m:e>
@@ -6072,26 +10528,7 @@
                   <m:nor/>
                   <m:sty m:val="p"/>
                 </m:rPr>
-                <m:t>(factoring out </m:t>
-              </m:r>
-              <m:r>
-                <m:t>n</m:t>
-              </m:r>
-              <m:r>
-                <m:rPr>
-                  <m:sty m:val="p"/>
-                </m:rPr>
-                <m:t>+</m:t>
-              </m:r>
-              <m:r>
-                <m:t>1</m:t>
-              </m:r>
-              <m:r>
-                <m:rPr>
-                  <m:nor/>
-                  <m:sty m:val="p"/>
-                </m:rPr>
-                <m:t>; definition of </m:t>
+                <m:t>(definition of </m:t>
               </m:r>
               <m:r>
                 <m:t>m</m:t>
@@ -6473,8 +10910,27 @@
               </m:r>
             </m:e>
           </m:eqArr>
+          <m:r>
+            <m:t>  </m:t>
+          </m:r>
+          <m:r>
+            <m:rPr>
+              <m:sty m:val="p"/>
+            </m:rPr>
+            <m:t>(</m:t>
+          </m:r>
+          <m:r>
+            <m:t>7</m:t>
+          </m:r>
+          <m:r>
+            <m:rPr>
+              <m:sty m:val="p"/>
+            </m:rPr>
+            <m:t>)</m:t>
+          </m:r>
         </m:oMath>
       </m:oMathPara>
+      <w:bookmarkEnd w:id="35"/>
     </w:p>
     <w:p>
       <w:pPr>
@@ -6561,6 +11017,7 @@
       <w:pPr>
         <w:pStyle w:val="BodyText"/>
       </w:pPr>
+      <w:bookmarkStart w:id="36" w:name="eq-normal-normal-exm-3"/>
       <m:oMathPara>
         <m:oMathParaPr>
           <m:jc m:val="center"/>
@@ -6692,8 +11149,27 @@
             </m:rPr>
             <m:t>.</m:t>
           </m:r>
+          <m:r>
+            <m:t>  </m:t>
+          </m:r>
+          <m:r>
+            <m:rPr>
+              <m:sty m:val="p"/>
+            </m:rPr>
+            <m:t>(</m:t>
+          </m:r>
+          <m:r>
+            <m:t>8</m:t>
+          </m:r>
+          <m:r>
+            <m:rPr>
+              <m:sty m:val="p"/>
+            </m:rPr>
+            <m:t>)</m:t>
+          </m:r>
         </m:oMath>
       </m:oMathPara>
+      <w:bookmarkEnd w:id="36"/>
     </w:p>
     <w:p>
       <w:pPr>
@@ -6843,9 +11319,9 @@
         <w:t xml:space="preserve">.</w:t>
       </w:r>
     </w:p>
-    <w:bookmarkEnd w:id="30"/>
-    <w:bookmarkEnd w:id="31"/>
-    <w:bookmarkStart w:id="43" w:name="sec-bayes-map"/>
+    <w:bookmarkEnd w:id="37"/>
+    <w:bookmarkEnd w:id="38"/>
+    <w:bookmarkStart w:id="50" w:name="sec-bayes-map"/>
     <w:p>
       <w:pPr>
         <w:pStyle w:val="Heading3"/>
@@ -6854,7 +11330,7 @@
         <w:t xml:space="preserve">2.2 The posterior mode</w:t>
       </w:r>
     </w:p>
-    <w:bookmarkStart w:id="33" w:name="def-map"/>
+    <w:bookmarkStart w:id="40" w:name="def-map"/>
     <w:p>
       <w:pPr>
         <w:pStyle w:val="FirstParagraph"/>
@@ -7015,7 +11491,7 @@
       <w:pPr>
         <w:pStyle w:val="BodyText"/>
       </w:pPr>
-      <w:bookmarkStart w:id="32" w:name="eq-map"/>
+      <w:bookmarkStart w:id="39" w:name="eq-map"/>
       <m:oMathPara>
         <m:oMathParaPr>
           <m:jc m:val="center"/>
@@ -7131,7 +11607,7 @@
             <m:t>(</m:t>
           </m:r>
           <m:r>
-            <m:t>3</m:t>
+            <m:t>9</m:t>
           </m:r>
           <m:r>
             <m:rPr>
@@ -7141,7 +11617,7 @@
           </m:r>
         </m:oMath>
       </m:oMathPara>
-      <w:bookmarkEnd w:id="32"/>
+      <w:bookmarkEnd w:id="39"/>
     </w:p>
     <w:p>
       <w:pPr>
@@ -7151,8 +11627,8 @@
         <w:t xml:space="preserve">The MAP estimate is the mode of the posterior distribution.</w:t>
       </w:r>
     </w:p>
-    <w:bookmarkEnd w:id="33"/>
-    <w:bookmarkStart w:id="35" w:name="exm-map-beta-bernoulli"/>
+    <w:bookmarkEnd w:id="40"/>
+    <w:bookmarkStart w:id="42" w:name="exm-map-beta-bernoulli"/>
     <w:p>
       <w:pPr>
         <w:pStyle w:val="BodyText"/>
@@ -7162,7 +11638,7 @@
           <w:b/>
           <w:bCs/>
         </w:rPr>
-        <w:t xml:space="preserve">Example 6 (The MAP estimate of a proportion)</w:t>
+        <w:t xml:space="preserve">Example 7 (The MAP estimate of a proportion)</w:t>
       </w:r>
       <w:r>
         <w:t xml:space="preserve"> </w:t>
@@ -7173,7 +11649,7 @@
       <w:r>
         <w:t xml:space="preserve"> </w:t>
       </w:r>
-      <w:hyperlink r:id="rId34">
+      <w:hyperlink r:id="rId41">
         <w:r>
           <w:rPr>
             <w:rStyle w:val="Hyperlink"/>
@@ -8878,8 +13354,8 @@
         <w:t xml:space="preserve">.</w:t>
       </w:r>
     </w:p>
-    <w:bookmarkEnd w:id="35"/>
-    <w:bookmarkStart w:id="37" w:name="cor-map-penalized"/>
+    <w:bookmarkEnd w:id="42"/>
+    <w:bookmarkStart w:id="44" w:name="cor-map-penalized"/>
     <w:p>
       <w:pPr>
         <w:pStyle w:val="BodyText"/>
@@ -8919,7 +13395,7 @@
       <w:pPr>
         <w:pStyle w:val="BodyText"/>
       </w:pPr>
-      <w:bookmarkStart w:id="36" w:name="eq-map-penalized"/>
+      <w:bookmarkStart w:id="43" w:name="eq-map-penalized"/>
       <m:oMathPara>
         <m:oMathParaPr>
           <m:jc m:val="center"/>
@@ -9121,7 +13597,7 @@
             <m:t>(</m:t>
           </m:r>
           <m:r>
-            <m:t>4</m:t>
+            <m:t>10</m:t>
           </m:r>
           <m:r>
             <m:rPr>
@@ -9131,7 +13607,7 @@
           </m:r>
         </m:oMath>
       </m:oMathPara>
-      <w:bookmarkEnd w:id="36"/>
+      <w:bookmarkEnd w:id="43"/>
     </w:p>
     <w:p>
       <w:pPr>
@@ -9204,7 +13680,7 @@
         <w:t xml:space="preserve">, is the penalty that the prior adds.</w:t>
       </w:r>
     </w:p>
-    <w:bookmarkEnd w:id="37"/>
+    <w:bookmarkEnd w:id="44"/>
     <w:p>
       <w:pPr>
         <w:pStyle w:val="BodyText"/>
@@ -9608,7 +14084,7 @@
         <w:t xml:space="preserve">Maximizing a function is the same as minimizing its negative.</w:t>
       </w:r>
     </w:p>
-    <w:bookmarkStart w:id="42" w:name="exm-map-normal-normal"/>
+    <w:bookmarkStart w:id="49" w:name="exm-map-normal-normal"/>
     <w:p>
       <w:pPr>
         <w:pStyle w:val="BodyText"/>
@@ -9618,7 +14094,7 @@
           <w:b/>
           <w:bCs/>
         </w:rPr>
-        <w:t xml:space="preserve">Example 7 (The MAP estimate of a Gaussian mean)</w:t>
+        <w:t xml:space="preserve">Example 8 (The MAP estimate of a Gaussian mean)</w:t>
       </w:r>
       <w:r>
         <w:t xml:space="preserve"> </w:t>
@@ -9634,7 +14110,7 @@
           <w:rPr>
             <w:rStyle w:val="Hyperlink"/>
           </w:rPr>
-          <w:t xml:space="preserve">Example 5</w:t>
+          <w:t xml:space="preserve">Example 6</w:t>
         </w:r>
       </w:hyperlink>
       <w:r>
@@ -10590,7 +15066,7 @@
       <w:tr>
         <w:tc>
           <w:tcPr/>
-          <w:bookmarkStart w:id="41" w:name="fig-map-penalized"/>
+          <w:bookmarkStart w:id="48" w:name="fig-map-penalized"/>
           <w:p>
             <w:pPr>
               <w:pStyle w:val="SourceCode"/>
@@ -11755,18 +16231,18 @@
                 <wp:inline>
                   <wp:extent cx="4620126" cy="3696101"/>
                   <wp:effectExtent b="0" l="0" r="0" t="0"/>
-                  <wp:docPr descr="" title="" id="39" name="Picture"/>
+                  <wp:docPr descr="" title="" id="46" name="Picture"/>
                   <a:graphic>
                     <a:graphicData uri="http://schemas.openxmlformats.org/drawingml/2006/picture">
                       <pic:pic>
                         <pic:nvPicPr>
-                          <pic:cNvPr descr="bayesian-inference_files/figure-docx/unnamed-chunk-1-1.png" id="40" name="Picture"/>
+                          <pic:cNvPr descr="bayesian-inference_files/figure-docx/unnamed-chunk-1-1.png" id="47" name="Picture"/>
                           <pic:cNvPicPr>
                             <a:picLocks noChangeArrowheads="1" noChangeAspect="1"/>
                           </pic:cNvPicPr>
                         </pic:nvPicPr>
                         <pic:blipFill>
-                          <a:blip r:embed="rId38"/>
+                          <a:blip r:embed="rId45"/>
                           <a:stretch>
                             <a:fillRect/>
                           </a:stretch>
@@ -11812,13 +16288,13 @@
               <w:t xml:space="preserve">The dashed lines mark the sample mean (right) and the MAP estimate (left).</w:t>
             </w:r>
           </w:p>
-          <w:bookmarkEnd w:id="41"/>
+          <w:bookmarkEnd w:id="48"/>
         </w:tc>
       </w:tr>
     </w:tbl>
-    <w:bookmarkEnd w:id="42"/>
-    <w:bookmarkEnd w:id="43"/>
-    <w:bookmarkStart w:id="53" w:name="sec-bayes-interval-interp"/>
+    <w:bookmarkEnd w:id="49"/>
+    <w:bookmarkEnd w:id="50"/>
+    <w:bookmarkStart w:id="60" w:name="sec-bayes-interval-interp"/>
     <w:p>
       <w:pPr>
         <w:pStyle w:val="Heading3"/>
@@ -11852,7 +16328,7 @@
       <w:r>
         <w:t xml:space="preserve"> </w:t>
       </w:r>
-      <w:hyperlink r:id="rId44">
+      <w:hyperlink r:id="rId51">
         <w:r>
           <w:rPr>
             <w:rStyle w:val="Hyperlink"/>
@@ -11951,7 +16427,7 @@
         <w:t xml:space="preserve">given the data actually observed.</w:t>
       </w:r>
     </w:p>
-    <w:bookmarkStart w:id="45" w:name="def-credible-interval"/>
+    <w:bookmarkStart w:id="52" w:name="def-credible-interval"/>
     <w:p>
       <w:pPr>
         <w:pStyle w:val="BodyText"/>
@@ -12343,7 +16819,7 @@
         </m:oMath>
       </m:oMathPara>
     </w:p>
-    <w:bookmarkEnd w:id="45"/>
+    <w:bookmarkEnd w:id="52"/>
     <w:p>
       <w:pPr>
         <w:pStyle w:val="FirstParagraph"/>
@@ -12430,7 +16906,7 @@
         <w:t xml:space="preserve">is the equal-tailed interval.</w:t>
       </w:r>
     </w:p>
-    <w:bookmarkStart w:id="46" w:name="def-equal-tailed-interval"/>
+    <w:bookmarkStart w:id="53" w:name="def-equal-tailed-interval"/>
     <w:p>
       <w:pPr>
         <w:pStyle w:val="BodyText"/>
@@ -12589,8 +17065,8 @@
         <w:t xml:space="preserve">.</w:t>
       </w:r>
     </w:p>
-    <w:bookmarkEnd w:id="46"/>
-    <w:bookmarkStart w:id="47" w:name="exm-equal-tailed-interval"/>
+    <w:bookmarkEnd w:id="53"/>
+    <w:bookmarkStart w:id="54" w:name="exm-equal-tailed-interval"/>
     <w:p>
       <w:pPr>
         <w:pStyle w:val="BodyText"/>
@@ -12600,7 +17076,7 @@
           <w:b/>
           <w:bCs/>
         </w:rPr>
-        <w:t xml:space="preserve">Example 8 (Equal-tailed interval for a Gaussian posterior)</w:t>
+        <w:t xml:space="preserve">Example 9 (Equal-tailed interval for a Gaussian posterior)</w:t>
       </w:r>
       <w:r>
         <w:t xml:space="preserve"> </w:t>
@@ -12616,7 +17092,7 @@
           <w:rPr>
             <w:rStyle w:val="Hyperlink"/>
           </w:rPr>
-          <w:t xml:space="preserve">Example 5</w:t>
+          <w:t xml:space="preserve">Example 6</w:t>
         </w:r>
       </w:hyperlink>
       <w:r>
@@ -12877,8 +17353,8 @@
         <w:t xml:space="preserve">.</w:t>
       </w:r>
     </w:p>
-    <w:bookmarkEnd w:id="47"/>
-    <w:bookmarkStart w:id="52" w:name="exm-normal-credible-vs-confidence"/>
+    <w:bookmarkEnd w:id="54"/>
+    <w:bookmarkStart w:id="59" w:name="exm-normal-credible-vs-confidence"/>
     <w:p>
       <w:pPr>
         <w:pStyle w:val="BodyText"/>
@@ -12888,7 +17364,7 @@
           <w:b/>
           <w:bCs/>
         </w:rPr>
-        <w:t xml:space="preserve">Example 9 (Credible and confidence intervals for a Gaussian mean)</w:t>
+        <w:t xml:space="preserve">Example 10 (Credible and confidence intervals for a Gaussian mean)</w:t>
       </w:r>
       <w:r>
         <w:t xml:space="preserve"> </w:t>
@@ -12927,7 +17403,7 @@
           <w:rPr>
             <w:rStyle w:val="Hyperlink"/>
           </w:rPr>
-          <w:t xml:space="preserve">Example 5</w:t>
+          <w:t xml:space="preserve">Example 6</w:t>
         </w:r>
       </w:hyperlink>
       <w:r>
@@ -13958,7 +18434,7 @@
           <w:rPr>
             <w:rStyle w:val="Hyperlink"/>
           </w:rPr>
-          <w:t xml:space="preserve">Example 5</w:t>
+          <w:t xml:space="preserve">Example 6</w:t>
         </w:r>
       </w:hyperlink>
       <w:r>
@@ -14068,7 +18544,7 @@
       <w:tr>
         <w:tc>
           <w:tcPr/>
-          <w:bookmarkStart w:id="51" w:name="fig-normal-prior-lik-post"/>
+          <w:bookmarkStart w:id="58" w:name="fig-normal-prior-lik-post"/>
           <w:p>
             <w:pPr>
               <w:pStyle w:val="SourceCode"/>
@@ -14867,18 +19343,18 @@
                 <wp:inline>
                   <wp:extent cx="4620126" cy="3696101"/>
                   <wp:effectExtent b="0" l="0" r="0" t="0"/>
-                  <wp:docPr descr="" title="" id="49" name="Picture"/>
+                  <wp:docPr descr="" title="" id="56" name="Picture"/>
                   <a:graphic>
                     <a:graphicData uri="http://schemas.openxmlformats.org/drawingml/2006/picture">
                       <pic:pic>
                         <pic:nvPicPr>
-                          <pic:cNvPr descr="bayesian-inference_files/figure-docx/unnamed-chunk-2-1.png" id="50" name="Picture"/>
+                          <pic:cNvPr descr="bayesian-inference_files/figure-docx/unnamed-chunk-2-1.png" id="57" name="Picture"/>
                           <pic:cNvPicPr>
                             <a:picLocks noChangeArrowheads="1" noChangeAspect="1"/>
                           </pic:cNvPicPr>
                         </pic:nvPicPr>
                         <pic:blipFill>
-                          <a:blip r:embed="rId48"/>
+                          <a:blip r:embed="rId55"/>
                           <a:stretch>
                             <a:fillRect/>
                           </a:stretch>
@@ -14993,14 +19469,14 @@
                 <w:rPr>
                   <w:rStyle w:val="Hyperlink"/>
                 </w:rPr>
-                <w:t xml:space="preserve">Example 9</w:t>
+                <w:t xml:space="preserve">Example 10</w:t>
               </w:r>
             </w:hyperlink>
             <w:r>
               <w:t xml:space="preserve">.</w:t>
             </w:r>
           </w:p>
-          <w:bookmarkEnd w:id="51"/>
+          <w:bookmarkEnd w:id="58"/>
         </w:tc>
       </w:tr>
     </w:tbl>
@@ -15256,9 +19732,9 @@
         <w:t xml:space="preserve">since both are fixed.</w:t>
       </w:r>
     </w:p>
-    <w:bookmarkEnd w:id="52"/>
-    <w:bookmarkEnd w:id="53"/>
-    <w:bookmarkStart w:id="58" w:name="sec-bayes-parameter-space"/>
+    <w:bookmarkEnd w:id="59"/>
+    <w:bookmarkEnd w:id="60"/>
+    <w:bookmarkStart w:id="65" w:name="sec-bayes-parameter-space"/>
     <w:p>
       <w:pPr>
         <w:pStyle w:val="Heading3"/>
@@ -15267,7 +19743,7 @@
         <w:t xml:space="preserve">2.4 The parameter space</w:t>
       </w:r>
     </w:p>
-    <w:bookmarkStart w:id="54" w:name="def-parameter-space"/>
+    <w:bookmarkStart w:id="61" w:name="def-parameter-space"/>
     <w:p>
       <w:pPr>
         <w:pStyle w:val="FirstParagraph"/>
@@ -15333,7 +19809,7 @@
         <w:t xml:space="preserve">can take.</w:t>
       </w:r>
     </w:p>
-    <w:bookmarkEnd w:id="54"/>
+    <w:bookmarkEnd w:id="61"/>
     <w:p>
       <w:pPr>
         <w:pStyle w:val="BodyText"/>
@@ -15377,7 +19853,7 @@
         <w:t xml:space="preserve">and the prior has to respect it.</w:t>
       </w:r>
     </w:p>
-    <w:bookmarkStart w:id="55" w:name="exm-parameter-space"/>
+    <w:bookmarkStart w:id="62" w:name="exm-parameter-space"/>
     <w:p>
       <w:pPr>
         <w:pStyle w:val="BodyText"/>
@@ -15387,7 +19863,7 @@
           <w:b/>
           <w:bCs/>
         </w:rPr>
-        <w:t xml:space="preserve">Example 10 (Parameter spaces and priors that respect them)</w:t>
+        <w:t xml:space="preserve">Example 11 (Parameter spaces and priors that respect them)</w:t>
       </w:r>
       <w:r>
         <w:t xml:space="preserve"> </w:t>
@@ -15636,8 +20112,8 @@
         <w:t xml:space="preserve">.</w:t>
       </w:r>
     </w:p>
-    <w:bookmarkEnd w:id="55"/>
-    <w:bookmarkStart w:id="56" w:name="cor-prior-support"/>
+    <w:bookmarkEnd w:id="62"/>
+    <w:bookmarkStart w:id="63" w:name="cor-prior-support"/>
     <w:p>
       <w:pPr>
         <w:pStyle w:val="FirstParagraph"/>
@@ -15841,7 +20317,7 @@
         <w:t xml:space="preserve">.</w:t>
       </w:r>
     </w:p>
-    <w:bookmarkEnd w:id="56"/>
+    <w:bookmarkEnd w:id="63"/>
     <w:p>
       <w:pPr>
         <w:pStyle w:val="BodyText"/>
@@ -15966,7 +20442,7 @@
         <w:t xml:space="preserve">.</w:t>
       </w:r>
     </w:p>
-    <w:bookmarkStart w:id="57" w:name="exm-prior-support"/>
+    <w:bookmarkStart w:id="64" w:name="exm-prior-support"/>
     <w:p>
       <w:pPr>
         <w:pStyle w:val="BodyText"/>
@@ -15976,7 +20452,7 @@
           <w:b/>
           <w:bCs/>
         </w:rPr>
-        <w:t xml:space="preserve">Example 11 (A prior that rules out the truth)</w:t>
+        <w:t xml:space="preserve">Example 12 (A prior that rules out the truth)</w:t>
       </w:r>
       <w:r>
         <w:t xml:space="preserve"> </w:t>
@@ -16101,10 +20577,10 @@
         <w:t xml:space="preserve">and one that no amount of data can correct.</w:t>
       </w:r>
     </w:p>
-    <w:bookmarkEnd w:id="57"/>
-    <w:bookmarkEnd w:id="58"/>
-    <w:bookmarkEnd w:id="59"/>
-    <w:bookmarkStart w:id="89" w:name="sec-bayes-priors"/>
+    <w:bookmarkEnd w:id="64"/>
+    <w:bookmarkEnd w:id="65"/>
+    <w:bookmarkEnd w:id="66"/>
+    <w:bookmarkStart w:id="97" w:name="sec-bayes-priors"/>
     <w:p>
       <w:pPr>
         <w:pStyle w:val="Heading2"/>
@@ -16179,7 +20655,7 @@
         <w:t xml:space="preserve">.</w:t>
       </w:r>
     </w:p>
-    <w:bookmarkStart w:id="72" w:name="sec-bayes-conjugate"/>
+    <w:bookmarkStart w:id="80" w:name="sec-bayes-conjugate"/>
     <w:p>
       <w:pPr>
         <w:pStyle w:val="Heading3"/>
@@ -16188,7 +20664,7 @@
         <w:t xml:space="preserve">3.1 Conjugate priors</w:t>
       </w:r>
     </w:p>
-    <w:bookmarkStart w:id="60" w:name="def-conjugate-prior"/>
+    <w:bookmarkStart w:id="67" w:name="def-conjugate-prior"/>
     <w:p>
       <w:pPr>
         <w:pStyle w:val="FirstParagraph"/>
@@ -16252,7 +20728,7 @@
         <w:t xml:space="preserve">is also in the family.</w:t>
       </w:r>
     </w:p>
-    <w:bookmarkEnd w:id="60"/>
+    <w:bookmarkEnd w:id="67"/>
     <w:p>
       <w:pPr>
         <w:pStyle w:val="BodyText"/>
@@ -16280,7 +20756,7 @@
           <w:rPr>
             <w:rStyle w:val="Hyperlink"/>
           </w:rPr>
-          <w:t xml:space="preserve">Example 5</w:t>
+          <w:t xml:space="preserve">Example 6</w:t>
         </w:r>
       </w:hyperlink>
       <w:r>
@@ -16301,7 +20777,7 @@
       <w:r>
         <w:t xml:space="preserve"> </w:t>
       </w:r>
-      <w:hyperlink r:id="rId61">
+      <w:hyperlink r:id="rId68">
         <w:r>
           <w:rPr>
             <w:rStyle w:val="Hyperlink"/>
@@ -16318,7 +20794,7 @@
         <w:t xml:space="preserve">(Statistical Rethinking 2026, Lecture A02).</w:t>
       </w:r>
     </w:p>
-    <w:bookmarkStart w:id="62" w:name="exm-beta-bernoulli"/>
+    <w:bookmarkStart w:id="69" w:name="exm-beta-bernoulli"/>
     <w:p>
       <w:pPr>
         <w:pStyle w:val="BodyText"/>
@@ -16328,7 +20804,7 @@
           <w:b/>
           <w:bCs/>
         </w:rPr>
-        <w:t xml:space="preserve">Example 12 (Beta-Bernoulli updating)</w:t>
+        <w:t xml:space="preserve">Example 13 (Beta-Bernoulli updating)</w:t>
       </w:r>
       <w:r>
         <w:t xml:space="preserve"> </w:t>
@@ -17927,6 +22403,24 @@
       </w:r>
       <w:r>
         <w:rPr>
+          <w:rStyle w:val="NormalTok"/>
+        </w:rPr>
+        <w:t xml:space="preserve">post_summary </w:t>
+      </w:r>
+      <w:r>
+        <w:rPr>
+          <w:rStyle w:val="OtherTok"/>
+        </w:rPr>
+        <w:t xml:space="preserve">&lt;-</w:t>
+      </w:r>
+      <w:r>
+        <w:rPr>
+          <w:rStyle w:val="NormalTok"/>
+        </w:rPr>
+        <w:t xml:space="preserve"> </w:t>
+      </w:r>
+      <w:r>
+        <w:rPr>
           <w:rStyle w:val="FunctionTok"/>
         </w:rPr>
         <w:t xml:space="preserve">c</w:t>
@@ -18131,6 +22625,15 @@
           <w:rStyle w:val="NormalTok"/>
         </w:rPr>
         <w:t xml:space="preserve">)</w:t>
+      </w:r>
+      <w:r>
+        <w:br/>
+      </w:r>
+      <w:r>
+        <w:rPr>
+          <w:rStyle w:val="NormalTok"/>
+        </w:rPr>
+        <w:t xml:space="preserve">post_summary</w:t>
       </w:r>
       <w:r>
         <w:br/>
@@ -18246,9 +22749,148 @@
       <w:r>
         <w:t xml:space="preserve">.</w:t>
       </w:r>
+      <w:r>
+        <w:t xml:space="preserve"> </w:t>
+      </w:r>
+      <w:r>
+        <w:t xml:space="preserve">By</w:t>
+      </w:r>
+      <w:r>
+        <w:t xml:space="preserve"> </w:t>
+      </w:r>
+      <w:hyperlink w:anchor="def-credible-interval">
+        <w:r>
+          <w:rPr>
+            <w:rStyle w:val="Hyperlink"/>
+          </w:rPr>
+          <w:t xml:space="preserve">Definition 7</w:t>
+        </w:r>
+      </w:hyperlink>
+      <w:r>
+        <w:t xml:space="preserve">,</w:t>
+      </w:r>
+      <w:r>
+        <w:t xml:space="preserve"> </w:t>
+      </w:r>
+      <w:r>
+        <w:t xml:space="preserve">the interval is read as a probability statement about</w:t>
+      </w:r>
+      <w:r>
+        <w:t xml:space="preserve"> </w:t>
+      </w:r>
+      <m:oMath>
+        <m:r>
+          <m:t>π</m:t>
+        </m:r>
+      </m:oMath>
+      <w:r>
+        <w:t xml:space="preserve"> </w:t>
+      </w:r>
+      <w:r>
+        <w:t xml:space="preserve">itself:</w:t>
+      </w:r>
+      <w:r>
+        <w:t xml:space="preserve"> </w:t>
+      </w:r>
+      <w:r>
+        <w:t xml:space="preserve">given these 91 trials,</w:t>
+      </w:r>
+      <w:r>
+        <w:t xml:space="preserve"> </w:t>
+      </w:r>
+      <w:r>
+        <w:t xml:space="preserve">the posterior probability that</w:t>
+      </w:r>
+      <w:r>
+        <w:t xml:space="preserve"> </w:t>
+      </w:r>
+      <m:oMath>
+        <m:r>
+          <m:t>π</m:t>
+        </m:r>
+      </m:oMath>
+      <w:r>
+        <w:t xml:space="preserve"> </w:t>
+      </w:r>
+      <w:r>
+        <w:t xml:space="preserve">lies between</w:t>
+      </w:r>
+      <w:r>
+        <w:t xml:space="preserve"> </w:t>
+      </w:r>
+      <w:r>
+        <w:t xml:space="preserve">0.501 and 0.699 is 0.95</w:t>
+      </w:r>
+      <w:r>
+        <w:t xml:space="preserve"> </w:t>
+      </w:r>
+      <w:r>
+        <w:t xml:space="preserve">(approximately, since those endpoints are rounded to three decimals).</w:t>
+      </w:r>
+      <w:r>
+        <w:t xml:space="preserve"> </w:t>
+      </w:r>
+      <w:r>
+        <w:t xml:space="preserve">A 95% confidence interval computed from the same data</w:t>
+      </w:r>
+      <w:r>
+        <w:t xml:space="preserve"> </w:t>
+      </w:r>
+      <w:r>
+        <w:t xml:space="preserve">supports no such statement,</w:t>
+      </w:r>
+      <w:r>
+        <w:t xml:space="preserve"> </w:t>
+      </w:r>
+      <w:r>
+        <w:t xml:space="preserve">as</w:t>
+      </w:r>
+      <w:r>
+        <w:t xml:space="preserve"> </w:t>
+      </w:r>
+      <w:hyperlink w:anchor="sec-bayes-interval-interp">
+        <w:r>
+          <w:rPr>
+            <w:rStyle w:val="Hyperlink"/>
+          </w:rPr>
+          <w:t xml:space="preserve">Section 2.3</w:t>
+        </w:r>
+      </w:hyperlink>
+      <w:r>
+        <w:t xml:space="preserve"> </w:t>
+      </w:r>
+      <w:r>
+        <w:t xml:space="preserve">explains:</w:t>
+      </w:r>
+      <w:r>
+        <w:t xml:space="preserve"> </w:t>
+      </w:r>
+      <w:r>
+        <w:t xml:space="preserve">its 0.95 describes the procedure over repeated samples,</w:t>
+      </w:r>
+      <w:r>
+        <w:t xml:space="preserve"> </w:t>
+      </w:r>
+      <w:r>
+        <w:t xml:space="preserve">and the realized interval either contains</w:t>
+      </w:r>
+      <w:r>
+        <w:t xml:space="preserve"> </w:t>
+      </w:r>
+      <m:oMath>
+        <m:r>
+          <m:t>π</m:t>
+        </m:r>
+      </m:oMath>
+      <w:r>
+        <w:t xml:space="preserve"> </w:t>
+      </w:r>
+      <w:r>
+        <w:t xml:space="preserve">or does not.</w:t>
+      </w:r>
     </w:p>
-    <w:bookmarkEnd w:id="62"/>
-    <w:bookmarkStart w:id="71" w:name="exm-prior-posterior-figure"/>
+    <w:bookmarkEnd w:id="69"/>
+    <w:bookmarkStart w:id="79" w:name="exm-prior-posterior-figure"/>
     <w:p>
       <w:pPr>
         <w:pStyle w:val="BodyText"/>
@@ -18258,7 +22900,7 @@
           <w:b/>
           <w:bCs/>
         </w:rPr>
-        <w:t xml:space="preserve">Example 13 (Prior and posterior, with and without a known truth)</w:t>
+        <w:t xml:space="preserve">Example 14 (Prior and posterior, with and without a known truth)</w:t>
       </w:r>
       <w:r>
         <w:t xml:space="preserve"> </w:t>
@@ -18286,7 +22928,7 @@
           <w:rPr>
             <w:rStyle w:val="Hyperlink"/>
           </w:rPr>
-          <w:t xml:space="preserve">Example 12</w:t>
+          <w:t xml:space="preserve">Example 13</w:t>
         </w:r>
       </w:hyperlink>
       <w:r>
@@ -18525,14 +23167,16 @@
       <w:r>
         <w:t xml:space="preserve"> </w:t>
       </w:r>
-      <w:r>
-        <w:rPr>
-          <w:rStyle w:val="VerbatimChar"/>
-        </w:rPr>
-        <w:t xml:space="preserve">data/birthwt.csv</w:t>
-      </w:r>
-      <w:r>
-        <w:t xml:space="preserve">, a copy of the same table,</w:t>
+      <w:hyperlink r:id="rId70">
+        <w:r>
+          <w:rPr>
+            <w:rStyle w:val="VerbatimChar"/>
+          </w:rPr>
+          <w:t xml:space="preserve">data/birthwt.csv</w:t>
+        </w:r>
+      </w:hyperlink>
+      <w:r>
+        <w:t xml:space="preserve">, a copy of the same table on this site,</w:t>
       </w:r>
       <w:r>
         <w:t xml:space="preserve"> </w:t>
@@ -18543,7 +23187,7 @@
       <w:r>
         <w:t xml:space="preserve"> </w:t>
       </w:r>
-      <w:hyperlink r:id="rId63">
+      <w:hyperlink r:id="rId71">
         <w:r>
           <w:rPr>
             <w:rStyle w:val="Hyperlink"/>
@@ -20508,7 +25152,7 @@
       <w:tr>
         <w:tc>
           <w:tcPr/>
-          <w:bookmarkStart w:id="70" w:name="fig-prior-posterior"/>
+          <w:bookmarkStart w:id="78" w:name="fig-prior-posterior"/>
           <w:p>
             <w:pPr>
               <w:pStyle w:val="Heading4"/>
@@ -21931,18 +26575,18 @@
                 <wp:inline>
                   <wp:extent cx="4620126" cy="3696101"/>
                   <wp:effectExtent b="0" l="0" r="0" t="0"/>
-                  <wp:docPr descr="" title="" id="65" name="Picture"/>
+                  <wp:docPr descr="" title="" id="73" name="Picture"/>
                   <a:graphic>
                     <a:graphicData uri="http://schemas.openxmlformats.org/drawingml/2006/picture">
                       <pic:pic>
                         <pic:nvPicPr>
-                          <pic:cNvPr descr="bayesian-inference_files/figure-docx/prior-posterior-plot-1.png" id="66" name="Picture"/>
+                          <pic:cNvPr descr="bayesian-inference_files/figure-docx/prior-posterior-plot-1.png" id="74" name="Picture"/>
                           <pic:cNvPicPr>
                             <a:picLocks noChangeArrowheads="1" noChangeAspect="1"/>
                           </pic:cNvPicPr>
                         </pic:nvPicPr>
                         <pic:blipFill>
-                          <a:blip r:embed="rId64"/>
+                          <a:blip r:embed="rId72"/>
                           <a:stretch>
                             <a:fillRect/>
                           </a:stretch>
@@ -22635,18 +27279,18 @@
                 <wp:inline>
                   <wp:extent cx="5334000" cy="2333625"/>
                   <wp:effectExtent b="0" l="0" r="0" t="0"/>
-                  <wp:docPr descr="" title="" id="68" name="Picture"/>
+                  <wp:docPr descr="" title="" id="76" name="Picture"/>
                   <a:graphic>
                     <a:graphicData uri="http://schemas.openxmlformats.org/drawingml/2006/picture">
                       <pic:pic>
                         <pic:nvPicPr>
-                          <pic:cNvPr descr="bayesian-inference_files/figure-docx/prior-posterior-plot-py-1.png" id="69" name="Picture"/>
+                          <pic:cNvPr descr="bayesian-inference_files/figure-docx/prior-posterior-plot-py-1.png" id="77" name="Picture"/>
                           <pic:cNvPicPr>
                             <a:picLocks noChangeArrowheads="1" noChangeAspect="1"/>
                           </pic:cNvPicPr>
                         </pic:nvPicPr>
                         <pic:blipFill>
-                          <a:blip r:embed="rId67"/>
+                          <a:blip r:embed="rId75"/>
                           <a:stretch>
                             <a:fillRect/>
                           </a:stretch>
@@ -22827,7 +27471,7 @@
               <w:t xml:space="preserve">is unknown.</w:t>
             </w:r>
           </w:p>
-          <w:bookmarkEnd w:id="70"/>
+          <w:bookmarkEnd w:id="78"/>
         </w:tc>
       </w:tr>
     </w:tbl>
@@ -23105,9 +27749,9 @@
         <w:t xml:space="preserve">is the narrower of the two.</w:t>
       </w:r>
     </w:p>
-    <w:bookmarkEnd w:id="71"/>
-    <w:bookmarkEnd w:id="72"/>
-    <w:bookmarkStart w:id="84" w:name="sec-bayes-informativeness"/>
+    <w:bookmarkEnd w:id="79"/>
+    <w:bookmarkEnd w:id="80"/>
+    <w:bookmarkStart w:id="92" w:name="sec-bayes-informativeness"/>
     <w:p>
       <w:pPr>
         <w:pStyle w:val="Heading3"/>
@@ -23141,7 +27785,7 @@
         <w:t xml:space="preserve">.</w:t>
       </w:r>
     </w:p>
-    <w:bookmarkStart w:id="73" w:name="def-informative-prior"/>
+    <w:bookmarkStart w:id="81" w:name="def-informative-prior"/>
     <w:p>
       <w:pPr>
         <w:pStyle w:val="BodyText"/>
@@ -23205,8 +27849,8 @@
         <w:t xml:space="preserve">such as previous studies, biological limits, or expert judgment.</w:t>
       </w:r>
     </w:p>
-    <w:bookmarkEnd w:id="73"/>
-    <w:bookmarkStart w:id="74" w:name="rem-informative-prior-pull"/>
+    <w:bookmarkEnd w:id="81"/>
+    <w:bookmarkStart w:id="82" w:name="rem-informative-prior-pull"/>
     <w:p>
       <w:pPr>
         <w:pStyle w:val="BodyText"/>
@@ -23231,8 +27875,8 @@
         <w:t xml:space="preserve">most strongly when the data are sparse.</w:t>
       </w:r>
     </w:p>
-    <w:bookmarkEnd w:id="74"/>
-    <w:bookmarkStart w:id="75" w:name="def-weakly-informative-prior"/>
+    <w:bookmarkEnd w:id="82"/>
+    <w:bookmarkStart w:id="83" w:name="def-weakly-informative-prior"/>
     <w:p>
       <w:pPr>
         <w:pStyle w:val="BodyText"/>
@@ -23307,8 +27951,8 @@
         <w:t xml:space="preserve">across the range of scientifically plausible values.</w:t>
       </w:r>
     </w:p>
-    <w:bookmarkEnd w:id="75"/>
-    <w:bookmarkStart w:id="76" w:name="def-flat-prior"/>
+    <w:bookmarkEnd w:id="83"/>
+    <w:bookmarkStart w:id="84" w:name="def-flat-prior"/>
     <w:p>
       <w:pPr>
         <w:pStyle w:val="BodyText"/>
@@ -23465,8 +28109,8 @@
         <w:t xml:space="preserve">.</w:t>
       </w:r>
     </w:p>
-    <w:bookmarkEnd w:id="76"/>
-    <w:bookmarkStart w:id="77" w:name="def-improper-prior"/>
+    <w:bookmarkEnd w:id="84"/>
+    <w:bookmarkStart w:id="85" w:name="def-improper-prior"/>
     <w:p>
       <w:pPr>
         <w:pStyle w:val="BodyText"/>
@@ -23548,8 +28192,8 @@
         <w:t xml:space="preserve">so that it is not a probability density.</w:t>
       </w:r>
     </w:p>
-    <w:bookmarkEnd w:id="77"/>
-    <w:bookmarkStart w:id="78" w:name="exm-prior-spectrum"/>
+    <w:bookmarkEnd w:id="85"/>
+    <w:bookmarkStart w:id="86" w:name="exm-prior-spectrum"/>
     <w:p>
       <w:pPr>
         <w:pStyle w:val="BodyText"/>
@@ -23559,7 +28203,7 @@
           <w:b/>
           <w:bCs/>
         </w:rPr>
-        <w:t xml:space="preserve">Example 14 (Three priors for a log odds ratio)</w:t>
+        <w:t xml:space="preserve">Example 15 (Three priors for a log odds ratio)</w:t>
       </w:r>
       <w:r>
         <w:t xml:space="preserve"> </w:t>
@@ -24545,8 +29189,8 @@
         <w:t xml:space="preserve">.</w:t>
       </w:r>
     </w:p>
-    <w:bookmarkEnd w:id="78"/>
-    <w:bookmarkStart w:id="79" w:name="exm-flat-prior-reparam"/>
+    <w:bookmarkEnd w:id="86"/>
+    <w:bookmarkStart w:id="87" w:name="exm-flat-prior-reparam"/>
     <w:p>
       <w:pPr>
         <w:pStyle w:val="BodyText"/>
@@ -24556,7 +29200,7 @@
           <w:b/>
           <w:bCs/>
         </w:rPr>
-        <w:t xml:space="preserve">Example 15 (A flat prior on a probability is not flat on its log-odds)</w:t>
+        <w:t xml:space="preserve">Example 16 (A flat prior on a probability is not flat on its log-odds)</w:t>
       </w:r>
       <w:r>
         <w:t xml:space="preserve"> </w:t>
@@ -25944,8 +30588,8 @@
         <w:t xml:space="preserve">therefore depends on the parameterization.</w:t>
       </w:r>
     </w:p>
-    <w:bookmarkEnd w:id="79"/>
-    <w:bookmarkStart w:id="81" w:name="cor-flat-prior-posterior"/>
+    <w:bookmarkEnd w:id="87"/>
+    <w:bookmarkStart w:id="89" w:name="cor-flat-prior-posterior"/>
     <w:p>
       <w:pPr>
         <w:pStyle w:val="BodyText"/>
@@ -26138,7 +30782,7 @@
       <w:r>
         <w:t xml:space="preserve"> </w:t>
       </w:r>
-      <w:hyperlink r:id="rId29">
+      <w:hyperlink r:id="rId33">
         <w:r>
           <w:rPr>
             <w:rStyle w:val="Hyperlink"/>
@@ -26178,7 +30822,7 @@
       <w:r>
         <w:t xml:space="preserve"> </w:t>
       </w:r>
-      <w:hyperlink r:id="rId80">
+      <w:hyperlink r:id="rId88">
         <w:r>
           <w:rPr>
             <w:rStyle w:val="Hyperlink"/>
@@ -26190,7 +30834,7 @@
         <w:t xml:space="preserve">.</w:t>
       </w:r>
     </w:p>
-    <w:bookmarkEnd w:id="81"/>
+    <w:bookmarkEnd w:id="89"/>
     <w:p>
       <w:pPr>
         <w:pStyle w:val="BodyText"/>
@@ -26387,7 +31031,7 @@
         <w:t xml:space="preserve">Multiplying a function by a positive constant does not change where it is maximized.</w:t>
       </w:r>
     </w:p>
-    <w:bookmarkStart w:id="82" w:name="rem-flat-prior-improper"/>
+    <w:bookmarkStart w:id="90" w:name="rem-flat-prior-improper"/>
     <w:p>
       <w:pPr>
         <w:pStyle w:val="BodyText"/>
@@ -26536,8 +31180,8 @@
         <w:t xml:space="preserve">the posterior is again proportional to the likelihood.</w:t>
       </w:r>
     </w:p>
-    <w:bookmarkEnd w:id="82"/>
-    <w:bookmarkStart w:id="83" w:name="exm-flat-prior-posterior"/>
+    <w:bookmarkEnd w:id="90"/>
+    <w:bookmarkStart w:id="91" w:name="exm-flat-prior-posterior"/>
     <w:p>
       <w:pPr>
         <w:pStyle w:val="BodyText"/>
@@ -26547,7 +31191,7 @@
           <w:b/>
           <w:bCs/>
         </w:rPr>
-        <w:t xml:space="preserve">Example 16 (Posterior mode and maximum likelihood estimate for a probability)</w:t>
+        <w:t xml:space="preserve">Example 17 (Posterior mode and maximum likelihood estimate for a probability)</w:t>
       </w:r>
       <w:r>
         <w:t xml:space="preserve"> </w:t>
@@ -26563,7 +31207,7 @@
           <w:rPr>
             <w:rStyle w:val="Hyperlink"/>
           </w:rPr>
-          <w:t xml:space="preserve">Example 12</w:t>
+          <w:t xml:space="preserve">Example 13</w:t>
         </w:r>
       </w:hyperlink>
       <w:r>
@@ -27011,9 +31655,9 @@
         <w:t xml:space="preserve">and so its mode, but a mean depends on the whole distribution.</w:t>
       </w:r>
     </w:p>
-    <w:bookmarkEnd w:id="83"/>
-    <w:bookmarkEnd w:id="84"/>
-    <w:bookmarkStart w:id="88" w:name="sec-bayes-skeptical"/>
+    <w:bookmarkEnd w:id="91"/>
+    <w:bookmarkEnd w:id="92"/>
+    <w:bookmarkStart w:id="96" w:name="sec-bayes-skeptical"/>
     <w:p>
       <w:pPr>
         <w:pStyle w:val="Heading3"/>
@@ -27022,7 +31666,7 @@
         <w:t xml:space="preserve">3.3 A skeptical prior</w:t>
       </w:r>
     </w:p>
-    <w:bookmarkStart w:id="85" w:name="def-skeptical-prior"/>
+    <w:bookmarkStart w:id="93" w:name="def-skeptical-prior"/>
     <w:p>
       <w:pPr>
         <w:pStyle w:val="FirstParagraph"/>
@@ -27089,8 +31733,8 @@
         <w:t xml:space="preserve">.</w:t>
       </w:r>
     </w:p>
-    <w:bookmarkEnd w:id="85"/>
-    <w:bookmarkStart w:id="86" w:name="rem-skeptical-prior-meaning"/>
+    <w:bookmarkEnd w:id="93"/>
+    <w:bookmarkStart w:id="94" w:name="rem-skeptical-prior-meaning"/>
     <w:p>
       <w:pPr>
         <w:pStyle w:val="BodyText"/>
@@ -27115,8 +31759,8 @@
         <w:t xml:space="preserve">to overturn a default of no effect.</w:t>
       </w:r>
     </w:p>
-    <w:bookmarkEnd w:id="86"/>
-    <w:bookmarkStart w:id="87" w:name="exm-skeptical-prior"/>
+    <w:bookmarkEnd w:id="94"/>
+    <w:bookmarkStart w:id="95" w:name="exm-skeptical-prior"/>
     <w:p>
       <w:pPr>
         <w:pStyle w:val="BodyText"/>
@@ -27126,7 +31770,7 @@
           <w:b/>
           <w:bCs/>
         </w:rPr>
-        <w:t xml:space="preserve">Example 17 (A skeptical prior for a Gaussian mean)</w:t>
+        <w:t xml:space="preserve">Example 18 (A skeptical prior for a Gaussian mean)</w:t>
       </w:r>
       <w:r>
         <w:t xml:space="preserve"> </w:t>
@@ -27142,7 +31786,7 @@
           <w:rPr>
             <w:rStyle w:val="Hyperlink"/>
           </w:rPr>
-          <w:t xml:space="preserve">Example 5</w:t>
+          <w:t xml:space="preserve">Example 6</w:t>
         </w:r>
       </w:hyperlink>
       <w:r>
@@ -27488,7 +32132,7 @@
           <w:rPr>
             <w:rStyle w:val="Hyperlink"/>
           </w:rPr>
-          <w:t xml:space="preserve">Example 5</w:t>
+          <w:t xml:space="preserve">Example 6</w:t>
         </w:r>
       </w:hyperlink>
       <w:r>
@@ -28649,7 +33293,7 @@
           <w:rPr>
             <w:rStyle w:val="Hyperlink"/>
           </w:rPr>
-          <w:t xml:space="preserve">Example 5</w:t>
+          <w:t xml:space="preserve">Example 6</w:t>
         </w:r>
       </w:hyperlink>
       <w:r>
@@ -29432,10 +34076,10 @@
         <w:t xml:space="preserve">.</w:t>
       </w:r>
     </w:p>
-    <w:bookmarkEnd w:id="87"/>
-    <w:bookmarkEnd w:id="88"/>
-    <w:bookmarkEnd w:id="89"/>
-    <w:bookmarkStart w:id="118" w:name="sec-bayes-predictive-checks"/>
+    <w:bookmarkEnd w:id="95"/>
+    <w:bookmarkEnd w:id="96"/>
+    <w:bookmarkEnd w:id="97"/>
+    <w:bookmarkStart w:id="126" w:name="sec-bayes-predictive-checks"/>
     <w:p>
       <w:pPr>
         <w:pStyle w:val="Heading2"/>
@@ -29499,7 +34143,7 @@
       <w:r>
         <w:t xml:space="preserve"> </w:t>
       </w:r>
-      <w:hyperlink r:id="rId90">
+      <w:hyperlink r:id="rId98">
         <w:r>
           <w:rPr>
             <w:rStyle w:val="Hyperlink"/>
@@ -29516,7 +34160,7 @@
         <w:t xml:space="preserve">(Statistical Rethinking 2026, Lecture A03).</w:t>
       </w:r>
     </w:p>
-    <w:bookmarkStart w:id="91" w:name="def-prior-predictive"/>
+    <w:bookmarkStart w:id="99" w:name="def-prior-predictive"/>
     <w:p>
       <w:pPr>
         <w:pStyle w:val="BodyText"/>
@@ -29852,8 +34496,8 @@
         <w:t xml:space="preserve">.</w:t>
       </w:r>
     </w:p>
-    <w:bookmarkEnd w:id="91"/>
-    <w:bookmarkStart w:id="92" w:name="exm-prior-predictive"/>
+    <w:bookmarkEnd w:id="99"/>
+    <w:bookmarkStart w:id="100" w:name="exm-prior-predictive"/>
     <w:p>
       <w:pPr>
         <w:pStyle w:val="BodyText"/>
@@ -29863,7 +34507,7 @@
           <w:b/>
           <w:bCs/>
         </w:rPr>
-        <w:t xml:space="preserve">Example 18 (Prior predictive distribution of a count)</w:t>
+        <w:t xml:space="preserve">Example 19 (Prior predictive distribution of a count)</w:t>
       </w:r>
       <w:r>
         <w:t xml:space="preserve"> </w:t>
@@ -29879,7 +34523,7 @@
           <w:rPr>
             <w:rStyle w:val="Hyperlink"/>
           </w:rPr>
-          <w:t xml:space="preserve">Example 12</w:t>
+          <w:t xml:space="preserve">Example 13</w:t>
         </w:r>
       </w:hyperlink>
       <w:r>
@@ -31751,8 +36395,8 @@
         <w:t xml:space="preserve">#&gt; {'smallest': np.float64(0.005263157894736842), 'largest': np.float64(0.005263157894736846), 'one_over_n_plus_1': 0.005263157894736842}</w:t>
       </w:r>
     </w:p>
-    <w:bookmarkEnd w:id="92"/>
-    <w:bookmarkStart w:id="93" w:name="def-posterior-predictive"/>
+    <w:bookmarkEnd w:id="100"/>
+    <w:bookmarkStart w:id="101" w:name="def-posterior-predictive"/>
     <w:p>
       <w:pPr>
         <w:pStyle w:val="FirstParagraph"/>
@@ -32418,8 +37062,8 @@
         <w:t xml:space="preserve">gives the posterior predictive distribution of replicated data.</w:t>
       </w:r>
     </w:p>
-    <w:bookmarkEnd w:id="93"/>
-    <w:bookmarkStart w:id="94" w:name="exm-posterior-predictive"/>
+    <w:bookmarkEnd w:id="101"/>
+    <w:bookmarkStart w:id="102" w:name="exm-posterior-predictive"/>
     <w:p>
       <w:pPr>
         <w:pStyle w:val="BodyText"/>
@@ -32429,7 +37073,7 @@
           <w:b/>
           <w:bCs/>
         </w:rPr>
-        <w:t xml:space="preserve">Example 19 (Will the next mother smoke?)</w:t>
+        <w:t xml:space="preserve">Example 20 (Will the next mother smoke?)</w:t>
       </w:r>
       <w:r>
         <w:t xml:space="preserve"> </w:t>
@@ -32715,7 +37359,7 @@
           <w:rPr>
             <w:rStyle w:val="Hyperlink"/>
           </w:rPr>
-          <w:t xml:space="preserve">Example 13</w:t>
+          <w:t xml:space="preserve">Example 14</w:t>
         </w:r>
       </w:hyperlink>
       <w:r>
@@ -34052,8 +38696,8 @@
         <w:t xml:space="preserve">#&gt; {'simulated': np.float64(0.3929), 'exact': np.float64(0.39267015706806285)}</w:t>
       </w:r>
     </w:p>
-    <w:bookmarkEnd w:id="94"/>
-    <w:bookmarkStart w:id="95" w:name="def-test-quantity"/>
+    <w:bookmarkEnd w:id="102"/>
+    <w:bookmarkStart w:id="103" w:name="def-test-quantity"/>
     <w:p>
       <w:pPr>
         <w:pStyle w:val="FirstParagraph"/>
@@ -34133,8 +38777,8 @@
         <w:t xml:space="preserve">.</w:t>
       </w:r>
     </w:p>
-    <w:bookmarkEnd w:id="95"/>
-    <w:bookmarkStart w:id="96" w:name="exm-test-quantity"/>
+    <w:bookmarkEnd w:id="103"/>
+    <w:bookmarkStart w:id="104" w:name="exm-test-quantity"/>
     <w:p>
       <w:pPr>
         <w:pStyle w:val="BodyText"/>
@@ -34144,7 +38788,7 @@
           <w:b/>
           <w:bCs/>
         </w:rPr>
-        <w:t xml:space="preserve">Example 20 (Two test quantities for the smoking data)</w:t>
+        <w:t xml:space="preserve">Example 21 (Two test quantities for the smoking data)</w:t>
       </w:r>
       <w:r>
         <w:t xml:space="preserve"> </w:t>
@@ -35490,8 +40134,8 @@
         <w:t xml:space="preserve">#&gt; {'T1': np.int64(74), 'T2': np.float64(0.36256218905472637)}</w:t>
       </w:r>
     </w:p>
-    <w:bookmarkEnd w:id="96"/>
-    <w:bookmarkStart w:id="97" w:name="def-prior-predictive-check"/>
+    <w:bookmarkEnd w:id="104"/>
+    <w:bookmarkStart w:id="105" w:name="def-prior-predictive-check"/>
     <w:p>
       <w:pPr>
         <w:pStyle w:val="FirstParagraph"/>
@@ -35650,8 +40294,8 @@
         <w:t xml:space="preserve">.</w:t>
       </w:r>
     </w:p>
-    <w:bookmarkEnd w:id="97"/>
-    <w:bookmarkStart w:id="105" w:name="exm-prior-predictive-check"/>
+    <w:bookmarkEnd w:id="105"/>
+    <w:bookmarkStart w:id="113" w:name="exm-prior-predictive-check"/>
     <w:p>
       <w:pPr>
         <w:pStyle w:val="BodyText"/>
@@ -35661,7 +40305,7 @@
           <w:b/>
           <w:bCs/>
         </w:rPr>
-        <w:t xml:space="preserve">Example 21 (Checking two priors for the smoking probability)</w:t>
+        <w:t xml:space="preserve">Example 22 (Checking two priors for the smoking probability)</w:t>
       </w:r>
       <w:r>
         <w:t xml:space="preserve"> </w:t>
@@ -37341,7 +41985,7 @@
       <w:tr>
         <w:tc>
           <w:tcPr/>
-          <w:bookmarkStart w:id="104" w:name="fig-prior-predictive-check"/>
+          <w:bookmarkStart w:id="112" w:name="fig-prior-predictive-check"/>
           <w:p>
             <w:pPr>
               <w:pStyle w:val="Heading4"/>
@@ -37696,18 +42340,18 @@
                 <wp:inline>
                   <wp:extent cx="4620126" cy="3696101"/>
                   <wp:effectExtent b="0" l="0" r="0" t="0"/>
-                  <wp:docPr descr="" title="" id="99" name="Picture"/>
+                  <wp:docPr descr="" title="" id="107" name="Picture"/>
                   <a:graphic>
                     <a:graphicData uri="http://schemas.openxmlformats.org/drawingml/2006/picture">
                       <pic:pic>
                         <pic:nvPicPr>
-                          <pic:cNvPr descr="bayesian-inference_files/figure-docx/prior-predictive-check-plot-1.png" id="100" name="Picture"/>
+                          <pic:cNvPr descr="bayesian-inference_files/figure-docx/prior-predictive-check-plot-1.png" id="108" name="Picture"/>
                           <pic:cNvPicPr>
                             <a:picLocks noChangeArrowheads="1" noChangeAspect="1"/>
                           </pic:cNvPicPr>
                         </pic:nvPicPr>
                         <pic:blipFill>
-                          <a:blip r:embed="rId98"/>
+                          <a:blip r:embed="rId106"/>
                           <a:stretch>
                             <a:fillRect/>
                           </a:stretch>
@@ -38175,18 +42819,18 @@
                 <wp:inline>
                   <wp:extent cx="5334000" cy="2333625"/>
                   <wp:effectExtent b="0" l="0" r="0" t="0"/>
-                  <wp:docPr descr="" title="" id="102" name="Picture"/>
+                  <wp:docPr descr="" title="" id="110" name="Picture"/>
                   <a:graphic>
                     <a:graphicData uri="http://schemas.openxmlformats.org/drawingml/2006/picture">
                       <pic:pic>
                         <pic:nvPicPr>
-                          <pic:cNvPr descr="bayesian-inference_files/figure-docx/prior-predictive-check-plot-py-1.png" id="103" name="Picture"/>
+                          <pic:cNvPr descr="bayesian-inference_files/figure-docx/prior-predictive-check-plot-py-1.png" id="111" name="Picture"/>
                           <pic:cNvPicPr>
                             <a:picLocks noChangeArrowheads="1" noChangeAspect="1"/>
                           </pic:cNvPicPr>
                         </pic:nvPicPr>
                         <pic:blipFill>
-                          <a:blip r:embed="rId101"/>
+                          <a:blip r:embed="rId109"/>
                           <a:stretch>
                             <a:fillRect/>
                           </a:stretch>
@@ -38259,7 +42903,7 @@
               <w:t xml:space="preserve">The dashed line is the observed count, 74.</w:t>
             </w:r>
           </w:p>
-          <w:bookmarkEnd w:id="104"/>
+          <w:bookmarkEnd w:id="112"/>
         </w:tc>
       </w:tr>
     </w:tbl>
@@ -38370,8 +43014,8 @@
         <w:t xml:space="preserve">before trusting a posterior built on it.</w:t>
       </w:r>
     </w:p>
-    <w:bookmarkEnd w:id="105"/>
-    <w:bookmarkStart w:id="106" w:name="def-posterior-predictive-check"/>
+    <w:bookmarkEnd w:id="113"/>
+    <w:bookmarkStart w:id="114" w:name="def-posterior-predictive-check"/>
     <w:p>
       <w:pPr>
         <w:pStyle w:val="BodyText"/>
@@ -38614,8 +43258,8 @@
         <w:t xml:space="preserve">.</w:t>
       </w:r>
     </w:p>
-    <w:bookmarkEnd w:id="106"/>
-    <w:bookmarkStart w:id="114" w:name="exm-posterior-predictive-check"/>
+    <w:bookmarkEnd w:id="114"/>
+    <w:bookmarkStart w:id="122" w:name="exm-posterior-predictive-check"/>
     <w:p>
       <w:pPr>
         <w:pStyle w:val="BodyText"/>
@@ -38625,7 +43269,7 @@
           <w:b/>
           <w:bCs/>
         </w:rPr>
-        <w:t xml:space="preserve">Example 22 (Does one smoking probability fit every group?)</w:t>
+        <w:t xml:space="preserve">Example 23 (Does one smoking probability fit every group?)</w:t>
       </w:r>
       <w:r>
         <w:t xml:space="preserve"> </w:t>
@@ -38664,7 +43308,7 @@
           <w:rPr>
             <w:rStyle w:val="Hyperlink"/>
           </w:rPr>
-          <w:t xml:space="preserve">Example 20</w:t>
+          <w:t xml:space="preserve">Example 21</w:t>
         </w:r>
       </w:hyperlink>
       <w:r>
@@ -40703,7 +45347,7 @@
       <w:tr>
         <w:tc>
           <w:tcPr/>
-          <w:bookmarkStart w:id="113" w:name="fig-posterior-predictive-check"/>
+          <w:bookmarkStart w:id="121" w:name="fig-posterior-predictive-check"/>
           <w:p>
             <w:pPr>
               <w:pStyle w:val="Heading4"/>
@@ -41103,18 +45747,18 @@
                 <wp:inline>
                   <wp:extent cx="4620126" cy="3696101"/>
                   <wp:effectExtent b="0" l="0" r="0" t="0"/>
-                  <wp:docPr descr="" title="" id="108" name="Picture"/>
+                  <wp:docPr descr="" title="" id="116" name="Picture"/>
                   <a:graphic>
                     <a:graphicData uri="http://schemas.openxmlformats.org/drawingml/2006/picture">
                       <pic:pic>
                         <pic:nvPicPr>
-                          <pic:cNvPr descr="bayesian-inference_files/figure-docx/posterior-predictive-check-plot-1.png" id="109" name="Picture"/>
+                          <pic:cNvPr descr="bayesian-inference_files/figure-docx/posterior-predictive-check-plot-1.png" id="117" name="Picture"/>
                           <pic:cNvPicPr>
                             <a:picLocks noChangeArrowheads="1" noChangeAspect="1"/>
                           </pic:cNvPicPr>
                         </pic:nvPicPr>
                         <pic:blipFill>
-                          <a:blip r:embed="rId107"/>
+                          <a:blip r:embed="rId115"/>
                           <a:stretch>
                             <a:fillRect/>
                           </a:stretch>
@@ -41501,18 +46145,18 @@
                 <wp:inline>
                   <wp:extent cx="5334000" cy="2333625"/>
                   <wp:effectExtent b="0" l="0" r="0" t="0"/>
-                  <wp:docPr descr="" title="" id="111" name="Picture"/>
+                  <wp:docPr descr="" title="" id="119" name="Picture"/>
                   <a:graphic>
                     <a:graphicData uri="http://schemas.openxmlformats.org/drawingml/2006/picture">
                       <pic:pic>
                         <pic:nvPicPr>
-                          <pic:cNvPr descr="bayesian-inference_files/figure-docx/posterior-predictive-check-plot-py-1.png" id="112" name="Picture"/>
+                          <pic:cNvPr descr="bayesian-inference_files/figure-docx/posterior-predictive-check-plot-py-1.png" id="120" name="Picture"/>
                           <pic:cNvPicPr>
                             <a:picLocks noChangeArrowheads="1" noChangeAspect="1"/>
                           </pic:cNvPicPr>
                         </pic:nvPicPr>
                         <pic:blipFill>
-                          <a:blip r:embed="rId110"/>
+                          <a:blip r:embed="rId118"/>
                           <a:stretch>
                             <a:fillRect/>
                           </a:stretch>
@@ -41640,7 +46284,7 @@
               <w:t xml:space="preserve">data.</w:t>
             </w:r>
           </w:p>
-          <w:bookmarkEnd w:id="113"/>
+          <w:bookmarkEnd w:id="121"/>
         </w:tc>
       </w:tr>
     </w:tbl>
@@ -41702,8 +46346,8 @@
         <w:t xml:space="preserve">for everyone cannot reproduce that.</w:t>
       </w:r>
     </w:p>
-    <w:bookmarkEnd w:id="114"/>
-    <w:bookmarkStart w:id="115" w:name="def-ppp-value"/>
+    <w:bookmarkEnd w:id="122"/>
+    <w:bookmarkStart w:id="123" w:name="def-ppp-value"/>
     <w:p>
       <w:pPr>
         <w:pStyle w:val="BodyText"/>
@@ -42093,8 +46737,8 @@
         <w:t xml:space="preserve">A value near 0 or 1 means the observed data are unusual under the model.</w:t>
       </w:r>
     </w:p>
-    <w:bookmarkEnd w:id="115"/>
-    <w:bookmarkStart w:id="117" w:name="exm-ppp-value"/>
+    <w:bookmarkEnd w:id="123"/>
+    <w:bookmarkStart w:id="125" w:name="exm-ppp-value"/>
     <w:p>
       <w:pPr>
         <w:pStyle w:val="BodyText"/>
@@ -42104,7 +46748,7 @@
           <w:b/>
           <w:bCs/>
         </w:rPr>
-        <w:t xml:space="preserve">Example 23 (Posterior predictive p-values for the race spread)</w:t>
+        <w:t xml:space="preserve">Example 24 (Posterior predictive p-values for the race spread)</w:t>
       </w:r>
       <w:r>
         <w:t xml:space="preserve"> </w:t>
@@ -42120,7 +46764,7 @@
           <w:rPr>
             <w:rStyle w:val="Hyperlink"/>
           </w:rPr>
-          <w:t xml:space="preserve">Example 22</w:t>
+          <w:t xml:space="preserve">Example 23</w:t>
         </w:r>
       </w:hyperlink>
       <w:r>
@@ -42449,7 +47093,7 @@
       <w:r>
         <w:t xml:space="preserve"> </w:t>
       </w:r>
-      <w:hyperlink r:id="rId116">
+      <w:hyperlink r:id="rId124">
         <w:r>
           <w:rPr>
             <w:rStyle w:val="Hyperlink"/>
@@ -42464,9 +47108,9 @@
         <w:t xml:space="preserve">fitted on the companion page.</w:t>
       </w:r>
     </w:p>
-    <w:bookmarkEnd w:id="117"/>
-    <w:bookmarkEnd w:id="118"/>
-    <w:bookmarkStart w:id="126" w:name="sec-bayes-hierarchies"/>
+    <w:bookmarkEnd w:id="125"/>
+    <w:bookmarkEnd w:id="126"/>
+    <w:bookmarkStart w:id="134" w:name="sec-bayes-hierarchies"/>
     <w:p>
       <w:pPr>
         <w:pStyle w:val="Heading2"/>
@@ -42475,7 +47119,7 @@
         <w:t xml:space="preserve">5 Distributions and hierarchies</w:t>
       </w:r>
     </w:p>
-    <w:bookmarkStart w:id="119" w:name="def-hierarchical-model"/>
+    <w:bookmarkStart w:id="127" w:name="def-hierarchical-model"/>
     <w:p>
       <w:pPr>
         <w:pStyle w:val="FirstParagraph"/>
@@ -42547,8 +47191,8 @@
         <w:t xml:space="preserve">.</w:t>
       </w:r>
     </w:p>
-    <w:bookmarkEnd w:id="119"/>
-    <w:bookmarkStart w:id="120" w:name="rem-hierarchical-model-structure"/>
+    <w:bookmarkEnd w:id="127"/>
+    <w:bookmarkStart w:id="128" w:name="rem-hierarchical-model-structure"/>
     <w:p>
       <w:pPr>
         <w:pStyle w:val="BodyText"/>
@@ -42604,8 +47248,8 @@
         <w:t xml:space="preserve">).</w:t>
       </w:r>
     </w:p>
-    <w:bookmarkEnd w:id="120"/>
-    <w:bookmarkStart w:id="121" w:name="def-hyperparameter"/>
+    <w:bookmarkEnd w:id="128"/>
+    <w:bookmarkStart w:id="129" w:name="def-hyperparameter"/>
     <w:p>
       <w:pPr>
         <w:pStyle w:val="BodyText"/>
@@ -42666,8 +47310,8 @@
         <w:t xml:space="preserve">of the distribution of the group-level parameters.</w:t>
       </w:r>
     </w:p>
-    <w:bookmarkEnd w:id="121"/>
-    <w:bookmarkStart w:id="122" w:name="def-hyperprior"/>
+    <w:bookmarkEnd w:id="129"/>
+    <w:bookmarkStart w:id="130" w:name="def-hyperprior"/>
     <w:p>
       <w:pPr>
         <w:pStyle w:val="BodyText"/>
@@ -42742,8 +47386,8 @@
         <w:t xml:space="preserve">.</w:t>
       </w:r>
     </w:p>
-    <w:bookmarkEnd w:id="122"/>
-    <w:bookmarkStart w:id="123" w:name="exm-two-level-normal"/>
+    <w:bookmarkEnd w:id="130"/>
+    <w:bookmarkStart w:id="131" w:name="exm-two-level-normal"/>
     <w:p>
       <w:pPr>
         <w:pStyle w:val="BodyText"/>
@@ -42753,7 +47397,7 @@
           <w:b/>
           <w:bCs/>
         </w:rPr>
-        <w:t xml:space="preserve">Example 24 (A two-level Gaussian model)</w:t>
+        <w:t xml:space="preserve">Example 25 (A two-level Gaussian model)</w:t>
       </w:r>
       <w:r>
         <w:t xml:space="preserve"> </w:t>
@@ -43247,7 +47891,7 @@
         <w:t xml:space="preserve">.</w:t>
       </w:r>
     </w:p>
-    <w:bookmarkEnd w:id="123"/>
+    <w:bookmarkEnd w:id="131"/>
     <w:p>
       <w:pPr>
         <w:pStyle w:val="BodyText"/>
@@ -43380,7 +48024,7 @@
       <w:r>
         <w:t xml:space="preserve"> </w:t>
       </w:r>
-      <w:hyperlink r:id="rId124">
+      <w:hyperlink r:id="rId132">
         <w:r>
           <w:rPr>
             <w:rStyle w:val="Hyperlink"/>
@@ -43462,7 +48106,7 @@
       <w:r>
         <w:t xml:space="preserve"> </w:t>
       </w:r>
-      <w:hyperlink r:id="rId125">
+      <w:hyperlink r:id="rId133">
         <w:r>
           <w:rPr>
             <w:rStyle w:val="Hyperlink"/>
@@ -43479,8 +48123,8 @@
         <w:t xml:space="preserve">(Statistical Rethinking 2026, Lecture B01).</w:t>
       </w:r>
     </w:p>
-    <w:bookmarkEnd w:id="126"/>
-    <w:bookmarkStart w:id="141" w:name="sec-bayes-resources"/>
+    <w:bookmarkEnd w:id="134"/>
+    <w:bookmarkStart w:id="149" w:name="sec-bayes-resources"/>
     <w:p>
       <w:pPr>
         <w:pStyle w:val="Heading2"/>
@@ -43497,7 +48141,7 @@
         <w:t xml:space="preserve">The following resources cover Bayesian inference in more depth.</w:t>
       </w:r>
     </w:p>
-    <w:bookmarkStart w:id="135" w:name="uc-davis-courses"/>
+    <w:bookmarkStart w:id="143" w:name="uc-davis-courses"/>
     <w:p>
       <w:pPr>
         <w:pStyle w:val="Heading3"/>
@@ -43514,7 +48158,7 @@
           <w:numId w:val="1007"/>
         </w:numPr>
       </w:pPr>
-      <w:hyperlink r:id="rId127">
+      <w:hyperlink r:id="rId135">
         <w:r>
           <w:rPr>
             <w:rStyle w:val="Hyperlink"/>
@@ -43540,7 +48184,7 @@
           <w:numId w:val="1007"/>
         </w:numPr>
       </w:pPr>
-      <w:hyperlink r:id="rId128">
+      <w:hyperlink r:id="rId136">
         <w:r>
           <w:rPr>
             <w:rStyle w:val="Hyperlink"/>
@@ -43566,7 +48210,7 @@
           <w:numId w:val="1007"/>
         </w:numPr>
       </w:pPr>
-      <w:hyperlink r:id="rId129">
+      <w:hyperlink r:id="rId137">
         <w:r>
           <w:rPr>
             <w:rStyle w:val="Hyperlink"/>
@@ -43592,7 +48236,7 @@
           <w:numId w:val="1007"/>
         </w:numPr>
       </w:pPr>
-      <w:hyperlink r:id="rId130">
+      <w:hyperlink r:id="rId138">
         <w:r>
           <w:rPr>
             <w:rStyle w:val="Hyperlink"/>
@@ -43618,7 +48262,7 @@
           <w:numId w:val="1007"/>
         </w:numPr>
       </w:pPr>
-      <w:hyperlink r:id="rId131">
+      <w:hyperlink r:id="rId139">
         <w:r>
           <w:rPr>
             <w:rStyle w:val="Hyperlink"/>
@@ -43644,7 +48288,7 @@
           <w:numId w:val="1007"/>
         </w:numPr>
       </w:pPr>
-      <w:hyperlink r:id="rId132">
+      <w:hyperlink r:id="rId140">
         <w:r>
           <w:rPr>
             <w:rStyle w:val="Hyperlink"/>
@@ -43670,7 +48314,7 @@
           <w:numId w:val="1007"/>
         </w:numPr>
       </w:pPr>
-      <w:hyperlink r:id="rId133">
+      <w:hyperlink r:id="rId141">
         <w:r>
           <w:rPr>
             <w:rStyle w:val="Hyperlink"/>
@@ -43696,7 +48340,7 @@
           <w:numId w:val="1007"/>
         </w:numPr>
       </w:pPr>
-      <w:hyperlink r:id="rId134">
+      <w:hyperlink r:id="rId142">
         <w:r>
           <w:rPr>
             <w:rStyle w:val="Hyperlink"/>
@@ -43714,8 +48358,8 @@
         <w:t xml:space="preserve">“Advanced Statistics”</w:t>
       </w:r>
     </w:p>
-    <w:bookmarkEnd w:id="135"/>
-    <w:bookmarkStart w:id="140" w:name="books"/>
+    <w:bookmarkEnd w:id="143"/>
+    <w:bookmarkStart w:id="148" w:name="books"/>
     <w:p>
       <w:pPr>
         <w:pStyle w:val="Heading3"/>
@@ -43777,7 +48421,7 @@
       <w:r>
         <w:t xml:space="preserve"> </w:t>
       </w:r>
-      <w:hyperlink r:id="rId130">
+      <w:hyperlink r:id="rId138">
         <w:r>
           <w:rPr>
             <w:rStyle w:val="Hyperlink"/>
@@ -43806,7 +48450,7 @@
       <w:r>
         <w:t xml:space="preserve"> </w:t>
       </w:r>
-      <w:hyperlink r:id="rId136">
+      <w:hyperlink r:id="rId144">
         <w:r>
           <w:rPr>
             <w:rStyle w:val="Hyperlink"/>
@@ -43826,7 +48470,7 @@
       <w:r>
         <w:t xml:space="preserve"> </w:t>
       </w:r>
-      <w:hyperlink r:id="rId137">
+      <w:hyperlink r:id="rId145">
         <w:r>
           <w:rPr>
             <w:rStyle w:val="Hyperlink"/>
@@ -43846,7 +48490,7 @@
       <w:r>
         <w:t xml:space="preserve"> </w:t>
       </w:r>
-      <w:hyperlink r:id="rId138">
+      <w:hyperlink r:id="rId146">
         <w:r>
           <w:rPr>
             <w:rStyle w:val="Hyperlink"/>
@@ -43866,7 +48510,7 @@
       <w:r>
         <w:t xml:space="preserve"> </w:t>
       </w:r>
-      <w:hyperlink r:id="rId139">
+      <w:hyperlink r:id="rId147">
         <w:r>
           <w:rPr>
             <w:rStyle w:val="Hyperlink"/>
@@ -43940,7 +48584,7 @@
       <w:r>
         <w:t xml:space="preserve"> </w:t>
       </w:r>
-      <w:hyperlink r:id="rId131">
+      <w:hyperlink r:id="rId139">
         <w:r>
           <w:rPr>
             <w:rStyle w:val="Hyperlink"/>
@@ -43949,9 +48593,9 @@
         </w:r>
       </w:hyperlink>
     </w:p>
-    <w:bookmarkEnd w:id="140"/>
-    <w:bookmarkEnd w:id="141"/>
-    <w:bookmarkStart w:id="163" w:name="references"/>
+    <w:bookmarkEnd w:id="148"/>
+    <w:bookmarkEnd w:id="149"/>
+    <w:bookmarkStart w:id="171" w:name="references"/>
     <w:p>
       <w:pPr>
         <w:pStyle w:val="Heading2"/>
@@ -43960,8 +48604,8 @@
         <w:t xml:space="preserve">References</w:t>
       </w:r>
     </w:p>
-    <w:bookmarkStart w:id="162" w:name="refs"/>
-    <w:bookmarkStart w:id="143" w:name="ref-aragon2018population"/>
+    <w:bookmarkStart w:id="170" w:name="refs"/>
+    <w:bookmarkStart w:id="151" w:name="ref-aragon2018population"/>
     <w:p>
       <w:pPr>
         <w:pStyle w:val="Bibliography"/>
@@ -44013,7 +48657,7 @@
       <w:r>
         <w:t xml:space="preserve"> </w:t>
       </w:r>
-      <w:hyperlink r:id="rId142">
+      <w:hyperlink r:id="rId150">
         <w:r>
           <w:rPr>
             <w:rStyle w:val="Hyperlink"/>
@@ -44025,8 +48669,8 @@
         <w:t xml:space="preserve">.</w:t>
       </w:r>
     </w:p>
-    <w:bookmarkEnd w:id="143"/>
-    <w:bookmarkStart w:id="145" w:name="ref-CaseBerg01"/>
+    <w:bookmarkEnd w:id="151"/>
+    <w:bookmarkStart w:id="153" w:name="ref-CaseBerg01"/>
     <w:p>
       <w:pPr>
         <w:pStyle w:val="Bibliography"/>
@@ -44050,7 +48694,7 @@
       <w:r>
         <w:t xml:space="preserve"> </w:t>
       </w:r>
-      <w:hyperlink r:id="rId144">
+      <w:hyperlink r:id="rId152">
         <w:r>
           <w:rPr>
             <w:rStyle w:val="Hyperlink"/>
@@ -44062,8 +48706,8 @@
         <w:t xml:space="preserve">.</w:t>
       </w:r>
     </w:p>
-    <w:bookmarkEnd w:id="145"/>
-    <w:bookmarkStart w:id="147" w:name="ref-CowlesMaryKathryn2013ABSW"/>
+    <w:bookmarkEnd w:id="153"/>
+    <w:bookmarkStart w:id="155" w:name="ref-CowlesMaryKathryn2013ABSW"/>
     <w:p>
       <w:pPr>
         <w:pStyle w:val="Bibliography"/>
@@ -44143,7 +48787,7 @@
       <w:r>
         <w:t xml:space="preserve"> </w:t>
       </w:r>
-      <w:hyperlink r:id="rId146">
+      <w:hyperlink r:id="rId154">
         <w:r>
           <w:rPr>
             <w:rStyle w:val="Hyperlink"/>
@@ -44155,8 +48799,8 @@
         <w:t xml:space="preserve">.</w:t>
       </w:r>
     </w:p>
-    <w:bookmarkEnd w:id="147"/>
-    <w:bookmarkStart w:id="149" w:name="ref-dobson4e"/>
+    <w:bookmarkEnd w:id="155"/>
+    <w:bookmarkStart w:id="157" w:name="ref-dobson4e"/>
     <w:p>
       <w:pPr>
         <w:pStyle w:val="Bibliography"/>
@@ -44180,7 +48824,7 @@
       <w:r>
         <w:t xml:space="preserve"> </w:t>
       </w:r>
-      <w:hyperlink r:id="rId148">
+      <w:hyperlink r:id="rId156">
         <w:r>
           <w:rPr>
             <w:rStyle w:val="Hyperlink"/>
@@ -44192,8 +48836,8 @@
         <w:t xml:space="preserve">.</w:t>
       </w:r>
     </w:p>
-    <w:bookmarkEnd w:id="149"/>
-    <w:bookmarkStart w:id="151" w:name="ref-gelman2013bda"/>
+    <w:bookmarkEnd w:id="157"/>
+    <w:bookmarkStart w:id="159" w:name="ref-gelman2013bda"/>
     <w:p>
       <w:pPr>
         <w:pStyle w:val="Bibliography"/>
@@ -44217,7 +48861,7 @@
       <w:r>
         <w:t xml:space="preserve"> </w:t>
       </w:r>
-      <w:hyperlink r:id="rId150">
+      <w:hyperlink r:id="rId158">
         <w:r>
           <w:rPr>
             <w:rStyle w:val="Hyperlink"/>
@@ -44229,8 +48873,8 @@
         <w:t xml:space="preserve">.</w:t>
       </w:r>
     </w:p>
-    <w:bookmarkEnd w:id="151"/>
-    <w:bookmarkStart w:id="152" w:name="ref-HobbsN.Thompson2015Bmas"/>
+    <w:bookmarkEnd w:id="159"/>
+    <w:bookmarkStart w:id="160" w:name="ref-HobbsN.Thompson2015Bmas"/>
     <w:p>
       <w:pPr>
         <w:pStyle w:val="Bibliography"/>
@@ -44252,8 +48896,8 @@
         <w:t xml:space="preserve">. STU - Student edition. Princeton University Press.</w:t>
       </w:r>
     </w:p>
-    <w:bookmarkEnd w:id="152"/>
-    <w:bookmarkStart w:id="153" w:name="ref-hosmer1989applied"/>
+    <w:bookmarkEnd w:id="160"/>
+    <w:bookmarkStart w:id="161" w:name="ref-hosmer1989applied"/>
     <w:p>
       <w:pPr>
         <w:pStyle w:val="Bibliography"/>
@@ -44275,8 +48919,8 @@
         <w:t xml:space="preserve">. Wiley.</w:t>
       </w:r>
     </w:p>
-    <w:bookmarkEnd w:id="153"/>
-    <w:bookmarkStart w:id="155" w:name="ref-kery-bayes-pop"/>
+    <w:bookmarkEnd w:id="161"/>
+    <w:bookmarkStart w:id="163" w:name="ref-kery-bayes-pop"/>
     <w:p>
       <w:pPr>
         <w:pStyle w:val="Bibliography"/>
@@ -44328,7 +48972,7 @@
       <w:r>
         <w:t xml:space="preserve"> </w:t>
       </w:r>
-      <w:hyperlink r:id="rId154">
+      <w:hyperlink r:id="rId162">
         <w:r>
           <w:rPr>
             <w:rStyle w:val="Hyperlink"/>
@@ -44340,8 +48984,8 @@
         <w:t xml:space="preserve">.</w:t>
       </w:r>
     </w:p>
-    <w:bookmarkEnd w:id="155"/>
-    <w:bookmarkStart w:id="156" w:name="ref-korner.bayes.ecology"/>
+    <w:bookmarkEnd w:id="163"/>
+    <w:bookmarkStart w:id="164" w:name="ref-korner.bayes.ecology"/>
     <w:p>
       <w:pPr>
         <w:pStyle w:val="Bibliography"/>
@@ -44419,8 +49063,8 @@
         <w:t xml:space="preserve">. 1st ed. Academic Press.</w:t>
       </w:r>
     </w:p>
-    <w:bookmarkEnd w:id="156"/>
-    <w:bookmarkStart w:id="157" w:name="ref-statrethink2e"/>
+    <w:bookmarkEnd w:id="164"/>
+    <w:bookmarkStart w:id="165" w:name="ref-statrethink2e"/>
     <w:p>
       <w:pPr>
         <w:pStyle w:val="Bibliography"/>
@@ -44512,8 +49156,8 @@
         <w:t xml:space="preserve">. Second edition. Chapman &amp; Hall/CRC Texts in Statistical Science Series. CRC Press.</w:t>
       </w:r>
     </w:p>
-    <w:bookmarkEnd w:id="157"/>
-    <w:bookmarkStart w:id="159" w:name="ref-rossbayes"/>
+    <w:bookmarkEnd w:id="165"/>
+    <w:bookmarkStart w:id="167" w:name="ref-rossbayes"/>
     <w:p>
       <w:pPr>
         <w:pStyle w:val="Bibliography"/>
@@ -44537,7 +49181,7 @@
       <w:r>
         <w:t xml:space="preserve"> </w:t>
       </w:r>
-      <w:hyperlink r:id="rId158">
+      <w:hyperlink r:id="rId166">
         <w:r>
           <w:rPr>
             <w:rStyle w:val="Hyperlink"/>
@@ -44549,8 +49193,8 @@
         <w:t xml:space="preserve">.</w:t>
       </w:r>
     </w:p>
-    <w:bookmarkEnd w:id="159"/>
-    <w:bookmarkStart w:id="161" w:name="ref-venables2002modern"/>
+    <w:bookmarkEnd w:id="167"/>
+    <w:bookmarkStart w:id="169" w:name="ref-venables2002modern"/>
     <w:p>
       <w:pPr>
         <w:pStyle w:val="Bibliography"/>
@@ -44588,7 +49232,7 @@
       <w:r>
         <w:t xml:space="preserve"> </w:t>
       </w:r>
-      <w:hyperlink r:id="rId160">
+      <w:hyperlink r:id="rId168">
         <w:r>
           <w:rPr>
             <w:rStyle w:val="Hyperlink"/>
@@ -44600,9 +49244,9 @@
         <w:t xml:space="preserve">.</w:t>
       </w:r>
     </w:p>
-    <w:bookmarkEnd w:id="161"/>
-    <w:bookmarkEnd w:id="162"/>
-    <w:bookmarkEnd w:id="163"/>
+    <w:bookmarkEnd w:id="169"/>
+    <w:bookmarkEnd w:id="170"/>
+    <w:bookmarkEnd w:id="171"/>
     <w:sectPr>
       <w:footnotePr>
         <w:numRestart w:val="eachSect"/>
